--- a/2这是1的简化.docx
+++ b/2这是1的简化.docx
@@ -4,6 +4,20 @@
   <w:body>
     <w:p>
       <w:pPr>
+        <w:keepNext w:val="0"/>
+        <w:keepLines w:val="0"/>
+        <w:pageBreakBefore w:val="0"/>
+        <w:kinsoku/>
+        <w:wordWrap w:val="0"/>
+        <w:overflowPunct/>
+        <w:topLinePunct w:val="0"/>
+        <w:autoSpaceDE/>
+        <w:autoSpaceDN/>
+        <w:bidi w:val="0"/>
+        <w:adjustRightInd/>
+        <w:snapToGrid/>
+        <w:spacing w:beforeAutospacing="0" w:afterAutospacing="0"/>
+        <w:textAlignment w:val="auto"/>
         <w:rPr>
           <w:rFonts w:hint="eastAsia" w:asciiTheme="minorEastAsia" w:hAnsiTheme="minorEastAsia" w:eastAsiaTheme="minorEastAsia" w:cstheme="minorEastAsia"/>
           <w:sz w:val="30"/>
@@ -101,7 +115,21 @@
     </w:p>
     <w:p>
       <w:pPr>
+        <w:keepNext w:val="0"/>
+        <w:keepLines w:val="0"/>
+        <w:pageBreakBefore w:val="0"/>
+        <w:kinsoku/>
+        <w:wordWrap w:val="0"/>
+        <w:overflowPunct/>
+        <w:topLinePunct w:val="0"/>
+        <w:autoSpaceDE/>
+        <w:autoSpaceDN/>
+        <w:bidi w:val="0"/>
+        <w:adjustRightInd/>
+        <w:snapToGrid/>
+        <w:spacing w:beforeAutospacing="0" w:afterAutospacing="0"/>
         <w:jc w:val="center"/>
+        <w:textAlignment w:val="auto"/>
         <w:rPr>
           <w:rFonts w:hint="eastAsia" w:asciiTheme="minorEastAsia" w:hAnsiTheme="minorEastAsia" w:eastAsiaTheme="minorEastAsia" w:cstheme="minorEastAsia"/>
           <w:sz w:val="24"/>
@@ -159,6 +187,20 @@
     </w:p>
     <w:p>
       <w:pPr>
+        <w:keepNext w:val="0"/>
+        <w:keepLines w:val="0"/>
+        <w:pageBreakBefore w:val="0"/>
+        <w:kinsoku/>
+        <w:wordWrap w:val="0"/>
+        <w:overflowPunct/>
+        <w:topLinePunct w:val="0"/>
+        <w:autoSpaceDE/>
+        <w:autoSpaceDN/>
+        <w:bidi w:val="0"/>
+        <w:adjustRightInd/>
+        <w:snapToGrid/>
+        <w:spacing w:beforeAutospacing="0" w:afterAutospacing="0"/>
+        <w:textAlignment w:val="auto"/>
         <w:rPr>
           <w:rFonts w:hint="eastAsia" w:asciiTheme="minorEastAsia" w:hAnsiTheme="minorEastAsia" w:eastAsiaTheme="minorEastAsia" w:cstheme="minorEastAsia"/>
           <w:sz w:val="24"/>
@@ -176,6 +218,20 @@
     </w:p>
     <w:p>
       <w:pPr>
+        <w:keepNext w:val="0"/>
+        <w:keepLines w:val="0"/>
+        <w:pageBreakBefore w:val="0"/>
+        <w:kinsoku/>
+        <w:wordWrap w:val="0"/>
+        <w:overflowPunct/>
+        <w:topLinePunct w:val="0"/>
+        <w:autoSpaceDE/>
+        <w:autoSpaceDN/>
+        <w:bidi w:val="0"/>
+        <w:adjustRightInd/>
+        <w:snapToGrid/>
+        <w:spacing w:beforeAutospacing="0" w:afterAutospacing="0"/>
+        <w:textAlignment w:val="auto"/>
         <w:rPr>
           <w:rFonts w:hint="eastAsia" w:asciiTheme="minorEastAsia" w:hAnsiTheme="minorEastAsia" w:eastAsiaTheme="minorEastAsia" w:cstheme="minorEastAsia"/>
           <w:sz w:val="24"/>
@@ -193,7 +249,21 @@
     </w:p>
     <w:p>
       <w:pPr>
+        <w:keepNext w:val="0"/>
+        <w:keepLines w:val="0"/>
+        <w:pageBreakBefore w:val="0"/>
+        <w:kinsoku/>
+        <w:wordWrap w:val="0"/>
+        <w:overflowPunct/>
+        <w:topLinePunct w:val="0"/>
+        <w:autoSpaceDE/>
+        <w:autoSpaceDN/>
+        <w:bidi w:val="0"/>
+        <w:adjustRightInd/>
+        <w:snapToGrid/>
+        <w:spacing w:beforeAutospacing="0" w:afterAutospacing="0"/>
         <w:ind w:firstLine="420" w:firstLineChars="0"/>
+        <w:textAlignment w:val="auto"/>
         <w:rPr>
           <w:rFonts w:hint="eastAsia" w:asciiTheme="minorEastAsia" w:hAnsiTheme="minorEastAsia" w:eastAsiaTheme="minorEastAsia" w:cstheme="minorEastAsia"/>
           <w:sz w:val="24"/>
@@ -276,6 +346,7 @@
               <w:bidi w:val="0"/>
               <w:adjustRightInd/>
               <w:snapToGrid/>
+              <w:spacing w:beforeAutospacing="0" w:afterAutospacing="0"/>
               <w:textAlignment w:val="auto"/>
               <w:rPr>
                 <w:rFonts w:hint="eastAsia" w:ascii="宋体" w:hAnsi="宋体" w:eastAsia="宋体" w:cs="宋体"/>
@@ -315,6 +386,7 @@
               <w:bidi w:val="0"/>
               <w:adjustRightInd/>
               <w:snapToGrid/>
+              <w:spacing w:beforeAutospacing="0" w:afterAutospacing="0"/>
               <w:textAlignment w:val="auto"/>
               <w:rPr>
                 <w:rFonts w:hint="eastAsia" w:ascii="宋体" w:hAnsi="宋体" w:eastAsia="宋体" w:cs="宋体"/>
@@ -354,6 +426,7 @@
               <w:bidi w:val="0"/>
               <w:adjustRightInd/>
               <w:snapToGrid/>
+              <w:spacing w:beforeAutospacing="0" w:afterAutospacing="0"/>
               <w:textAlignment w:val="auto"/>
               <w:rPr>
                 <w:rFonts w:hint="eastAsia" w:ascii="宋体" w:hAnsi="宋体" w:eastAsia="宋体" w:cs="宋体"/>
@@ -393,6 +466,7 @@
               <w:bidi w:val="0"/>
               <w:adjustRightInd/>
               <w:snapToGrid/>
+              <w:spacing w:beforeAutospacing="0" w:afterAutospacing="0"/>
               <w:textAlignment w:val="auto"/>
               <w:rPr>
                 <w:rFonts w:hint="eastAsia" w:ascii="宋体" w:hAnsi="宋体" w:eastAsia="宋体" w:cs="宋体"/>
@@ -453,6 +527,7 @@
               <w:bidi w:val="0"/>
               <w:adjustRightInd/>
               <w:snapToGrid/>
+              <w:spacing w:beforeAutospacing="0" w:afterAutospacing="0"/>
               <w:textAlignment w:val="auto"/>
               <w:rPr>
                 <w:rFonts w:hint="eastAsia" w:ascii="宋体" w:hAnsi="宋体" w:eastAsia="宋体" w:cs="宋体"/>
@@ -492,6 +567,7 @@
               <w:bidi w:val="0"/>
               <w:adjustRightInd/>
               <w:snapToGrid/>
+              <w:spacing w:beforeAutospacing="0" w:afterAutospacing="0"/>
               <w:textAlignment w:val="auto"/>
               <w:rPr>
                 <w:rFonts w:hint="eastAsia" w:ascii="宋体" w:hAnsi="宋体" w:eastAsia="宋体" w:cs="宋体"/>
@@ -531,6 +607,7 @@
               <w:bidi w:val="0"/>
               <w:adjustRightInd/>
               <w:snapToGrid/>
+              <w:spacing w:beforeAutospacing="0" w:afterAutospacing="0"/>
               <w:textAlignment w:val="auto"/>
               <w:rPr>
                 <w:rFonts w:hint="eastAsia" w:ascii="宋体" w:hAnsi="宋体" w:eastAsia="宋体" w:cs="宋体"/>
@@ -570,6 +647,7 @@
               <w:bidi w:val="0"/>
               <w:adjustRightInd/>
               <w:snapToGrid/>
+              <w:spacing w:beforeAutospacing="0" w:afterAutospacing="0"/>
               <w:textAlignment w:val="auto"/>
               <w:rPr>
                 <w:rFonts w:hint="eastAsia" w:ascii="宋体" w:hAnsi="宋体" w:eastAsia="宋体" w:cs="宋体"/>
@@ -630,6 +708,7 @@
               <w:bidi w:val="0"/>
               <w:adjustRightInd/>
               <w:snapToGrid/>
+              <w:spacing w:beforeAutospacing="0" w:afterAutospacing="0"/>
               <w:textAlignment w:val="auto"/>
               <w:rPr>
                 <w:rFonts w:hint="eastAsia" w:ascii="宋体" w:hAnsi="宋体" w:eastAsia="宋体" w:cs="宋体"/>
@@ -669,6 +748,7 @@
               <w:bidi w:val="0"/>
               <w:adjustRightInd/>
               <w:snapToGrid/>
+              <w:spacing w:beforeAutospacing="0" w:afterAutospacing="0"/>
               <w:textAlignment w:val="auto"/>
               <w:rPr>
                 <w:rFonts w:hint="eastAsia" w:ascii="宋体" w:hAnsi="宋体" w:eastAsia="宋体" w:cs="宋体"/>
@@ -708,6 +788,7 @@
               <w:bidi w:val="0"/>
               <w:adjustRightInd/>
               <w:snapToGrid/>
+              <w:spacing w:beforeAutospacing="0" w:afterAutospacing="0"/>
               <w:textAlignment w:val="auto"/>
               <w:rPr>
                 <w:rFonts w:hint="eastAsia" w:ascii="宋体" w:hAnsi="宋体" w:eastAsia="宋体" w:cs="宋体"/>
@@ -747,6 +828,7 @@
               <w:bidi w:val="0"/>
               <w:adjustRightInd/>
               <w:snapToGrid/>
+              <w:spacing w:beforeAutospacing="0" w:afterAutospacing="0"/>
               <w:textAlignment w:val="auto"/>
               <w:rPr>
                 <w:rFonts w:hint="eastAsia" w:ascii="宋体" w:hAnsi="宋体" w:eastAsia="宋体" w:cs="宋体"/>
@@ -807,6 +889,7 @@
               <w:bidi w:val="0"/>
               <w:adjustRightInd/>
               <w:snapToGrid/>
+              <w:spacing w:beforeAutospacing="0" w:afterAutospacing="0"/>
               <w:textAlignment w:val="auto"/>
               <w:rPr>
                 <w:rFonts w:hint="eastAsia" w:ascii="宋体" w:hAnsi="宋体" w:eastAsia="宋体" w:cs="宋体"/>
@@ -846,6 +929,7 @@
               <w:bidi w:val="0"/>
               <w:adjustRightInd/>
               <w:snapToGrid/>
+              <w:spacing w:beforeAutospacing="0" w:afterAutospacing="0"/>
               <w:textAlignment w:val="auto"/>
               <w:rPr>
                 <w:rFonts w:hint="eastAsia" w:ascii="宋体" w:hAnsi="宋体" w:eastAsia="宋体" w:cs="宋体"/>
@@ -885,6 +969,7 @@
               <w:bidi w:val="0"/>
               <w:adjustRightInd/>
               <w:snapToGrid/>
+              <w:spacing w:beforeAutospacing="0" w:afterAutospacing="0"/>
               <w:textAlignment w:val="auto"/>
               <w:rPr>
                 <w:rFonts w:hint="eastAsia" w:ascii="宋体" w:hAnsi="宋体" w:eastAsia="宋体" w:cs="宋体"/>
@@ -924,6 +1009,7 @@
               <w:bidi w:val="0"/>
               <w:adjustRightInd/>
               <w:snapToGrid/>
+              <w:spacing w:beforeAutospacing="0" w:afterAutospacing="0"/>
               <w:textAlignment w:val="auto"/>
               <w:rPr>
                 <w:rFonts w:hint="eastAsia" w:ascii="宋体" w:hAnsi="宋体" w:eastAsia="宋体" w:cs="宋体"/>
@@ -984,6 +1070,7 @@
               <w:bidi w:val="0"/>
               <w:adjustRightInd/>
               <w:snapToGrid/>
+              <w:spacing w:beforeAutospacing="0" w:afterAutospacing="0"/>
               <w:textAlignment w:val="auto"/>
               <w:rPr>
                 <w:rFonts w:hint="eastAsia" w:ascii="宋体" w:hAnsi="宋体" w:eastAsia="宋体" w:cs="宋体"/>
@@ -1023,6 +1110,7 @@
               <w:bidi w:val="0"/>
               <w:adjustRightInd/>
               <w:snapToGrid/>
+              <w:spacing w:beforeAutospacing="0" w:afterAutospacing="0"/>
               <w:textAlignment w:val="auto"/>
               <w:rPr>
                 <w:rFonts w:hint="eastAsia" w:ascii="宋体" w:hAnsi="宋体" w:eastAsia="宋体" w:cs="宋体"/>
@@ -1062,6 +1150,7 @@
               <w:bidi w:val="0"/>
               <w:adjustRightInd/>
               <w:snapToGrid/>
+              <w:spacing w:beforeAutospacing="0" w:afterAutospacing="0"/>
               <w:textAlignment w:val="auto"/>
               <w:rPr>
                 <w:rFonts w:hint="eastAsia" w:ascii="宋体" w:hAnsi="宋体" w:eastAsia="宋体" w:cs="宋体"/>
@@ -1101,6 +1190,7 @@
               <w:bidi w:val="0"/>
               <w:adjustRightInd/>
               <w:snapToGrid/>
+              <w:spacing w:beforeAutospacing="0" w:afterAutospacing="0"/>
               <w:textAlignment w:val="auto"/>
               <w:rPr>
                 <w:rFonts w:hint="eastAsia" w:ascii="宋体" w:hAnsi="宋体" w:eastAsia="宋体" w:cs="宋体"/>
@@ -1161,6 +1251,7 @@
               <w:bidi w:val="0"/>
               <w:adjustRightInd/>
               <w:snapToGrid/>
+              <w:spacing w:beforeAutospacing="0" w:afterAutospacing="0"/>
               <w:textAlignment w:val="auto"/>
               <w:rPr>
                 <w:rFonts w:hint="eastAsia" w:ascii="宋体" w:hAnsi="宋体" w:eastAsia="宋体" w:cs="宋体"/>
@@ -1200,6 +1291,7 @@
               <w:bidi w:val="0"/>
               <w:adjustRightInd/>
               <w:snapToGrid/>
+              <w:spacing w:beforeAutospacing="0" w:afterAutospacing="0"/>
               <w:textAlignment w:val="auto"/>
               <w:rPr>
                 <w:rFonts w:hint="eastAsia" w:ascii="宋体" w:hAnsi="宋体" w:eastAsia="宋体" w:cs="宋体"/>
@@ -1239,6 +1331,7 @@
               <w:bidi w:val="0"/>
               <w:adjustRightInd/>
               <w:snapToGrid/>
+              <w:spacing w:beforeAutospacing="0" w:afterAutospacing="0"/>
               <w:textAlignment w:val="auto"/>
               <w:rPr>
                 <w:rFonts w:hint="eastAsia" w:ascii="宋体" w:hAnsi="宋体" w:eastAsia="宋体" w:cs="宋体"/>
@@ -1278,6 +1371,7 @@
               <w:bidi w:val="0"/>
               <w:adjustRightInd/>
               <w:snapToGrid/>
+              <w:spacing w:beforeAutospacing="0" w:afterAutospacing="0"/>
               <w:textAlignment w:val="auto"/>
               <w:rPr>
                 <w:rFonts w:hint="eastAsia" w:ascii="宋体" w:hAnsi="宋体" w:eastAsia="宋体" w:cs="宋体"/>
@@ -1338,6 +1432,7 @@
               <w:bidi w:val="0"/>
               <w:adjustRightInd/>
               <w:snapToGrid/>
+              <w:spacing w:beforeAutospacing="0" w:afterAutospacing="0"/>
               <w:textAlignment w:val="auto"/>
               <w:rPr>
                 <w:rFonts w:hint="eastAsia" w:ascii="宋体" w:hAnsi="宋体" w:eastAsia="宋体" w:cs="宋体"/>
@@ -1377,6 +1472,7 @@
               <w:bidi w:val="0"/>
               <w:adjustRightInd/>
               <w:snapToGrid/>
+              <w:spacing w:beforeAutospacing="0" w:afterAutospacing="0"/>
               <w:textAlignment w:val="auto"/>
               <w:rPr>
                 <w:rFonts w:hint="eastAsia" w:ascii="宋体" w:hAnsi="宋体" w:eastAsia="宋体" w:cs="宋体"/>
@@ -1416,6 +1512,7 @@
               <w:bidi w:val="0"/>
               <w:adjustRightInd/>
               <w:snapToGrid/>
+              <w:spacing w:beforeAutospacing="0" w:afterAutospacing="0"/>
               <w:textAlignment w:val="auto"/>
               <w:rPr>
                 <w:rFonts w:hint="eastAsia" w:ascii="宋体" w:hAnsi="宋体" w:eastAsia="宋体" w:cs="宋体"/>
@@ -1455,6 +1552,7 @@
               <w:bidi w:val="0"/>
               <w:adjustRightInd/>
               <w:snapToGrid/>
+              <w:spacing w:beforeAutospacing="0" w:afterAutospacing="0"/>
               <w:textAlignment w:val="auto"/>
               <w:rPr>
                 <w:rFonts w:hint="eastAsia" w:ascii="宋体" w:hAnsi="宋体" w:eastAsia="宋体" w:cs="宋体"/>
@@ -1478,16 +1576,44 @@
     </w:tbl>
     <w:p>
       <w:pPr>
-        <w:rPr>
-          <w:rFonts w:hint="eastAsia" w:asciiTheme="minorEastAsia" w:hAnsiTheme="minorEastAsia" w:eastAsiaTheme="minorEastAsia" w:cstheme="minorEastAsia"/>
-          <w:sz w:val="24"/>
-          <w:szCs w:val="24"/>
-        </w:rPr>
-      </w:pPr>
-    </w:p>
-    <w:p>
-      <w:pPr>
+        <w:keepNext w:val="0"/>
+        <w:keepLines w:val="0"/>
+        <w:pageBreakBefore w:val="0"/>
+        <w:kinsoku/>
+        <w:wordWrap w:val="0"/>
+        <w:overflowPunct/>
+        <w:topLinePunct w:val="0"/>
+        <w:autoSpaceDE/>
+        <w:autoSpaceDN/>
+        <w:bidi w:val="0"/>
+        <w:adjustRightInd/>
+        <w:snapToGrid/>
+        <w:spacing w:beforeAutospacing="0" w:afterAutospacing="0"/>
+        <w:textAlignment w:val="auto"/>
+        <w:rPr>
+          <w:rFonts w:hint="eastAsia" w:asciiTheme="minorEastAsia" w:hAnsiTheme="minorEastAsia" w:eastAsiaTheme="minorEastAsia" w:cstheme="minorEastAsia"/>
+          <w:sz w:val="24"/>
+          <w:szCs w:val="24"/>
+        </w:rPr>
+      </w:pPr>
+    </w:p>
+    <w:p>
+      <w:pPr>
+        <w:keepNext w:val="0"/>
+        <w:keepLines w:val="0"/>
+        <w:pageBreakBefore w:val="0"/>
+        <w:kinsoku/>
+        <w:wordWrap w:val="0"/>
+        <w:overflowPunct/>
+        <w:topLinePunct w:val="0"/>
+        <w:autoSpaceDE/>
+        <w:autoSpaceDN/>
+        <w:bidi w:val="0"/>
+        <w:adjustRightInd/>
+        <w:snapToGrid/>
+        <w:spacing w:beforeAutospacing="0" w:afterAutospacing="0"/>
         <w:ind w:firstLine="420" w:firstLineChars="0"/>
+        <w:textAlignment w:val="auto"/>
         <w:rPr>
           <w:rFonts w:hint="eastAsia" w:asciiTheme="minorEastAsia" w:hAnsiTheme="minorEastAsia" w:eastAsiaTheme="minorEastAsia" w:cstheme="minorEastAsia"/>
           <w:sz w:val="24"/>
@@ -1505,6 +1631,20 @@
     </w:p>
     <w:p>
       <w:pPr>
+        <w:keepNext w:val="0"/>
+        <w:keepLines w:val="0"/>
+        <w:pageBreakBefore w:val="0"/>
+        <w:kinsoku/>
+        <w:wordWrap w:val="0"/>
+        <w:overflowPunct/>
+        <w:topLinePunct w:val="0"/>
+        <w:autoSpaceDE/>
+        <w:autoSpaceDN/>
+        <w:bidi w:val="0"/>
+        <w:adjustRightInd/>
+        <w:snapToGrid/>
+        <w:spacing w:beforeAutospacing="0" w:afterAutospacing="0"/>
+        <w:textAlignment w:val="auto"/>
         <w:rPr>
           <w:rFonts w:hint="eastAsia" w:asciiTheme="minorEastAsia" w:hAnsiTheme="minorEastAsia" w:eastAsiaTheme="minorEastAsia" w:cstheme="minorEastAsia"/>
           <w:sz w:val="24"/>
@@ -1546,6 +1686,20 @@
     </w:p>
     <w:p>
       <w:pPr>
+        <w:keepNext w:val="0"/>
+        <w:keepLines w:val="0"/>
+        <w:pageBreakBefore w:val="0"/>
+        <w:kinsoku/>
+        <w:wordWrap w:val="0"/>
+        <w:overflowPunct/>
+        <w:topLinePunct w:val="0"/>
+        <w:autoSpaceDE/>
+        <w:autoSpaceDN/>
+        <w:bidi w:val="0"/>
+        <w:adjustRightInd/>
+        <w:snapToGrid/>
+        <w:spacing w:beforeAutospacing="0" w:afterAutospacing="0"/>
+        <w:textAlignment w:val="auto"/>
         <w:rPr>
           <w:rFonts w:hint="eastAsia" w:asciiTheme="minorEastAsia" w:hAnsiTheme="minorEastAsia" w:eastAsiaTheme="minorEastAsia" w:cstheme="minorEastAsia"/>
           <w:sz w:val="24"/>
@@ -1563,6 +1717,20 @@
     </w:p>
     <w:p>
       <w:pPr>
+        <w:keepNext w:val="0"/>
+        <w:keepLines w:val="0"/>
+        <w:pageBreakBefore w:val="0"/>
+        <w:kinsoku/>
+        <w:wordWrap w:val="0"/>
+        <w:overflowPunct/>
+        <w:topLinePunct w:val="0"/>
+        <w:autoSpaceDE/>
+        <w:autoSpaceDN/>
+        <w:bidi w:val="0"/>
+        <w:adjustRightInd/>
+        <w:snapToGrid/>
+        <w:spacing w:beforeAutospacing="0" w:afterAutospacing="0"/>
+        <w:textAlignment w:val="auto"/>
         <w:rPr>
           <w:rFonts w:hint="eastAsia" w:asciiTheme="minorEastAsia" w:hAnsiTheme="minorEastAsia" w:eastAsiaTheme="minorEastAsia" w:cstheme="minorEastAsia"/>
           <w:sz w:val="24"/>
@@ -1588,6 +1756,20 @@
     </w:p>
     <w:p>
       <w:pPr>
+        <w:keepNext w:val="0"/>
+        <w:keepLines w:val="0"/>
+        <w:pageBreakBefore w:val="0"/>
+        <w:kinsoku/>
+        <w:wordWrap w:val="0"/>
+        <w:overflowPunct/>
+        <w:topLinePunct w:val="0"/>
+        <w:autoSpaceDE/>
+        <w:autoSpaceDN/>
+        <w:bidi w:val="0"/>
+        <w:adjustRightInd/>
+        <w:snapToGrid/>
+        <w:spacing w:beforeAutospacing="0" w:afterAutospacing="0"/>
+        <w:textAlignment w:val="auto"/>
         <w:rPr>
           <w:rFonts w:hint="eastAsia" w:asciiTheme="minorEastAsia" w:hAnsiTheme="minorEastAsia" w:eastAsiaTheme="minorEastAsia" w:cstheme="minorEastAsia"/>
           <w:sz w:val="24"/>
@@ -1629,6 +1811,20 @@
     </w:p>
     <w:p>
       <w:pPr>
+        <w:keepNext w:val="0"/>
+        <w:keepLines w:val="0"/>
+        <w:pageBreakBefore w:val="0"/>
+        <w:kinsoku/>
+        <w:wordWrap w:val="0"/>
+        <w:overflowPunct/>
+        <w:topLinePunct w:val="0"/>
+        <w:autoSpaceDE/>
+        <w:autoSpaceDN/>
+        <w:bidi w:val="0"/>
+        <w:adjustRightInd/>
+        <w:snapToGrid/>
+        <w:spacing w:beforeAutospacing="0" w:afterAutospacing="0"/>
+        <w:textAlignment w:val="auto"/>
         <w:rPr>
           <w:rFonts w:hint="eastAsia" w:asciiTheme="minorEastAsia" w:hAnsiTheme="minorEastAsia" w:eastAsiaTheme="minorEastAsia" w:cstheme="minorEastAsia"/>
           <w:sz w:val="24"/>
@@ -1698,6 +1894,20 @@
     </w:p>
     <w:p>
       <w:pPr>
+        <w:keepNext w:val="0"/>
+        <w:keepLines w:val="0"/>
+        <w:pageBreakBefore w:val="0"/>
+        <w:kinsoku/>
+        <w:wordWrap w:val="0"/>
+        <w:overflowPunct/>
+        <w:topLinePunct w:val="0"/>
+        <w:autoSpaceDE/>
+        <w:autoSpaceDN/>
+        <w:bidi w:val="0"/>
+        <w:adjustRightInd/>
+        <w:snapToGrid/>
+        <w:spacing w:beforeAutospacing="0" w:afterAutospacing="0"/>
+        <w:textAlignment w:val="auto"/>
         <w:rPr>
           <w:rFonts w:hint="eastAsia" w:asciiTheme="minorEastAsia" w:hAnsiTheme="minorEastAsia" w:eastAsiaTheme="minorEastAsia" w:cstheme="minorEastAsia"/>
           <w:sz w:val="24"/>
@@ -1723,15 +1933,43 @@
     </w:p>
     <w:p>
       <w:pPr>
-        <w:rPr>
-          <w:rFonts w:hint="eastAsia" w:asciiTheme="minorEastAsia" w:hAnsiTheme="minorEastAsia" w:eastAsiaTheme="minorEastAsia" w:cstheme="minorEastAsia"/>
-          <w:sz w:val="24"/>
-          <w:szCs w:val="24"/>
-        </w:rPr>
-      </w:pPr>
-    </w:p>
-    <w:p>
-      <w:pPr>
+        <w:keepNext w:val="0"/>
+        <w:keepLines w:val="0"/>
+        <w:pageBreakBefore w:val="0"/>
+        <w:kinsoku/>
+        <w:wordWrap w:val="0"/>
+        <w:overflowPunct/>
+        <w:topLinePunct w:val="0"/>
+        <w:autoSpaceDE/>
+        <w:autoSpaceDN/>
+        <w:bidi w:val="0"/>
+        <w:adjustRightInd/>
+        <w:snapToGrid/>
+        <w:spacing w:beforeAutospacing="0" w:afterAutospacing="0"/>
+        <w:textAlignment w:val="auto"/>
+        <w:rPr>
+          <w:rFonts w:hint="eastAsia" w:asciiTheme="minorEastAsia" w:hAnsiTheme="minorEastAsia" w:eastAsiaTheme="minorEastAsia" w:cstheme="minorEastAsia"/>
+          <w:sz w:val="24"/>
+          <w:szCs w:val="24"/>
+        </w:rPr>
+      </w:pPr>
+    </w:p>
+    <w:p>
+      <w:pPr>
+        <w:keepNext w:val="0"/>
+        <w:keepLines w:val="0"/>
+        <w:pageBreakBefore w:val="0"/>
+        <w:kinsoku/>
+        <w:wordWrap w:val="0"/>
+        <w:overflowPunct/>
+        <w:topLinePunct w:val="0"/>
+        <w:autoSpaceDE/>
+        <w:autoSpaceDN/>
+        <w:bidi w:val="0"/>
+        <w:adjustRightInd/>
+        <w:snapToGrid/>
+        <w:spacing w:beforeAutospacing="0" w:afterAutospacing="0"/>
+        <w:textAlignment w:val="auto"/>
         <w:rPr>
           <w:rFonts w:hint="eastAsia" w:asciiTheme="minorEastAsia" w:hAnsiTheme="minorEastAsia" w:eastAsiaTheme="minorEastAsia" w:cstheme="minorEastAsia"/>
           <w:sz w:val="24"/>
@@ -1774,6 +2012,20 @@
     </w:p>
     <w:p>
       <w:pPr>
+        <w:keepNext w:val="0"/>
+        <w:keepLines w:val="0"/>
+        <w:pageBreakBefore w:val="0"/>
+        <w:kinsoku/>
+        <w:wordWrap w:val="0"/>
+        <w:overflowPunct/>
+        <w:topLinePunct w:val="0"/>
+        <w:autoSpaceDE/>
+        <w:autoSpaceDN/>
+        <w:bidi w:val="0"/>
+        <w:adjustRightInd/>
+        <w:snapToGrid/>
+        <w:spacing w:beforeAutospacing="0" w:afterAutospacing="0"/>
+        <w:textAlignment w:val="auto"/>
         <w:rPr>
           <w:rFonts w:hint="eastAsia" w:asciiTheme="minorEastAsia" w:hAnsiTheme="minorEastAsia" w:eastAsiaTheme="minorEastAsia" w:cstheme="minorEastAsia"/>
           <w:sz w:val="24"/>
@@ -1806,6 +2058,7 @@
         <w:bidi w:val="0"/>
         <w:adjustRightInd/>
         <w:snapToGrid/>
+        <w:spacing w:beforeAutospacing="0" w:afterAutospacing="0"/>
         <w:textAlignment w:val="auto"/>
         <w:rPr>
           <w:rFonts w:hint="default" w:asciiTheme="minorEastAsia" w:hAnsiTheme="minorEastAsia" w:eastAsiaTheme="minorEastAsia" w:cstheme="minorEastAsia"/>
@@ -1847,16 +2100,7 @@
           <w:szCs w:val="24"/>
           <w:lang w:val="en-US" w:eastAsia="zh-CN"/>
         </w:rPr>
-        <w:t>其中</w:t>
-      </w:r>
-      <w:r>
-        <w:rPr>
-          <w:rFonts w:hint="eastAsia" w:asciiTheme="minorEastAsia" w:hAnsiTheme="minorEastAsia" w:cstheme="minorEastAsia"/>
-          <w:sz w:val="24"/>
-          <w:szCs w:val="24"/>
-          <w:lang w:val="en-US" w:eastAsia="zh-CN"/>
-        </w:rPr>
-        <w:t>也有相关skills。如果你按视频已经配置了~/.claude/CLAUDE.md，那么这步提到</w:t>
+        <w:t>其中也有相关skills。如果你按视频已经配置了~/.claude/CLAUDE.md，那么这步提到</w:t>
       </w:r>
       <w:r>
         <w:rPr>
@@ -1915,20 +2159,25 @@
           <w:szCs w:val="24"/>
           <w:lang w:val="en-US" w:eastAsia="zh-CN"/>
         </w:rPr>
-        <w:t>可追加也可不追加到</w:t>
-      </w:r>
-      <w:r>
-        <w:rPr>
-          <w:rFonts w:hint="eastAsia" w:asciiTheme="minorEastAsia" w:hAnsiTheme="minorEastAsia" w:cstheme="minorEastAsia"/>
-          <w:sz w:val="24"/>
-          <w:szCs w:val="24"/>
-          <w:lang w:val="en-US" w:eastAsia="zh-CN"/>
-        </w:rPr>
-        <w:t>~/.claude/CLAUDE.md</w:t>
-      </w:r>
-    </w:p>
-    <w:p>
-      <w:pPr>
+        <w:t>可追加也可不追加到~/.claude/CLAUDE.md</w:t>
+      </w:r>
+    </w:p>
+    <w:p>
+      <w:pPr>
+        <w:keepNext w:val="0"/>
+        <w:keepLines w:val="0"/>
+        <w:pageBreakBefore w:val="0"/>
+        <w:kinsoku/>
+        <w:wordWrap w:val="0"/>
+        <w:overflowPunct/>
+        <w:topLinePunct w:val="0"/>
+        <w:autoSpaceDE/>
+        <w:autoSpaceDN/>
+        <w:bidi w:val="0"/>
+        <w:adjustRightInd/>
+        <w:snapToGrid/>
+        <w:spacing w:beforeAutospacing="0" w:afterAutospacing="0"/>
+        <w:textAlignment w:val="auto"/>
         <w:rPr>
           <w:rFonts w:hint="default" w:asciiTheme="minorEastAsia" w:hAnsiTheme="minorEastAsia" w:cstheme="minorEastAsia"/>
           <w:sz w:val="24"/>
@@ -1943,11 +2192,25 @@
           <w:szCs w:val="24"/>
           <w:lang w:val="en-US" w:eastAsia="zh-CN"/>
         </w:rPr>
-        <w:t>2）Hooks：视频没细讲</w:t>
-      </w:r>
-    </w:p>
-    <w:p>
-      <w:pPr>
+        <w:t>2）Hooks：第54个视频</w:t>
+      </w:r>
+    </w:p>
+    <w:p>
+      <w:pPr>
+        <w:keepNext w:val="0"/>
+        <w:keepLines w:val="0"/>
+        <w:pageBreakBefore w:val="0"/>
+        <w:kinsoku/>
+        <w:wordWrap w:val="0"/>
+        <w:overflowPunct/>
+        <w:topLinePunct w:val="0"/>
+        <w:autoSpaceDE/>
+        <w:autoSpaceDN/>
+        <w:bidi w:val="0"/>
+        <w:adjustRightInd/>
+        <w:snapToGrid/>
+        <w:spacing w:beforeAutospacing="0" w:afterAutospacing="0"/>
+        <w:textAlignment w:val="auto"/>
         <w:rPr>
           <w:rFonts w:hint="default" w:asciiTheme="minorEastAsia" w:hAnsiTheme="minorEastAsia" w:cstheme="minorEastAsia"/>
           <w:sz w:val="24"/>
@@ -1967,6 +2230,20 @@
     </w:p>
     <w:p>
       <w:pPr>
+        <w:keepNext w:val="0"/>
+        <w:keepLines w:val="0"/>
+        <w:pageBreakBefore w:val="0"/>
+        <w:kinsoku/>
+        <w:wordWrap w:val="0"/>
+        <w:overflowPunct/>
+        <w:topLinePunct w:val="0"/>
+        <w:autoSpaceDE/>
+        <w:autoSpaceDN/>
+        <w:bidi w:val="0"/>
+        <w:adjustRightInd/>
+        <w:snapToGrid/>
+        <w:spacing w:beforeAutospacing="0" w:afterAutospacing="0"/>
+        <w:textAlignment w:val="auto"/>
         <w:rPr>
           <w:rFonts w:hint="eastAsia" w:asciiTheme="minorEastAsia" w:hAnsiTheme="minorEastAsia" w:cstheme="minorEastAsia"/>
           <w:sz w:val="24"/>
@@ -1986,6 +2263,20 @@
     </w:p>
     <w:p>
       <w:pPr>
+        <w:keepNext w:val="0"/>
+        <w:keepLines w:val="0"/>
+        <w:pageBreakBefore w:val="0"/>
+        <w:kinsoku/>
+        <w:wordWrap w:val="0"/>
+        <w:overflowPunct/>
+        <w:topLinePunct w:val="0"/>
+        <w:autoSpaceDE/>
+        <w:autoSpaceDN/>
+        <w:bidi w:val="0"/>
+        <w:adjustRightInd/>
+        <w:snapToGrid/>
+        <w:spacing w:beforeAutospacing="0" w:afterAutospacing="0"/>
+        <w:textAlignment w:val="auto"/>
         <w:rPr>
           <w:rFonts w:hint="default" w:asciiTheme="minorEastAsia" w:hAnsiTheme="minorEastAsia" w:cstheme="minorEastAsia"/>
           <w:sz w:val="24"/>
@@ -2005,6 +2296,20 @@
     </w:p>
     <w:p>
       <w:pPr>
+        <w:keepNext w:val="0"/>
+        <w:keepLines w:val="0"/>
+        <w:pageBreakBefore w:val="0"/>
+        <w:kinsoku/>
+        <w:wordWrap w:val="0"/>
+        <w:overflowPunct/>
+        <w:topLinePunct w:val="0"/>
+        <w:autoSpaceDE/>
+        <w:autoSpaceDN/>
+        <w:bidi w:val="0"/>
+        <w:adjustRightInd/>
+        <w:snapToGrid/>
+        <w:spacing w:beforeAutospacing="0" w:afterAutospacing="0"/>
+        <w:textAlignment w:val="auto"/>
         <w:rPr>
           <w:rFonts w:hint="eastAsia" w:asciiTheme="minorEastAsia" w:hAnsiTheme="minorEastAsia" w:cstheme="minorEastAsia"/>
           <w:sz w:val="24"/>
@@ -2024,6 +2329,20 @@
     </w:p>
     <w:p>
       <w:pPr>
+        <w:keepNext w:val="0"/>
+        <w:keepLines w:val="0"/>
+        <w:pageBreakBefore w:val="0"/>
+        <w:kinsoku/>
+        <w:wordWrap w:val="0"/>
+        <w:overflowPunct/>
+        <w:topLinePunct w:val="0"/>
+        <w:autoSpaceDE/>
+        <w:autoSpaceDN/>
+        <w:bidi w:val="0"/>
+        <w:adjustRightInd/>
+        <w:snapToGrid/>
+        <w:spacing w:beforeAutospacing="0" w:afterAutospacing="0"/>
+        <w:textAlignment w:val="auto"/>
         <w:rPr>
           <w:rFonts w:hint="eastAsia" w:asciiTheme="minorEastAsia" w:hAnsiTheme="minorEastAsia" w:cstheme="minorEastAsia"/>
           <w:sz w:val="24"/>
@@ -2043,276 +2362,620 @@
     </w:p>
     <w:p>
       <w:pPr>
-        <w:rPr>
-          <w:rFonts w:hint="eastAsia" w:asciiTheme="minorEastAsia" w:hAnsiTheme="minorEastAsia" w:cstheme="minorEastAsia"/>
-          <w:sz w:val="24"/>
-          <w:szCs w:val="24"/>
-          <w:lang w:val="en-US" w:eastAsia="zh-CN"/>
-        </w:rPr>
-      </w:pPr>
-    </w:p>
-    <w:p>
-      <w:pPr>
-        <w:rPr>
-          <w:rFonts w:hint="eastAsia" w:asciiTheme="minorEastAsia" w:hAnsiTheme="minorEastAsia" w:cstheme="minorEastAsia"/>
-          <w:sz w:val="24"/>
-          <w:szCs w:val="24"/>
-          <w:lang w:val="en-US" w:eastAsia="zh-CN"/>
-        </w:rPr>
-      </w:pPr>
-    </w:p>
-    <w:p>
-      <w:pPr>
-        <w:rPr>
-          <w:rFonts w:hint="eastAsia" w:asciiTheme="minorEastAsia" w:hAnsiTheme="minorEastAsia" w:cstheme="minorEastAsia"/>
-          <w:sz w:val="24"/>
-          <w:szCs w:val="24"/>
-          <w:lang w:val="en-US" w:eastAsia="zh-CN"/>
-        </w:rPr>
-      </w:pPr>
-    </w:p>
-    <w:p>
-      <w:pPr>
-        <w:rPr>
-          <w:rFonts w:hint="eastAsia" w:asciiTheme="minorEastAsia" w:hAnsiTheme="minorEastAsia" w:cstheme="minorEastAsia"/>
-          <w:sz w:val="24"/>
-          <w:szCs w:val="24"/>
-          <w:lang w:val="en-US" w:eastAsia="zh-CN"/>
-        </w:rPr>
-      </w:pPr>
-    </w:p>
-    <w:p>
-      <w:pPr>
-        <w:rPr>
-          <w:rFonts w:hint="eastAsia" w:asciiTheme="minorEastAsia" w:hAnsiTheme="minorEastAsia" w:cstheme="minorEastAsia"/>
-          <w:sz w:val="24"/>
-          <w:szCs w:val="24"/>
-          <w:lang w:val="en-US" w:eastAsia="zh-CN"/>
-        </w:rPr>
-      </w:pPr>
-    </w:p>
-    <w:p>
-      <w:pPr>
-        <w:rPr>
-          <w:rFonts w:hint="eastAsia" w:asciiTheme="minorEastAsia" w:hAnsiTheme="minorEastAsia" w:cstheme="minorEastAsia"/>
-          <w:sz w:val="24"/>
-          <w:szCs w:val="24"/>
-          <w:lang w:val="en-US" w:eastAsia="zh-CN"/>
-        </w:rPr>
-      </w:pPr>
-    </w:p>
-    <w:p>
-      <w:pPr>
-        <w:rPr>
-          <w:rFonts w:hint="eastAsia" w:asciiTheme="minorEastAsia" w:hAnsiTheme="minorEastAsia" w:cstheme="minorEastAsia"/>
-          <w:sz w:val="24"/>
-          <w:szCs w:val="24"/>
-          <w:lang w:val="en-US" w:eastAsia="zh-CN"/>
-        </w:rPr>
-      </w:pPr>
-    </w:p>
-    <w:p>
-      <w:pPr>
-        <w:rPr>
-          <w:rFonts w:hint="eastAsia" w:asciiTheme="minorEastAsia" w:hAnsiTheme="minorEastAsia" w:cstheme="minorEastAsia"/>
-          <w:sz w:val="24"/>
-          <w:szCs w:val="24"/>
-          <w:lang w:val="en-US" w:eastAsia="zh-CN"/>
-        </w:rPr>
-      </w:pPr>
-    </w:p>
-    <w:p>
-      <w:pPr>
-        <w:rPr>
-          <w:rFonts w:hint="eastAsia" w:asciiTheme="minorEastAsia" w:hAnsiTheme="minorEastAsia" w:cstheme="minorEastAsia"/>
-          <w:sz w:val="24"/>
-          <w:szCs w:val="24"/>
-          <w:lang w:val="en-US" w:eastAsia="zh-CN"/>
-        </w:rPr>
-      </w:pPr>
-    </w:p>
-    <w:p>
-      <w:pPr>
-        <w:rPr>
-          <w:rFonts w:hint="eastAsia" w:asciiTheme="minorEastAsia" w:hAnsiTheme="minorEastAsia" w:cstheme="minorEastAsia"/>
-          <w:sz w:val="24"/>
-          <w:szCs w:val="24"/>
-          <w:lang w:val="en-US" w:eastAsia="zh-CN"/>
-        </w:rPr>
-      </w:pPr>
-    </w:p>
-    <w:p>
-      <w:pPr>
-        <w:rPr>
-          <w:rFonts w:hint="eastAsia" w:asciiTheme="minorEastAsia" w:hAnsiTheme="minorEastAsia" w:cstheme="minorEastAsia"/>
-          <w:sz w:val="24"/>
-          <w:szCs w:val="24"/>
-          <w:lang w:val="en-US" w:eastAsia="zh-CN"/>
-        </w:rPr>
-      </w:pPr>
-    </w:p>
-    <w:p>
-      <w:pPr>
-        <w:rPr>
-          <w:rFonts w:hint="eastAsia" w:asciiTheme="minorEastAsia" w:hAnsiTheme="minorEastAsia" w:cstheme="minorEastAsia"/>
-          <w:sz w:val="24"/>
-          <w:szCs w:val="24"/>
-          <w:lang w:val="en-US" w:eastAsia="zh-CN"/>
-        </w:rPr>
-      </w:pPr>
-    </w:p>
-    <w:p>
-      <w:pPr>
-        <w:rPr>
-          <w:rFonts w:hint="eastAsia" w:asciiTheme="minorEastAsia" w:hAnsiTheme="minorEastAsia" w:cstheme="minorEastAsia"/>
-          <w:sz w:val="24"/>
-          <w:szCs w:val="24"/>
-          <w:lang w:val="en-US" w:eastAsia="zh-CN"/>
-        </w:rPr>
-      </w:pPr>
-    </w:p>
-    <w:p>
-      <w:pPr>
-        <w:rPr>
-          <w:rFonts w:hint="eastAsia" w:asciiTheme="minorEastAsia" w:hAnsiTheme="minorEastAsia" w:cstheme="minorEastAsia"/>
-          <w:sz w:val="24"/>
-          <w:szCs w:val="24"/>
-          <w:lang w:val="en-US" w:eastAsia="zh-CN"/>
-        </w:rPr>
-      </w:pPr>
-    </w:p>
-    <w:p>
-      <w:pPr>
-        <w:rPr>
-          <w:rFonts w:hint="eastAsia" w:asciiTheme="minorEastAsia" w:hAnsiTheme="minorEastAsia" w:cstheme="minorEastAsia"/>
-          <w:sz w:val="24"/>
-          <w:szCs w:val="24"/>
-          <w:lang w:val="en-US" w:eastAsia="zh-CN"/>
-        </w:rPr>
-      </w:pPr>
-    </w:p>
-    <w:p>
-      <w:pPr>
-        <w:rPr>
-          <w:rFonts w:hint="eastAsia" w:asciiTheme="minorEastAsia" w:hAnsiTheme="minorEastAsia" w:cstheme="minorEastAsia"/>
-          <w:sz w:val="24"/>
-          <w:szCs w:val="24"/>
-          <w:lang w:val="en-US" w:eastAsia="zh-CN"/>
-        </w:rPr>
-      </w:pPr>
-    </w:p>
-    <w:p>
-      <w:pPr>
-        <w:rPr>
-          <w:rFonts w:hint="eastAsia" w:asciiTheme="minorEastAsia" w:hAnsiTheme="minorEastAsia" w:cstheme="minorEastAsia"/>
-          <w:sz w:val="24"/>
-          <w:szCs w:val="24"/>
-          <w:lang w:val="en-US" w:eastAsia="zh-CN"/>
-        </w:rPr>
-      </w:pPr>
-    </w:p>
-    <w:p>
-      <w:pPr>
-        <w:rPr>
-          <w:rFonts w:hint="eastAsia" w:asciiTheme="minorEastAsia" w:hAnsiTheme="minorEastAsia" w:cstheme="minorEastAsia"/>
-          <w:sz w:val="24"/>
-          <w:szCs w:val="24"/>
-          <w:lang w:val="en-US" w:eastAsia="zh-CN"/>
-        </w:rPr>
-      </w:pPr>
-    </w:p>
-    <w:p>
-      <w:pPr>
-        <w:rPr>
-          <w:rFonts w:hint="eastAsia" w:asciiTheme="minorEastAsia" w:hAnsiTheme="minorEastAsia" w:cstheme="minorEastAsia"/>
-          <w:sz w:val="24"/>
-          <w:szCs w:val="24"/>
-          <w:lang w:val="en-US" w:eastAsia="zh-CN"/>
-        </w:rPr>
-      </w:pPr>
-    </w:p>
-    <w:p>
-      <w:pPr>
-        <w:rPr>
-          <w:rFonts w:hint="eastAsia" w:asciiTheme="minorEastAsia" w:hAnsiTheme="minorEastAsia" w:cstheme="minorEastAsia"/>
-          <w:sz w:val="24"/>
-          <w:szCs w:val="24"/>
-          <w:lang w:val="en-US" w:eastAsia="zh-CN"/>
-        </w:rPr>
-      </w:pPr>
-    </w:p>
-    <w:p>
-      <w:pPr>
-        <w:rPr>
-          <w:rFonts w:hint="eastAsia" w:asciiTheme="minorEastAsia" w:hAnsiTheme="minorEastAsia" w:cstheme="minorEastAsia"/>
-          <w:sz w:val="24"/>
-          <w:szCs w:val="24"/>
-          <w:lang w:val="en-US" w:eastAsia="zh-CN"/>
-        </w:rPr>
-      </w:pPr>
-    </w:p>
-    <w:p>
-      <w:pPr>
-        <w:rPr>
-          <w:rFonts w:hint="eastAsia" w:asciiTheme="minorEastAsia" w:hAnsiTheme="minorEastAsia" w:cstheme="minorEastAsia"/>
-          <w:sz w:val="24"/>
-          <w:szCs w:val="24"/>
-          <w:lang w:val="en-US" w:eastAsia="zh-CN"/>
-        </w:rPr>
-      </w:pPr>
-    </w:p>
-    <w:p>
-      <w:pPr>
-        <w:rPr>
-          <w:rFonts w:hint="eastAsia" w:asciiTheme="minorEastAsia" w:hAnsiTheme="minorEastAsia" w:cstheme="minorEastAsia"/>
-          <w:sz w:val="24"/>
-          <w:szCs w:val="24"/>
-          <w:lang w:val="en-US" w:eastAsia="zh-CN"/>
-        </w:rPr>
-      </w:pPr>
-    </w:p>
-    <w:p>
-      <w:pPr>
-        <w:rPr>
-          <w:rFonts w:hint="eastAsia" w:asciiTheme="minorEastAsia" w:hAnsiTheme="minorEastAsia" w:cstheme="minorEastAsia"/>
-          <w:sz w:val="24"/>
-          <w:szCs w:val="24"/>
-          <w:lang w:val="en-US" w:eastAsia="zh-CN"/>
-        </w:rPr>
-      </w:pPr>
-    </w:p>
-    <w:p>
-      <w:pPr>
-        <w:rPr>
-          <w:rFonts w:hint="eastAsia" w:asciiTheme="minorEastAsia" w:hAnsiTheme="minorEastAsia" w:cstheme="minorEastAsia"/>
-          <w:sz w:val="24"/>
-          <w:szCs w:val="24"/>
-          <w:lang w:val="en-US" w:eastAsia="zh-CN"/>
-        </w:rPr>
-      </w:pPr>
-    </w:p>
-    <w:p>
-      <w:pPr>
-        <w:rPr>
-          <w:rFonts w:hint="eastAsia" w:asciiTheme="minorEastAsia" w:hAnsiTheme="minorEastAsia" w:cstheme="minorEastAsia"/>
-          <w:sz w:val="24"/>
-          <w:szCs w:val="24"/>
-          <w:lang w:val="en-US" w:eastAsia="zh-CN"/>
-        </w:rPr>
-      </w:pPr>
-    </w:p>
-    <w:p>
-      <w:pPr>
-        <w:rPr>
-          <w:rFonts w:hint="eastAsia" w:asciiTheme="minorEastAsia" w:hAnsiTheme="minorEastAsia" w:cstheme="minorEastAsia"/>
-          <w:sz w:val="24"/>
-          <w:szCs w:val="24"/>
-          <w:lang w:val="en-US" w:eastAsia="zh-CN"/>
-        </w:rPr>
-      </w:pPr>
-    </w:p>
-    <w:p>
-      <w:pPr>
+        <w:keepNext w:val="0"/>
+        <w:keepLines w:val="0"/>
+        <w:pageBreakBefore w:val="0"/>
+        <w:kinsoku/>
+        <w:wordWrap w:val="0"/>
+        <w:overflowPunct/>
+        <w:topLinePunct w:val="0"/>
+        <w:autoSpaceDE/>
+        <w:autoSpaceDN/>
+        <w:bidi w:val="0"/>
+        <w:adjustRightInd/>
+        <w:snapToGrid/>
+        <w:spacing w:beforeAutospacing="0" w:afterAutospacing="0"/>
+        <w:textAlignment w:val="auto"/>
+        <w:rPr>
+          <w:rFonts w:hint="eastAsia" w:asciiTheme="minorEastAsia" w:hAnsiTheme="minorEastAsia" w:cstheme="minorEastAsia"/>
+          <w:sz w:val="24"/>
+          <w:szCs w:val="24"/>
+          <w:lang w:val="en-US" w:eastAsia="zh-CN"/>
+        </w:rPr>
+      </w:pPr>
+    </w:p>
+    <w:p>
+      <w:pPr>
+        <w:keepNext w:val="0"/>
+        <w:keepLines w:val="0"/>
+        <w:pageBreakBefore w:val="0"/>
+        <w:kinsoku/>
+        <w:wordWrap w:val="0"/>
+        <w:overflowPunct/>
+        <w:topLinePunct w:val="0"/>
+        <w:autoSpaceDE/>
+        <w:autoSpaceDN/>
+        <w:bidi w:val="0"/>
+        <w:adjustRightInd/>
+        <w:snapToGrid/>
+        <w:spacing w:beforeAutospacing="0" w:afterAutospacing="0"/>
+        <w:textAlignment w:val="auto"/>
+        <w:rPr>
+          <w:rFonts w:hint="eastAsia" w:asciiTheme="minorEastAsia" w:hAnsiTheme="minorEastAsia" w:cstheme="minorEastAsia"/>
+          <w:sz w:val="24"/>
+          <w:szCs w:val="24"/>
+          <w:lang w:val="en-US" w:eastAsia="zh-CN"/>
+        </w:rPr>
+      </w:pPr>
+    </w:p>
+    <w:p>
+      <w:pPr>
+        <w:keepNext w:val="0"/>
+        <w:keepLines w:val="0"/>
+        <w:pageBreakBefore w:val="0"/>
+        <w:kinsoku/>
+        <w:wordWrap w:val="0"/>
+        <w:overflowPunct/>
+        <w:topLinePunct w:val="0"/>
+        <w:autoSpaceDE/>
+        <w:autoSpaceDN/>
+        <w:bidi w:val="0"/>
+        <w:adjustRightInd/>
+        <w:snapToGrid/>
+        <w:spacing w:beforeAutospacing="0" w:afterAutospacing="0"/>
+        <w:textAlignment w:val="auto"/>
+        <w:rPr>
+          <w:rFonts w:hint="eastAsia" w:asciiTheme="minorEastAsia" w:hAnsiTheme="minorEastAsia" w:cstheme="minorEastAsia"/>
+          <w:sz w:val="24"/>
+          <w:szCs w:val="24"/>
+          <w:lang w:val="en-US" w:eastAsia="zh-CN"/>
+        </w:rPr>
+      </w:pPr>
+    </w:p>
+    <w:p>
+      <w:pPr>
+        <w:keepNext w:val="0"/>
+        <w:keepLines w:val="0"/>
+        <w:pageBreakBefore w:val="0"/>
+        <w:kinsoku/>
+        <w:wordWrap w:val="0"/>
+        <w:overflowPunct/>
+        <w:topLinePunct w:val="0"/>
+        <w:autoSpaceDE/>
+        <w:autoSpaceDN/>
+        <w:bidi w:val="0"/>
+        <w:adjustRightInd/>
+        <w:snapToGrid/>
+        <w:spacing w:beforeAutospacing="0" w:afterAutospacing="0"/>
+        <w:textAlignment w:val="auto"/>
+        <w:rPr>
+          <w:rFonts w:hint="eastAsia" w:asciiTheme="minorEastAsia" w:hAnsiTheme="minorEastAsia" w:cstheme="minorEastAsia"/>
+          <w:sz w:val="24"/>
+          <w:szCs w:val="24"/>
+          <w:lang w:val="en-US" w:eastAsia="zh-CN"/>
+        </w:rPr>
+      </w:pPr>
+    </w:p>
+    <w:p>
+      <w:pPr>
+        <w:keepNext w:val="0"/>
+        <w:keepLines w:val="0"/>
+        <w:pageBreakBefore w:val="0"/>
+        <w:kinsoku/>
+        <w:wordWrap w:val="0"/>
+        <w:overflowPunct/>
+        <w:topLinePunct w:val="0"/>
+        <w:autoSpaceDE/>
+        <w:autoSpaceDN/>
+        <w:bidi w:val="0"/>
+        <w:adjustRightInd/>
+        <w:snapToGrid/>
+        <w:spacing w:beforeAutospacing="0" w:afterAutospacing="0"/>
+        <w:textAlignment w:val="auto"/>
+        <w:rPr>
+          <w:rFonts w:hint="eastAsia" w:asciiTheme="minorEastAsia" w:hAnsiTheme="minorEastAsia" w:cstheme="minorEastAsia"/>
+          <w:sz w:val="24"/>
+          <w:szCs w:val="24"/>
+          <w:lang w:val="en-US" w:eastAsia="zh-CN"/>
+        </w:rPr>
+      </w:pPr>
+    </w:p>
+    <w:p>
+      <w:pPr>
+        <w:keepNext w:val="0"/>
+        <w:keepLines w:val="0"/>
+        <w:pageBreakBefore w:val="0"/>
+        <w:kinsoku/>
+        <w:wordWrap w:val="0"/>
+        <w:overflowPunct/>
+        <w:topLinePunct w:val="0"/>
+        <w:autoSpaceDE/>
+        <w:autoSpaceDN/>
+        <w:bidi w:val="0"/>
+        <w:adjustRightInd/>
+        <w:snapToGrid/>
+        <w:spacing w:beforeAutospacing="0" w:afterAutospacing="0"/>
+        <w:textAlignment w:val="auto"/>
+        <w:rPr>
+          <w:rFonts w:hint="eastAsia" w:asciiTheme="minorEastAsia" w:hAnsiTheme="minorEastAsia" w:cstheme="minorEastAsia"/>
+          <w:sz w:val="24"/>
+          <w:szCs w:val="24"/>
+          <w:lang w:val="en-US" w:eastAsia="zh-CN"/>
+        </w:rPr>
+      </w:pPr>
+    </w:p>
+    <w:p>
+      <w:pPr>
+        <w:keepNext w:val="0"/>
+        <w:keepLines w:val="0"/>
+        <w:pageBreakBefore w:val="0"/>
+        <w:kinsoku/>
+        <w:wordWrap w:val="0"/>
+        <w:overflowPunct/>
+        <w:topLinePunct w:val="0"/>
+        <w:autoSpaceDE/>
+        <w:autoSpaceDN/>
+        <w:bidi w:val="0"/>
+        <w:adjustRightInd/>
+        <w:snapToGrid/>
+        <w:spacing w:beforeAutospacing="0" w:afterAutospacing="0"/>
+        <w:textAlignment w:val="auto"/>
+        <w:rPr>
+          <w:rFonts w:hint="eastAsia" w:asciiTheme="minorEastAsia" w:hAnsiTheme="minorEastAsia" w:cstheme="minorEastAsia"/>
+          <w:sz w:val="24"/>
+          <w:szCs w:val="24"/>
+          <w:lang w:val="en-US" w:eastAsia="zh-CN"/>
+        </w:rPr>
+      </w:pPr>
+    </w:p>
+    <w:p>
+      <w:pPr>
+        <w:keepNext w:val="0"/>
+        <w:keepLines w:val="0"/>
+        <w:pageBreakBefore w:val="0"/>
+        <w:kinsoku/>
+        <w:wordWrap w:val="0"/>
+        <w:overflowPunct/>
+        <w:topLinePunct w:val="0"/>
+        <w:autoSpaceDE/>
+        <w:autoSpaceDN/>
+        <w:bidi w:val="0"/>
+        <w:adjustRightInd/>
+        <w:snapToGrid/>
+        <w:spacing w:beforeAutospacing="0" w:afterAutospacing="0"/>
+        <w:textAlignment w:val="auto"/>
+        <w:rPr>
+          <w:rFonts w:hint="eastAsia" w:asciiTheme="minorEastAsia" w:hAnsiTheme="minorEastAsia" w:cstheme="minorEastAsia"/>
+          <w:sz w:val="24"/>
+          <w:szCs w:val="24"/>
+          <w:lang w:val="en-US" w:eastAsia="zh-CN"/>
+        </w:rPr>
+      </w:pPr>
+    </w:p>
+    <w:p>
+      <w:pPr>
+        <w:keepNext w:val="0"/>
+        <w:keepLines w:val="0"/>
+        <w:pageBreakBefore w:val="0"/>
+        <w:kinsoku/>
+        <w:wordWrap w:val="0"/>
+        <w:overflowPunct/>
+        <w:topLinePunct w:val="0"/>
+        <w:autoSpaceDE/>
+        <w:autoSpaceDN/>
+        <w:bidi w:val="0"/>
+        <w:adjustRightInd/>
+        <w:snapToGrid/>
+        <w:spacing w:beforeAutospacing="0" w:afterAutospacing="0"/>
+        <w:textAlignment w:val="auto"/>
+        <w:rPr>
+          <w:rFonts w:hint="eastAsia" w:asciiTheme="minorEastAsia" w:hAnsiTheme="minorEastAsia" w:cstheme="minorEastAsia"/>
+          <w:sz w:val="24"/>
+          <w:szCs w:val="24"/>
+          <w:lang w:val="en-US" w:eastAsia="zh-CN"/>
+        </w:rPr>
+      </w:pPr>
+    </w:p>
+    <w:p>
+      <w:pPr>
+        <w:keepNext w:val="0"/>
+        <w:keepLines w:val="0"/>
+        <w:pageBreakBefore w:val="0"/>
+        <w:kinsoku/>
+        <w:wordWrap w:val="0"/>
+        <w:overflowPunct/>
+        <w:topLinePunct w:val="0"/>
+        <w:autoSpaceDE/>
+        <w:autoSpaceDN/>
+        <w:bidi w:val="0"/>
+        <w:adjustRightInd/>
+        <w:snapToGrid/>
+        <w:spacing w:beforeAutospacing="0" w:afterAutospacing="0"/>
+        <w:textAlignment w:val="auto"/>
+        <w:rPr>
+          <w:rFonts w:hint="eastAsia" w:asciiTheme="minorEastAsia" w:hAnsiTheme="minorEastAsia" w:cstheme="minorEastAsia"/>
+          <w:sz w:val="24"/>
+          <w:szCs w:val="24"/>
+          <w:lang w:val="en-US" w:eastAsia="zh-CN"/>
+        </w:rPr>
+      </w:pPr>
+    </w:p>
+    <w:p>
+      <w:pPr>
+        <w:keepNext w:val="0"/>
+        <w:keepLines w:val="0"/>
+        <w:pageBreakBefore w:val="0"/>
+        <w:kinsoku/>
+        <w:wordWrap w:val="0"/>
+        <w:overflowPunct/>
+        <w:topLinePunct w:val="0"/>
+        <w:autoSpaceDE/>
+        <w:autoSpaceDN/>
+        <w:bidi w:val="0"/>
+        <w:adjustRightInd/>
+        <w:snapToGrid/>
+        <w:spacing w:beforeAutospacing="0" w:afterAutospacing="0"/>
+        <w:textAlignment w:val="auto"/>
+        <w:rPr>
+          <w:rFonts w:hint="eastAsia" w:asciiTheme="minorEastAsia" w:hAnsiTheme="minorEastAsia" w:cstheme="minorEastAsia"/>
+          <w:sz w:val="24"/>
+          <w:szCs w:val="24"/>
+          <w:lang w:val="en-US" w:eastAsia="zh-CN"/>
+        </w:rPr>
+      </w:pPr>
+    </w:p>
+    <w:p>
+      <w:pPr>
+        <w:keepNext w:val="0"/>
+        <w:keepLines w:val="0"/>
+        <w:pageBreakBefore w:val="0"/>
+        <w:kinsoku/>
+        <w:wordWrap w:val="0"/>
+        <w:overflowPunct/>
+        <w:topLinePunct w:val="0"/>
+        <w:autoSpaceDE/>
+        <w:autoSpaceDN/>
+        <w:bidi w:val="0"/>
+        <w:adjustRightInd/>
+        <w:snapToGrid/>
+        <w:spacing w:beforeAutospacing="0" w:afterAutospacing="0"/>
+        <w:textAlignment w:val="auto"/>
+        <w:rPr>
+          <w:rFonts w:hint="eastAsia" w:asciiTheme="minorEastAsia" w:hAnsiTheme="minorEastAsia" w:cstheme="minorEastAsia"/>
+          <w:sz w:val="24"/>
+          <w:szCs w:val="24"/>
+          <w:lang w:val="en-US" w:eastAsia="zh-CN"/>
+        </w:rPr>
+      </w:pPr>
+    </w:p>
+    <w:p>
+      <w:pPr>
+        <w:keepNext w:val="0"/>
+        <w:keepLines w:val="0"/>
+        <w:pageBreakBefore w:val="0"/>
+        <w:kinsoku/>
+        <w:wordWrap w:val="0"/>
+        <w:overflowPunct/>
+        <w:topLinePunct w:val="0"/>
+        <w:autoSpaceDE/>
+        <w:autoSpaceDN/>
+        <w:bidi w:val="0"/>
+        <w:adjustRightInd/>
+        <w:snapToGrid/>
+        <w:spacing w:beforeAutospacing="0" w:afterAutospacing="0"/>
+        <w:textAlignment w:val="auto"/>
+        <w:rPr>
+          <w:rFonts w:hint="eastAsia" w:asciiTheme="minorEastAsia" w:hAnsiTheme="minorEastAsia" w:cstheme="minorEastAsia"/>
+          <w:sz w:val="24"/>
+          <w:szCs w:val="24"/>
+          <w:lang w:val="en-US" w:eastAsia="zh-CN"/>
+        </w:rPr>
+      </w:pPr>
+    </w:p>
+    <w:p>
+      <w:pPr>
+        <w:keepNext w:val="0"/>
+        <w:keepLines w:val="0"/>
+        <w:pageBreakBefore w:val="0"/>
+        <w:kinsoku/>
+        <w:wordWrap w:val="0"/>
+        <w:overflowPunct/>
+        <w:topLinePunct w:val="0"/>
+        <w:autoSpaceDE/>
+        <w:autoSpaceDN/>
+        <w:bidi w:val="0"/>
+        <w:adjustRightInd/>
+        <w:snapToGrid/>
+        <w:spacing w:beforeAutospacing="0" w:afterAutospacing="0"/>
+        <w:textAlignment w:val="auto"/>
+        <w:rPr>
+          <w:rFonts w:hint="eastAsia" w:asciiTheme="minorEastAsia" w:hAnsiTheme="minorEastAsia" w:cstheme="minorEastAsia"/>
+          <w:sz w:val="24"/>
+          <w:szCs w:val="24"/>
+          <w:lang w:val="en-US" w:eastAsia="zh-CN"/>
+        </w:rPr>
+      </w:pPr>
+    </w:p>
+    <w:p>
+      <w:pPr>
+        <w:keepNext w:val="0"/>
+        <w:keepLines w:val="0"/>
+        <w:pageBreakBefore w:val="0"/>
+        <w:kinsoku/>
+        <w:wordWrap w:val="0"/>
+        <w:overflowPunct/>
+        <w:topLinePunct w:val="0"/>
+        <w:autoSpaceDE/>
+        <w:autoSpaceDN/>
+        <w:bidi w:val="0"/>
+        <w:adjustRightInd/>
+        <w:snapToGrid/>
+        <w:spacing w:beforeAutospacing="0" w:afterAutospacing="0"/>
+        <w:textAlignment w:val="auto"/>
+        <w:rPr>
+          <w:rFonts w:hint="eastAsia" w:asciiTheme="minorEastAsia" w:hAnsiTheme="minorEastAsia" w:cstheme="minorEastAsia"/>
+          <w:sz w:val="24"/>
+          <w:szCs w:val="24"/>
+          <w:lang w:val="en-US" w:eastAsia="zh-CN"/>
+        </w:rPr>
+      </w:pPr>
+    </w:p>
+    <w:p>
+      <w:pPr>
+        <w:keepNext w:val="0"/>
+        <w:keepLines w:val="0"/>
+        <w:pageBreakBefore w:val="0"/>
+        <w:kinsoku/>
+        <w:wordWrap w:val="0"/>
+        <w:overflowPunct/>
+        <w:topLinePunct w:val="0"/>
+        <w:autoSpaceDE/>
+        <w:autoSpaceDN/>
+        <w:bidi w:val="0"/>
+        <w:adjustRightInd/>
+        <w:snapToGrid/>
+        <w:spacing w:beforeAutospacing="0" w:afterAutospacing="0"/>
+        <w:textAlignment w:val="auto"/>
+        <w:rPr>
+          <w:rFonts w:hint="eastAsia" w:asciiTheme="minorEastAsia" w:hAnsiTheme="minorEastAsia" w:cstheme="minorEastAsia"/>
+          <w:sz w:val="24"/>
+          <w:szCs w:val="24"/>
+          <w:lang w:val="en-US" w:eastAsia="zh-CN"/>
+        </w:rPr>
+      </w:pPr>
+    </w:p>
+    <w:p>
+      <w:pPr>
+        <w:keepNext w:val="0"/>
+        <w:keepLines w:val="0"/>
+        <w:pageBreakBefore w:val="0"/>
+        <w:kinsoku/>
+        <w:wordWrap w:val="0"/>
+        <w:overflowPunct/>
+        <w:topLinePunct w:val="0"/>
+        <w:autoSpaceDE/>
+        <w:autoSpaceDN/>
+        <w:bidi w:val="0"/>
+        <w:adjustRightInd/>
+        <w:snapToGrid/>
+        <w:spacing w:beforeAutospacing="0" w:afterAutospacing="0"/>
+        <w:textAlignment w:val="auto"/>
+        <w:rPr>
+          <w:rFonts w:hint="eastAsia" w:asciiTheme="minorEastAsia" w:hAnsiTheme="minorEastAsia" w:cstheme="minorEastAsia"/>
+          <w:sz w:val="24"/>
+          <w:szCs w:val="24"/>
+          <w:lang w:val="en-US" w:eastAsia="zh-CN"/>
+        </w:rPr>
+      </w:pPr>
+    </w:p>
+    <w:p>
+      <w:pPr>
+        <w:keepNext w:val="0"/>
+        <w:keepLines w:val="0"/>
+        <w:pageBreakBefore w:val="0"/>
+        <w:kinsoku/>
+        <w:wordWrap w:val="0"/>
+        <w:overflowPunct/>
+        <w:topLinePunct w:val="0"/>
+        <w:autoSpaceDE/>
+        <w:autoSpaceDN/>
+        <w:bidi w:val="0"/>
+        <w:adjustRightInd/>
+        <w:snapToGrid/>
+        <w:spacing w:beforeAutospacing="0" w:afterAutospacing="0"/>
+        <w:textAlignment w:val="auto"/>
+        <w:rPr>
+          <w:rFonts w:hint="eastAsia" w:asciiTheme="minorEastAsia" w:hAnsiTheme="minorEastAsia" w:cstheme="minorEastAsia"/>
+          <w:sz w:val="24"/>
+          <w:szCs w:val="24"/>
+          <w:lang w:val="en-US" w:eastAsia="zh-CN"/>
+        </w:rPr>
+      </w:pPr>
+    </w:p>
+    <w:p>
+      <w:pPr>
+        <w:keepNext w:val="0"/>
+        <w:keepLines w:val="0"/>
+        <w:pageBreakBefore w:val="0"/>
+        <w:kinsoku/>
+        <w:wordWrap w:val="0"/>
+        <w:overflowPunct/>
+        <w:topLinePunct w:val="0"/>
+        <w:autoSpaceDE/>
+        <w:autoSpaceDN/>
+        <w:bidi w:val="0"/>
+        <w:adjustRightInd/>
+        <w:snapToGrid/>
+        <w:spacing w:beforeAutospacing="0" w:afterAutospacing="0"/>
+        <w:textAlignment w:val="auto"/>
+        <w:rPr>
+          <w:rFonts w:hint="eastAsia" w:asciiTheme="minorEastAsia" w:hAnsiTheme="minorEastAsia" w:cstheme="minorEastAsia"/>
+          <w:sz w:val="24"/>
+          <w:szCs w:val="24"/>
+          <w:lang w:val="en-US" w:eastAsia="zh-CN"/>
+        </w:rPr>
+      </w:pPr>
+    </w:p>
+    <w:p>
+      <w:pPr>
+        <w:keepNext w:val="0"/>
+        <w:keepLines w:val="0"/>
+        <w:pageBreakBefore w:val="0"/>
+        <w:kinsoku/>
+        <w:wordWrap w:val="0"/>
+        <w:overflowPunct/>
+        <w:topLinePunct w:val="0"/>
+        <w:autoSpaceDE/>
+        <w:autoSpaceDN/>
+        <w:bidi w:val="0"/>
+        <w:adjustRightInd/>
+        <w:snapToGrid/>
+        <w:spacing w:beforeAutospacing="0" w:afterAutospacing="0"/>
+        <w:textAlignment w:val="auto"/>
+        <w:rPr>
+          <w:rFonts w:hint="eastAsia" w:asciiTheme="minorEastAsia" w:hAnsiTheme="minorEastAsia" w:cstheme="minorEastAsia"/>
+          <w:sz w:val="24"/>
+          <w:szCs w:val="24"/>
+          <w:lang w:val="en-US" w:eastAsia="zh-CN"/>
+        </w:rPr>
+      </w:pPr>
+    </w:p>
+    <w:p>
+      <w:pPr>
+        <w:keepNext w:val="0"/>
+        <w:keepLines w:val="0"/>
+        <w:pageBreakBefore w:val="0"/>
+        <w:kinsoku/>
+        <w:wordWrap w:val="0"/>
+        <w:overflowPunct/>
+        <w:topLinePunct w:val="0"/>
+        <w:autoSpaceDE/>
+        <w:autoSpaceDN/>
+        <w:bidi w:val="0"/>
+        <w:adjustRightInd/>
+        <w:snapToGrid/>
+        <w:spacing w:beforeAutospacing="0" w:afterAutospacing="0"/>
+        <w:textAlignment w:val="auto"/>
+        <w:rPr>
+          <w:rFonts w:hint="eastAsia" w:asciiTheme="minorEastAsia" w:hAnsiTheme="minorEastAsia" w:cstheme="minorEastAsia"/>
+          <w:sz w:val="24"/>
+          <w:szCs w:val="24"/>
+          <w:lang w:val="en-US" w:eastAsia="zh-CN"/>
+        </w:rPr>
+      </w:pPr>
+    </w:p>
+    <w:p>
+      <w:pPr>
+        <w:keepNext w:val="0"/>
+        <w:keepLines w:val="0"/>
+        <w:pageBreakBefore w:val="0"/>
+        <w:kinsoku/>
+        <w:wordWrap w:val="0"/>
+        <w:overflowPunct/>
+        <w:topLinePunct w:val="0"/>
+        <w:autoSpaceDE/>
+        <w:autoSpaceDN/>
+        <w:bidi w:val="0"/>
+        <w:adjustRightInd/>
+        <w:snapToGrid/>
+        <w:spacing w:beforeAutospacing="0" w:afterAutospacing="0"/>
+        <w:textAlignment w:val="auto"/>
+        <w:rPr>
+          <w:rFonts w:hint="eastAsia" w:asciiTheme="minorEastAsia" w:hAnsiTheme="minorEastAsia" w:cstheme="minorEastAsia"/>
+          <w:sz w:val="24"/>
+          <w:szCs w:val="24"/>
+          <w:lang w:val="en-US" w:eastAsia="zh-CN"/>
+        </w:rPr>
+      </w:pPr>
+    </w:p>
+    <w:p>
+      <w:pPr>
+        <w:keepNext w:val="0"/>
+        <w:keepLines w:val="0"/>
+        <w:pageBreakBefore w:val="0"/>
+        <w:kinsoku/>
+        <w:wordWrap w:val="0"/>
+        <w:overflowPunct/>
+        <w:topLinePunct w:val="0"/>
+        <w:autoSpaceDE/>
+        <w:autoSpaceDN/>
+        <w:bidi w:val="0"/>
+        <w:adjustRightInd/>
+        <w:snapToGrid/>
+        <w:spacing w:beforeAutospacing="0" w:afterAutospacing="0"/>
+        <w:textAlignment w:val="auto"/>
+        <w:rPr>
+          <w:rFonts w:hint="eastAsia" w:asciiTheme="minorEastAsia" w:hAnsiTheme="minorEastAsia" w:cstheme="minorEastAsia"/>
+          <w:sz w:val="24"/>
+          <w:szCs w:val="24"/>
+          <w:lang w:val="en-US" w:eastAsia="zh-CN"/>
+        </w:rPr>
+      </w:pPr>
+    </w:p>
+    <w:p>
+      <w:pPr>
+        <w:keepNext w:val="0"/>
+        <w:keepLines w:val="0"/>
+        <w:pageBreakBefore w:val="0"/>
+        <w:kinsoku/>
+        <w:wordWrap w:val="0"/>
+        <w:overflowPunct/>
+        <w:topLinePunct w:val="0"/>
+        <w:autoSpaceDE/>
+        <w:autoSpaceDN/>
+        <w:bidi w:val="0"/>
+        <w:adjustRightInd/>
+        <w:snapToGrid/>
+        <w:spacing w:beforeAutospacing="0" w:afterAutospacing="0"/>
+        <w:textAlignment w:val="auto"/>
+        <w:rPr>
+          <w:rFonts w:hint="eastAsia" w:asciiTheme="minorEastAsia" w:hAnsiTheme="minorEastAsia" w:cstheme="minorEastAsia"/>
+          <w:sz w:val="24"/>
+          <w:szCs w:val="24"/>
+          <w:lang w:val="en-US" w:eastAsia="zh-CN"/>
+        </w:rPr>
+      </w:pPr>
+    </w:p>
+    <w:p>
+      <w:pPr>
+        <w:keepNext w:val="0"/>
+        <w:keepLines w:val="0"/>
+        <w:pageBreakBefore w:val="0"/>
+        <w:kinsoku/>
+        <w:wordWrap w:val="0"/>
+        <w:overflowPunct/>
+        <w:topLinePunct w:val="0"/>
+        <w:autoSpaceDE/>
+        <w:autoSpaceDN/>
+        <w:bidi w:val="0"/>
+        <w:adjustRightInd/>
+        <w:snapToGrid/>
+        <w:spacing w:beforeAutospacing="0" w:afterAutospacing="0"/>
+        <w:textAlignment w:val="auto"/>
+        <w:rPr>
+          <w:rFonts w:hint="eastAsia" w:asciiTheme="minorEastAsia" w:hAnsiTheme="minorEastAsia" w:cstheme="minorEastAsia"/>
+          <w:sz w:val="24"/>
+          <w:szCs w:val="24"/>
+          <w:lang w:val="en-US" w:eastAsia="zh-CN"/>
+        </w:rPr>
+      </w:pPr>
+    </w:p>
+    <w:p>
+      <w:pPr>
+        <w:keepNext w:val="0"/>
+        <w:keepLines w:val="0"/>
+        <w:pageBreakBefore w:val="0"/>
+        <w:kinsoku/>
+        <w:wordWrap w:val="0"/>
+        <w:overflowPunct/>
+        <w:topLinePunct w:val="0"/>
+        <w:autoSpaceDE/>
+        <w:autoSpaceDN/>
+        <w:bidi w:val="0"/>
+        <w:adjustRightInd/>
+        <w:snapToGrid/>
+        <w:spacing w:beforeAutospacing="0" w:afterAutospacing="0"/>
+        <w:textAlignment w:val="auto"/>
         <w:rPr>
           <w:rFonts w:hint="default" w:asciiTheme="minorEastAsia" w:hAnsiTheme="minorEastAsia" w:cstheme="minorEastAsia"/>
           <w:sz w:val="24"/>
@@ -2323,6 +2986,68 @@
     </w:p>
     <w:p>
       <w:pPr>
+        <w:keepNext w:val="0"/>
+        <w:keepLines w:val="0"/>
+        <w:pageBreakBefore w:val="0"/>
+        <w:kinsoku/>
+        <w:wordWrap w:val="0"/>
+        <w:overflowPunct/>
+        <w:topLinePunct w:val="0"/>
+        <w:autoSpaceDE/>
+        <w:autoSpaceDN/>
+        <w:bidi w:val="0"/>
+        <w:adjustRightInd/>
+        <w:snapToGrid/>
+        <w:spacing w:beforeAutospacing="0" w:afterAutospacing="0"/>
+        <w:textAlignment w:val="auto"/>
+        <w:rPr>
+          <w:rFonts w:hint="default" w:asciiTheme="minorEastAsia" w:hAnsiTheme="minorEastAsia" w:cstheme="minorEastAsia"/>
+          <w:sz w:val="24"/>
+          <w:szCs w:val="24"/>
+          <w:lang w:val="en-US" w:eastAsia="zh-CN"/>
+        </w:rPr>
+      </w:pPr>
+    </w:p>
+    <w:p>
+      <w:pPr>
+        <w:keepNext w:val="0"/>
+        <w:keepLines w:val="0"/>
+        <w:pageBreakBefore w:val="0"/>
+        <w:kinsoku/>
+        <w:wordWrap w:val="0"/>
+        <w:overflowPunct/>
+        <w:topLinePunct w:val="0"/>
+        <w:autoSpaceDE/>
+        <w:autoSpaceDN/>
+        <w:bidi w:val="0"/>
+        <w:adjustRightInd/>
+        <w:snapToGrid/>
+        <w:spacing w:beforeAutospacing="0" w:afterAutospacing="0"/>
+        <w:textAlignment w:val="auto"/>
+        <w:rPr>
+          <w:rFonts w:hint="default" w:asciiTheme="minorEastAsia" w:hAnsiTheme="minorEastAsia" w:cstheme="minorEastAsia"/>
+          <w:sz w:val="24"/>
+          <w:szCs w:val="24"/>
+          <w:lang w:val="en-US" w:eastAsia="zh-CN"/>
+        </w:rPr>
+      </w:pPr>
+    </w:p>
+    <w:p>
+      <w:pPr>
+        <w:keepNext w:val="0"/>
+        <w:keepLines w:val="0"/>
+        <w:pageBreakBefore w:val="0"/>
+        <w:kinsoku/>
+        <w:wordWrap w:val="0"/>
+        <w:overflowPunct/>
+        <w:topLinePunct w:val="0"/>
+        <w:autoSpaceDE/>
+        <w:autoSpaceDN/>
+        <w:bidi w:val="0"/>
+        <w:adjustRightInd/>
+        <w:snapToGrid/>
+        <w:spacing w:beforeAutospacing="0" w:afterAutospacing="0"/>
+        <w:textAlignment w:val="auto"/>
         <w:rPr>
           <w:rFonts w:hint="default" w:asciiTheme="minorEastAsia" w:hAnsiTheme="minorEastAsia" w:eastAsiaTheme="minorEastAsia" w:cstheme="minorEastAsia"/>
           <w:sz w:val="30"/>
@@ -2351,6 +3076,20 @@
     </w:p>
     <w:p>
       <w:pPr>
+        <w:keepNext w:val="0"/>
+        <w:keepLines w:val="0"/>
+        <w:pageBreakBefore w:val="0"/>
+        <w:kinsoku/>
+        <w:wordWrap w:val="0"/>
+        <w:overflowPunct/>
+        <w:topLinePunct w:val="0"/>
+        <w:autoSpaceDE/>
+        <w:autoSpaceDN/>
+        <w:bidi w:val="0"/>
+        <w:adjustRightInd/>
+        <w:snapToGrid/>
+        <w:spacing w:beforeAutospacing="0" w:afterAutospacing="0"/>
+        <w:textAlignment w:val="auto"/>
         <w:rPr>
           <w:rFonts w:hint="eastAsia" w:asciiTheme="minorEastAsia" w:hAnsiTheme="minorEastAsia" w:eastAsiaTheme="minorEastAsia" w:cstheme="minorEastAsia"/>
           <w:sz w:val="24"/>
@@ -2377,7 +3116,21 @@
     </w:p>
     <w:p>
       <w:pPr>
+        <w:keepNext w:val="0"/>
+        <w:keepLines w:val="0"/>
+        <w:pageBreakBefore w:val="0"/>
+        <w:kinsoku/>
+        <w:wordWrap w:val="0"/>
+        <w:overflowPunct/>
+        <w:topLinePunct w:val="0"/>
+        <w:autoSpaceDE/>
+        <w:autoSpaceDN/>
+        <w:bidi w:val="0"/>
+        <w:adjustRightInd/>
+        <w:snapToGrid/>
+        <w:spacing w:beforeAutospacing="0" w:afterAutospacing="0"/>
         <w:ind w:firstLine="420" w:firstLineChars="0"/>
+        <w:textAlignment w:val="auto"/>
         <w:rPr>
           <w:rFonts w:hint="eastAsia" w:asciiTheme="minorEastAsia" w:hAnsiTheme="minorEastAsia" w:eastAsiaTheme="minorEastAsia" w:cstheme="minorEastAsia"/>
           <w:sz w:val="24"/>
@@ -2395,7 +3148,21 @@
     </w:p>
     <w:p>
       <w:pPr>
+        <w:keepNext w:val="0"/>
+        <w:keepLines w:val="0"/>
+        <w:pageBreakBefore w:val="0"/>
+        <w:kinsoku/>
+        <w:wordWrap w:val="0"/>
+        <w:overflowPunct/>
+        <w:topLinePunct w:val="0"/>
+        <w:autoSpaceDE/>
+        <w:autoSpaceDN/>
+        <w:bidi w:val="0"/>
+        <w:adjustRightInd/>
+        <w:snapToGrid/>
+        <w:spacing w:beforeAutospacing="0" w:afterAutospacing="0"/>
         <w:ind w:firstLine="420" w:firstLineChars="0"/>
+        <w:textAlignment w:val="auto"/>
         <w:rPr>
           <w:rFonts w:hint="eastAsia" w:asciiTheme="minorEastAsia" w:hAnsiTheme="minorEastAsia" w:eastAsiaTheme="minorEastAsia" w:cstheme="minorEastAsia"/>
           <w:sz w:val="24"/>
@@ -2413,7 +3180,21 @@
     </w:p>
     <w:p>
       <w:pPr>
+        <w:keepNext w:val="0"/>
+        <w:keepLines w:val="0"/>
+        <w:pageBreakBefore w:val="0"/>
+        <w:kinsoku/>
+        <w:wordWrap w:val="0"/>
+        <w:overflowPunct/>
+        <w:topLinePunct w:val="0"/>
+        <w:autoSpaceDE/>
+        <w:autoSpaceDN/>
+        <w:bidi w:val="0"/>
+        <w:adjustRightInd/>
+        <w:snapToGrid/>
+        <w:spacing w:beforeAutospacing="0" w:afterAutospacing="0"/>
         <w:ind w:firstLine="420" w:firstLineChars="0"/>
+        <w:textAlignment w:val="auto"/>
         <w:rPr>
           <w:rFonts w:hint="default" w:asciiTheme="minorEastAsia" w:hAnsiTheme="minorEastAsia" w:eastAsiaTheme="minorEastAsia" w:cstheme="minorEastAsia"/>
           <w:sz w:val="24"/>
@@ -2479,51 +3260,136 @@
     </w:p>
     <w:p>
       <w:pPr>
-        <w:rPr>
-          <w:rFonts w:hint="eastAsia" w:asciiTheme="minorEastAsia" w:hAnsiTheme="minorEastAsia" w:eastAsiaTheme="minorEastAsia" w:cstheme="minorEastAsia"/>
-          <w:sz w:val="24"/>
-          <w:szCs w:val="24"/>
-        </w:rPr>
-      </w:pPr>
-    </w:p>
-    <w:p>
-      <w:pPr>
-        <w:rPr>
-          <w:rFonts w:hint="eastAsia" w:asciiTheme="minorEastAsia" w:hAnsiTheme="minorEastAsia" w:eastAsiaTheme="minorEastAsia" w:cstheme="minorEastAsia"/>
-          <w:sz w:val="24"/>
-          <w:szCs w:val="24"/>
-        </w:rPr>
-      </w:pPr>
-    </w:p>
-    <w:p>
-      <w:pPr>
-        <w:rPr>
-          <w:rFonts w:hint="eastAsia" w:asciiTheme="minorEastAsia" w:hAnsiTheme="minorEastAsia" w:eastAsiaTheme="minorEastAsia" w:cstheme="minorEastAsia"/>
-          <w:sz w:val="24"/>
-          <w:szCs w:val="24"/>
-        </w:rPr>
-      </w:pPr>
-    </w:p>
-    <w:p>
-      <w:pPr>
-        <w:rPr>
-          <w:rFonts w:hint="eastAsia" w:asciiTheme="minorEastAsia" w:hAnsiTheme="minorEastAsia" w:eastAsiaTheme="minorEastAsia" w:cstheme="minorEastAsia"/>
-          <w:sz w:val="24"/>
-          <w:szCs w:val="24"/>
-        </w:rPr>
-      </w:pPr>
-    </w:p>
-    <w:p>
-      <w:pPr>
-        <w:rPr>
-          <w:rFonts w:hint="eastAsia" w:asciiTheme="minorEastAsia" w:hAnsiTheme="minorEastAsia" w:eastAsiaTheme="minorEastAsia" w:cstheme="minorEastAsia"/>
-          <w:sz w:val="24"/>
-          <w:szCs w:val="24"/>
-        </w:rPr>
-      </w:pPr>
-    </w:p>
-    <w:p>
-      <w:pPr>
+        <w:keepNext w:val="0"/>
+        <w:keepLines w:val="0"/>
+        <w:pageBreakBefore w:val="0"/>
+        <w:kinsoku/>
+        <w:wordWrap w:val="0"/>
+        <w:overflowPunct/>
+        <w:topLinePunct w:val="0"/>
+        <w:autoSpaceDE/>
+        <w:autoSpaceDN/>
+        <w:bidi w:val="0"/>
+        <w:adjustRightInd/>
+        <w:snapToGrid/>
+        <w:spacing w:beforeAutospacing="0" w:afterAutospacing="0"/>
+        <w:textAlignment w:val="auto"/>
+        <w:rPr>
+          <w:rFonts w:hint="eastAsia" w:asciiTheme="minorEastAsia" w:hAnsiTheme="minorEastAsia" w:eastAsiaTheme="minorEastAsia" w:cstheme="minorEastAsia"/>
+          <w:sz w:val="24"/>
+          <w:szCs w:val="24"/>
+        </w:rPr>
+      </w:pPr>
+    </w:p>
+    <w:p>
+      <w:pPr>
+        <w:keepNext w:val="0"/>
+        <w:keepLines w:val="0"/>
+        <w:pageBreakBefore w:val="0"/>
+        <w:kinsoku/>
+        <w:wordWrap w:val="0"/>
+        <w:overflowPunct/>
+        <w:topLinePunct w:val="0"/>
+        <w:autoSpaceDE/>
+        <w:autoSpaceDN/>
+        <w:bidi w:val="0"/>
+        <w:adjustRightInd/>
+        <w:snapToGrid/>
+        <w:spacing w:beforeAutospacing="0" w:afterAutospacing="0"/>
+        <w:textAlignment w:val="auto"/>
+        <w:rPr>
+          <w:rFonts w:hint="eastAsia" w:asciiTheme="minorEastAsia" w:hAnsiTheme="minorEastAsia" w:eastAsiaTheme="minorEastAsia" w:cstheme="minorEastAsia"/>
+          <w:sz w:val="24"/>
+          <w:szCs w:val="24"/>
+        </w:rPr>
+      </w:pPr>
+    </w:p>
+    <w:p>
+      <w:pPr>
+        <w:keepNext w:val="0"/>
+        <w:keepLines w:val="0"/>
+        <w:pageBreakBefore w:val="0"/>
+        <w:kinsoku/>
+        <w:wordWrap w:val="0"/>
+        <w:overflowPunct/>
+        <w:topLinePunct w:val="0"/>
+        <w:autoSpaceDE/>
+        <w:autoSpaceDN/>
+        <w:bidi w:val="0"/>
+        <w:adjustRightInd/>
+        <w:snapToGrid/>
+        <w:spacing w:beforeAutospacing="0" w:afterAutospacing="0"/>
+        <w:textAlignment w:val="auto"/>
+        <w:rPr>
+          <w:rFonts w:hint="default" w:asciiTheme="minorEastAsia" w:hAnsiTheme="minorEastAsia" w:eastAsiaTheme="minorEastAsia" w:cstheme="minorEastAsia"/>
+          <w:sz w:val="24"/>
+          <w:szCs w:val="24"/>
+          <w:lang w:val="en-US" w:eastAsia="zh-CN"/>
+        </w:rPr>
+      </w:pPr>
+    </w:p>
+    <w:p>
+      <w:pPr>
+        <w:keepNext w:val="0"/>
+        <w:keepLines w:val="0"/>
+        <w:pageBreakBefore w:val="0"/>
+        <w:kinsoku/>
+        <w:wordWrap w:val="0"/>
+        <w:overflowPunct/>
+        <w:topLinePunct w:val="0"/>
+        <w:autoSpaceDE/>
+        <w:autoSpaceDN/>
+        <w:bidi w:val="0"/>
+        <w:adjustRightInd/>
+        <w:snapToGrid/>
+        <w:spacing w:beforeAutospacing="0" w:afterAutospacing="0"/>
+        <w:textAlignment w:val="auto"/>
+        <w:rPr>
+          <w:rFonts w:hint="eastAsia" w:asciiTheme="minorEastAsia" w:hAnsiTheme="minorEastAsia" w:eastAsiaTheme="minorEastAsia" w:cstheme="minorEastAsia"/>
+          <w:sz w:val="24"/>
+          <w:szCs w:val="24"/>
+        </w:rPr>
+      </w:pPr>
+    </w:p>
+    <w:p>
+      <w:pPr>
+        <w:keepNext w:val="0"/>
+        <w:keepLines w:val="0"/>
+        <w:pageBreakBefore w:val="0"/>
+        <w:kinsoku/>
+        <w:wordWrap w:val="0"/>
+        <w:overflowPunct/>
+        <w:topLinePunct w:val="0"/>
+        <w:autoSpaceDE/>
+        <w:autoSpaceDN/>
+        <w:bidi w:val="0"/>
+        <w:adjustRightInd/>
+        <w:snapToGrid/>
+        <w:spacing w:beforeAutospacing="0" w:afterAutospacing="0"/>
+        <w:textAlignment w:val="auto"/>
+        <w:rPr>
+          <w:rFonts w:hint="eastAsia" w:asciiTheme="minorEastAsia" w:hAnsiTheme="minorEastAsia" w:eastAsiaTheme="minorEastAsia" w:cstheme="minorEastAsia"/>
+          <w:sz w:val="24"/>
+          <w:szCs w:val="24"/>
+        </w:rPr>
+      </w:pPr>
+    </w:p>
+    <w:p>
+      <w:pPr>
+        <w:keepNext w:val="0"/>
+        <w:keepLines w:val="0"/>
+        <w:pageBreakBefore w:val="0"/>
+        <w:kinsoku/>
+        <w:wordWrap w:val="0"/>
+        <w:overflowPunct/>
+        <w:topLinePunct w:val="0"/>
+        <w:autoSpaceDE/>
+        <w:autoSpaceDN/>
+        <w:bidi w:val="0"/>
+        <w:adjustRightInd/>
+        <w:snapToGrid/>
+        <w:spacing w:beforeAutospacing="0" w:afterAutospacing="0"/>
+        <w:textAlignment w:val="auto"/>
         <w:rPr>
           <w:rFonts w:hint="eastAsia" w:asciiTheme="minorEastAsia" w:hAnsiTheme="minorEastAsia" w:eastAsiaTheme="minorEastAsia" w:cstheme="minorEastAsia"/>
           <w:sz w:val="24"/>
@@ -2680,21 +3546,141 @@
     </w:p>
     <w:p>
       <w:pPr>
+        <w:keepNext w:val="0"/>
+        <w:keepLines w:val="0"/>
+        <w:pageBreakBefore w:val="0"/>
+        <w:kinsoku/>
+        <w:wordWrap w:val="0"/>
+        <w:overflowPunct/>
+        <w:topLinePunct w:val="0"/>
+        <w:autoSpaceDE/>
+        <w:autoSpaceDN/>
+        <w:bidi w:val="0"/>
+        <w:adjustRightInd/>
+        <w:snapToGrid/>
+        <w:spacing w:beforeAutospacing="0" w:afterAutospacing="0"/>
         <w:ind w:firstLine="420" w:firstLineChars="0"/>
-        <w:rPr>
-          <w:rFonts w:hint="eastAsia" w:asciiTheme="minorEastAsia" w:hAnsiTheme="minorEastAsia" w:eastAsiaTheme="minorEastAsia" w:cstheme="minorEastAsia"/>
-          <w:sz w:val="24"/>
-          <w:szCs w:val="24"/>
-        </w:rPr>
-      </w:pPr>
-      <w:r>
-        <w:rPr>
-          <w:rFonts w:hint="eastAsia" w:asciiTheme="minorEastAsia" w:hAnsiTheme="minorEastAsia" w:cstheme="minorEastAsia"/>
-          <w:sz w:val="24"/>
-          <w:szCs w:val="24"/>
-          <w:lang w:val="en-US" w:eastAsia="zh-CN"/>
-        </w:rPr>
-        <w:t>对于UI设计、前端</w:t>
+        <w:textAlignment w:val="auto"/>
+        <w:rPr>
+          <w:rFonts w:hint="eastAsia" w:asciiTheme="minorEastAsia" w:hAnsiTheme="minorEastAsia" w:cstheme="minorEastAsia"/>
+          <w:sz w:val="24"/>
+          <w:szCs w:val="24"/>
+          <w:lang w:val="en-US" w:eastAsia="zh-CN"/>
+        </w:rPr>
+      </w:pPr>
+      <w:r>
+        <w:rPr>
+          <w:rFonts w:hint="eastAsia" w:asciiTheme="minorEastAsia" w:hAnsiTheme="minorEastAsia" w:cstheme="minorEastAsia"/>
+          <w:sz w:val="24"/>
+          <w:szCs w:val="24"/>
+          <w:lang w:val="en-US" w:eastAsia="zh-CN"/>
+        </w:rPr>
+        <w:t>对于UI设计、前端、后端、数据库、接口文档、隐私和安全、测试、运维，其开发流程都是以下（1）-（7）。</w:t>
+      </w:r>
+    </w:p>
+    <w:p>
+      <w:pPr>
+        <w:keepNext w:val="0"/>
+        <w:keepLines w:val="0"/>
+        <w:pageBreakBefore w:val="0"/>
+        <w:kinsoku/>
+        <w:wordWrap w:val="0"/>
+        <w:overflowPunct/>
+        <w:topLinePunct w:val="0"/>
+        <w:autoSpaceDE/>
+        <w:autoSpaceDN/>
+        <w:bidi w:val="0"/>
+        <w:adjustRightInd/>
+        <w:snapToGrid/>
+        <w:spacing w:beforeAutospacing="0" w:afterAutospacing="0"/>
+        <w:ind w:firstLine="420" w:firstLineChars="0"/>
+        <w:textAlignment w:val="auto"/>
+        <w:rPr>
+          <w:rFonts w:hint="eastAsia" w:asciiTheme="minorEastAsia" w:hAnsiTheme="minorEastAsia" w:cstheme="minorEastAsia"/>
+          <w:color w:val="FF0000"/>
+          <w:sz w:val="24"/>
+          <w:szCs w:val="24"/>
+          <w:lang w:val="en-US" w:eastAsia="zh-CN"/>
+        </w:rPr>
+      </w:pPr>
+      <w:r>
+        <w:rPr>
+          <w:rFonts w:hint="eastAsia" w:asciiTheme="minorEastAsia" w:hAnsiTheme="minorEastAsia" w:cstheme="minorEastAsia"/>
+          <w:color w:val="FF0000"/>
+          <w:sz w:val="24"/>
+          <w:szCs w:val="24"/>
+          <w:lang w:val="en-US" w:eastAsia="zh-CN"/>
+        </w:rPr>
+        <w:t>每次有新需求时，重复（2）-（6）</w:t>
+      </w:r>
+    </w:p>
+    <w:p>
+      <w:pPr>
+        <w:keepNext w:val="0"/>
+        <w:keepLines w:val="0"/>
+        <w:pageBreakBefore w:val="0"/>
+        <w:kinsoku/>
+        <w:wordWrap w:val="0"/>
+        <w:overflowPunct/>
+        <w:topLinePunct w:val="0"/>
+        <w:autoSpaceDE/>
+        <w:autoSpaceDN/>
+        <w:bidi w:val="0"/>
+        <w:adjustRightInd/>
+        <w:snapToGrid/>
+        <w:spacing w:beforeAutospacing="0" w:afterAutospacing="0"/>
+        <w:ind w:firstLine="420" w:firstLineChars="0"/>
+        <w:textAlignment w:val="auto"/>
+        <w:rPr>
+          <w:rFonts w:hint="eastAsia" w:asciiTheme="minorEastAsia" w:hAnsiTheme="minorEastAsia" w:cstheme="minorEastAsia"/>
+          <w:sz w:val="24"/>
+          <w:szCs w:val="24"/>
+          <w:lang w:val="en-US" w:eastAsia="zh-CN"/>
+        </w:rPr>
+      </w:pPr>
+      <w:r>
+        <w:rPr>
+          <w:rFonts w:hint="eastAsia" w:asciiTheme="minorEastAsia" w:hAnsiTheme="minorEastAsia" w:cstheme="minorEastAsia"/>
+          <w:color w:val="FF0000"/>
+          <w:sz w:val="24"/>
+          <w:szCs w:val="24"/>
+          <w:lang w:val="en-US" w:eastAsia="zh-CN"/>
+        </w:rPr>
+        <w:t>项目UI设计、前端、后端、数据库、接口文档、隐私和安全、测试、运维开发时都需要重复（2）-（6）</w:t>
+      </w:r>
+    </w:p>
+    <w:p>
+      <w:pPr>
+        <w:keepNext w:val="0"/>
+        <w:keepLines w:val="0"/>
+        <w:pageBreakBefore w:val="0"/>
+        <w:kinsoku/>
+        <w:wordWrap w:val="0"/>
+        <w:overflowPunct/>
+        <w:topLinePunct w:val="0"/>
+        <w:autoSpaceDE/>
+        <w:autoSpaceDN/>
+        <w:bidi w:val="0"/>
+        <w:adjustRightInd/>
+        <w:snapToGrid/>
+        <w:spacing w:beforeAutospacing="0" w:afterAutospacing="0"/>
+        <w:ind w:firstLine="420" w:firstLineChars="0"/>
+        <w:textAlignment w:val="auto"/>
+        <w:rPr>
+          <w:rFonts w:hint="eastAsia" w:asciiTheme="minorEastAsia" w:hAnsiTheme="minorEastAsia" w:cstheme="minorEastAsia"/>
+          <w:sz w:val="24"/>
+          <w:szCs w:val="24"/>
+          <w:lang w:val="en-US" w:eastAsia="zh-CN"/>
+        </w:rPr>
+      </w:pPr>
+      <w:r>
+        <w:rPr>
+          <w:rFonts w:hint="eastAsia" w:asciiTheme="minorEastAsia" w:hAnsiTheme="minorEastAsia" w:cstheme="minorEastAsia"/>
+          <w:sz w:val="24"/>
+          <w:szCs w:val="24"/>
+          <w:lang w:val="en-US" w:eastAsia="zh-CN"/>
+        </w:rPr>
+        <w:t>以下每个步骤都需要在plan模式下按照特定skill进行。</w:t>
       </w:r>
       <w:r>
         <w:rPr>
@@ -2704,36 +3690,120 @@
           <w:szCs w:val="24"/>
           <w:lang w:val="en-US" w:eastAsia="zh-CN"/>
         </w:rPr>
-        <w:t>（（V0 (Vercel)或Screenshot to Code(需付费)））</w:t>
-      </w:r>
-      <w:r>
-        <w:rPr>
-          <w:rFonts w:hint="eastAsia" w:asciiTheme="minorEastAsia" w:hAnsiTheme="minorEastAsia" w:cstheme="minorEastAsia"/>
-          <w:sz w:val="24"/>
-          <w:szCs w:val="24"/>
-          <w:lang w:val="en-US" w:eastAsia="zh-CN"/>
-        </w:rPr>
-        <w:t>、后端、数据库、接口文档、隐私和安全、测试、运维，其开发流程都是以下（1）-（7）。</w:t>
-      </w:r>
-    </w:p>
-    <w:p>
-      <w:pPr>
+        <w:t>（skills的网站：claude官方、vercel官方（前端公司）、社区skills(如前端大佬github.com/mattpocock/skills)）</w:t>
+      </w:r>
+      <w:r>
+        <w:rPr>
+          <w:rFonts w:hint="eastAsia" w:ascii="宋体" w:hAnsi="宋体" w:eastAsia="宋体" w:cs="宋体"/>
+          <w:sz w:val="24"/>
+          <w:szCs w:val="24"/>
+          <w:lang w:val="en-US" w:eastAsia="zh-CN"/>
+        </w:rPr>
+        <w:t>。</w:t>
+      </w:r>
+    </w:p>
+    <w:p>
+      <w:pPr>
+        <w:keepNext w:val="0"/>
+        <w:keepLines w:val="0"/>
+        <w:pageBreakBefore w:val="0"/>
+        <w:kinsoku/>
+        <w:wordWrap w:val="0"/>
+        <w:overflowPunct/>
+        <w:topLinePunct w:val="0"/>
+        <w:autoSpaceDE/>
+        <w:autoSpaceDN/>
+        <w:bidi w:val="0"/>
+        <w:adjustRightInd/>
+        <w:snapToGrid/>
+        <w:spacing w:beforeAutospacing="0" w:afterAutospacing="0"/>
         <w:ind w:firstLine="420" w:firstLineChars="0"/>
-        <w:rPr>
-          <w:rFonts w:hint="eastAsia" w:asciiTheme="minorEastAsia" w:hAnsiTheme="minorEastAsia" w:cstheme="minorEastAsia"/>
-          <w:sz w:val="24"/>
-          <w:szCs w:val="24"/>
-          <w:lang w:val="en-US" w:eastAsia="zh-CN"/>
-        </w:rPr>
-      </w:pPr>
-      <w:r>
-        <w:rPr>
-          <w:rFonts w:hint="eastAsia" w:asciiTheme="minorEastAsia" w:hAnsiTheme="minorEastAsia" w:cstheme="minorEastAsia"/>
-          <w:sz w:val="24"/>
-          <w:szCs w:val="24"/>
-          <w:lang w:val="en-US" w:eastAsia="zh-CN"/>
-        </w:rPr>
-        <w:t>以下每个步骤都需要在plan模式下按照特定skill进行。</w:t>
+        <w:textAlignment w:val="auto"/>
+        <w:rPr>
+          <w:rFonts w:hint="default" w:asciiTheme="minorEastAsia" w:hAnsiTheme="minorEastAsia" w:cstheme="minorEastAsia"/>
+          <w:color w:val="FF0000"/>
+          <w:sz w:val="24"/>
+          <w:szCs w:val="24"/>
+          <w:lang w:val="en-US" w:eastAsia="zh-CN"/>
+        </w:rPr>
+      </w:pPr>
+      <w:r>
+        <w:rPr>
+          <w:rFonts w:hint="eastAsia" w:asciiTheme="minorEastAsia" w:hAnsiTheme="minorEastAsia" w:cstheme="minorEastAsia"/>
+          <w:color w:val="FF0000"/>
+          <w:sz w:val="24"/>
+          <w:szCs w:val="24"/>
+          <w:lang w:val="en-US" w:eastAsia="zh-CN"/>
+        </w:rPr>
+        <w:t>以下每个步骤几乎都需要grill.me澄清需求。</w:t>
+      </w:r>
+    </w:p>
+    <w:p>
+      <w:pPr>
+        <w:keepNext w:val="0"/>
+        <w:keepLines w:val="0"/>
+        <w:pageBreakBefore w:val="0"/>
+        <w:kinsoku/>
+        <w:wordWrap w:val="0"/>
+        <w:overflowPunct/>
+        <w:topLinePunct w:val="0"/>
+        <w:autoSpaceDE/>
+        <w:autoSpaceDN/>
+        <w:bidi w:val="0"/>
+        <w:adjustRightInd/>
+        <w:snapToGrid/>
+        <w:spacing w:beforeAutospacing="0" w:afterAutospacing="0"/>
+        <w:ind w:firstLine="420" w:firstLineChars="0"/>
+        <w:textAlignment w:val="auto"/>
+        <w:rPr>
+          <w:rFonts w:hint="eastAsia" w:asciiTheme="minorEastAsia" w:hAnsiTheme="minorEastAsia" w:cstheme="minorEastAsia"/>
+          <w:sz w:val="24"/>
+          <w:szCs w:val="24"/>
+          <w:lang w:val="en-US" w:eastAsia="zh-CN"/>
+        </w:rPr>
+      </w:pPr>
+      <w:r>
+        <w:rPr>
+          <w:rFonts w:hint="eastAsia" w:asciiTheme="minorEastAsia" w:hAnsiTheme="minorEastAsia" w:cstheme="minorEastAsia"/>
+          <w:sz w:val="24"/>
+          <w:szCs w:val="24"/>
+          <w:lang w:val="en-US" w:eastAsia="zh-CN"/>
+        </w:rPr>
+        <w:t>以下每个步骤都需要提示词，提示词技巧：任务要具体、可引用已有代码、先计划再执行、一次只实现一个功能</w:t>
+      </w:r>
+    </w:p>
+    <w:p>
+      <w:pPr>
+        <w:keepNext w:val="0"/>
+        <w:keepLines w:val="0"/>
+        <w:pageBreakBefore w:val="0"/>
+        <w:kinsoku/>
+        <w:wordWrap w:val="0"/>
+        <w:overflowPunct/>
+        <w:topLinePunct w:val="0"/>
+        <w:autoSpaceDE/>
+        <w:autoSpaceDN/>
+        <w:bidi w:val="0"/>
+        <w:adjustRightInd/>
+        <w:snapToGrid/>
+        <w:spacing w:beforeAutospacing="0" w:afterAutospacing="0"/>
+        <w:ind w:firstLine="420" w:firstLineChars="0"/>
+        <w:textAlignment w:val="auto"/>
+        <w:rPr>
+          <w:rFonts w:hint="eastAsia" w:asciiTheme="minorEastAsia" w:hAnsiTheme="minorEastAsia" w:cstheme="minorEastAsia"/>
+          <w:sz w:val="24"/>
+          <w:szCs w:val="24"/>
+          <w:lang w:val="en-US" w:eastAsia="zh-CN"/>
+        </w:rPr>
+      </w:pPr>
+      <w:r>
+        <w:rPr>
+          <w:rFonts w:hint="eastAsia" w:asciiTheme="minorEastAsia" w:hAnsiTheme="minorEastAsia" w:cstheme="minorEastAsia"/>
+          <w:sz w:val="24"/>
+          <w:szCs w:val="24"/>
+          <w:lang w:val="en-US" w:eastAsia="zh-CN"/>
+        </w:rPr>
+        <w:t>以下每个步骤（尤其是小任务、大任务）完成后，都需要更新三处</w:t>
       </w:r>
       <w:r>
         <w:rPr>
@@ -2743,76 +3813,75 @@
           <w:szCs w:val="24"/>
           <w:lang w:val="en-US" w:eastAsia="zh-CN"/>
         </w:rPr>
-        <w:t>（skills的网站：claude官方、vercel官方（前端公司）、社区skills(如前端大佬github.com/mattpocock/skills)）</w:t>
-      </w:r>
-      <w:r>
-        <w:rPr>
-          <w:rFonts w:hint="eastAsia" w:ascii="宋体" w:hAnsi="宋体" w:eastAsia="宋体" w:cs="宋体"/>
-          <w:sz w:val="24"/>
-          <w:szCs w:val="24"/>
-          <w:lang w:val="en-US" w:eastAsia="zh-CN"/>
-        </w:rPr>
-        <w:t>。</w:t>
-      </w:r>
-    </w:p>
-    <w:p>
-      <w:pPr>
+        <w:t>（这里的三处不是指三个CLAUDE.md，而是指第“一”点中表格内末尾那3个）</w:t>
+      </w:r>
+      <w:r>
+        <w:rPr>
+          <w:rFonts w:hint="eastAsia" w:asciiTheme="minorEastAsia" w:hAnsiTheme="minorEastAsia" w:eastAsiaTheme="minorEastAsia" w:cstheme="minorEastAsia"/>
+          <w:sz w:val="24"/>
+          <w:szCs w:val="24"/>
+        </w:rPr>
+        <w:t>CLAUDE.md</w:t>
+      </w:r>
+      <w:r>
+        <w:rPr>
+          <w:rFonts w:hint="eastAsia" w:asciiTheme="minorEastAsia" w:hAnsiTheme="minorEastAsia" w:cstheme="minorEastAsia"/>
+          <w:color w:val="0000FF"/>
+          <w:sz w:val="24"/>
+          <w:szCs w:val="24"/>
+          <w:lang w:val="en-US" w:eastAsia="zh-CN"/>
+        </w:rPr>
+        <w:t>（记录功能思路、踩的坑），</w:t>
+      </w:r>
+      <w:r>
+        <w:rPr>
+          <w:rFonts w:hint="eastAsia" w:asciiTheme="minorEastAsia" w:hAnsiTheme="minorEastAsia" w:cstheme="minorEastAsia"/>
+          <w:sz w:val="24"/>
+          <w:szCs w:val="24"/>
+          <w:lang w:val="en-US" w:eastAsia="zh-CN"/>
+        </w:rPr>
+        <w:t>将功能思路、踩的坑转为Skill或文档。</w:t>
+      </w:r>
+    </w:p>
+    <w:p>
+      <w:pPr>
+        <w:keepNext w:val="0"/>
+        <w:keepLines w:val="0"/>
+        <w:pageBreakBefore w:val="0"/>
+        <w:kinsoku/>
+        <w:wordWrap w:val="0"/>
+        <w:overflowPunct/>
+        <w:topLinePunct w:val="0"/>
+        <w:autoSpaceDE/>
+        <w:autoSpaceDN/>
+        <w:bidi w:val="0"/>
+        <w:adjustRightInd/>
+        <w:snapToGrid/>
+        <w:spacing w:beforeAutospacing="0" w:afterAutospacing="0"/>
         <w:ind w:firstLine="420" w:firstLineChars="0"/>
-        <w:rPr>
-          <w:rFonts w:hint="default" w:asciiTheme="minorEastAsia" w:hAnsiTheme="minorEastAsia" w:cstheme="minorEastAsia"/>
-          <w:sz w:val="24"/>
-          <w:szCs w:val="24"/>
-          <w:lang w:val="en-US" w:eastAsia="zh-CN"/>
-        </w:rPr>
-      </w:pPr>
-      <w:r>
-        <w:rPr>
-          <w:rFonts w:hint="eastAsia" w:asciiTheme="minorEastAsia" w:hAnsiTheme="minorEastAsia" w:cstheme="minorEastAsia"/>
-          <w:sz w:val="24"/>
-          <w:szCs w:val="24"/>
-          <w:lang w:val="en-US" w:eastAsia="zh-CN"/>
-        </w:rPr>
-        <w:t>以下每个步骤几乎都需要grill.me澄清需求。</w:t>
-      </w:r>
-    </w:p>
-    <w:p>
-      <w:pPr>
-        <w:ind w:firstLine="420" w:firstLineChars="0"/>
-        <w:rPr>
-          <w:rFonts w:hint="eastAsia" w:asciiTheme="minorEastAsia" w:hAnsiTheme="minorEastAsia" w:cstheme="minorEastAsia"/>
-          <w:sz w:val="24"/>
-          <w:szCs w:val="24"/>
-          <w:lang w:val="en-US" w:eastAsia="zh-CN"/>
-        </w:rPr>
-      </w:pPr>
-      <w:r>
-        <w:rPr>
-          <w:rFonts w:hint="eastAsia" w:asciiTheme="minorEastAsia" w:hAnsiTheme="minorEastAsia" w:cstheme="minorEastAsia"/>
-          <w:sz w:val="24"/>
-          <w:szCs w:val="24"/>
-          <w:lang w:val="en-US" w:eastAsia="zh-CN"/>
-        </w:rPr>
-        <w:t>以下每个步骤都需要提示词，提示词技巧：任务要具体、可引用已有代码、先计划再执行、一次只实现一个功能</w:t>
-      </w:r>
-    </w:p>
-    <w:p>
-      <w:pPr>
-        <w:ind w:firstLine="420" w:firstLineChars="0"/>
-        <w:rPr>
-          <w:rFonts w:hint="eastAsia" w:asciiTheme="minorEastAsia" w:hAnsiTheme="minorEastAsia" w:cstheme="minorEastAsia"/>
-          <w:sz w:val="24"/>
-          <w:szCs w:val="24"/>
-          <w:lang w:val="en-US" w:eastAsia="zh-CN"/>
-        </w:rPr>
-      </w:pPr>
-      <w:r>
-        <w:rPr>
-          <w:rFonts w:hint="eastAsia" w:asciiTheme="minorEastAsia" w:hAnsiTheme="minorEastAsia" w:cstheme="minorEastAsia"/>
-          <w:sz w:val="24"/>
-          <w:szCs w:val="24"/>
-          <w:lang w:val="en-US" w:eastAsia="zh-CN"/>
-        </w:rPr>
-        <w:t>以下每个步骤（尤其是小任务、大任务）完成后，都需要更新三处</w:t>
+        <w:textAlignment w:val="auto"/>
+        <w:rPr>
+          <w:rFonts w:hint="eastAsia" w:asciiTheme="minorEastAsia" w:hAnsiTheme="minorEastAsia" w:eastAsiaTheme="minorEastAsia" w:cstheme="minorEastAsia"/>
+          <w:sz w:val="24"/>
+          <w:szCs w:val="24"/>
+        </w:rPr>
+      </w:pPr>
+      <w:r>
+        <w:rPr>
+          <w:rFonts w:hint="eastAsia" w:asciiTheme="minorEastAsia" w:hAnsiTheme="minorEastAsia" w:cstheme="minorEastAsia"/>
+          <w:sz w:val="24"/>
+          <w:szCs w:val="24"/>
+          <w:lang w:val="en-US" w:eastAsia="zh-CN"/>
+        </w:rPr>
+        <w:t>以下任何一个步骤执行时产生</w:t>
+      </w:r>
+      <w:r>
+        <w:rPr>
+          <w:rFonts w:hint="eastAsia" w:asciiTheme="minorEastAsia" w:hAnsiTheme="minorEastAsia" w:eastAsiaTheme="minorEastAsia" w:cstheme="minorEastAsia"/>
+          <w:sz w:val="24"/>
+          <w:szCs w:val="24"/>
+        </w:rPr>
+        <w:t>幻影时</w:t>
       </w:r>
       <w:r>
         <w:rPr>
@@ -2822,61 +3891,32 @@
           <w:szCs w:val="24"/>
           <w:lang w:val="en-US" w:eastAsia="zh-CN"/>
         </w:rPr>
-        <w:t>（这里的三处不是指三个CLAUDE.md，而是指第“一”点中表格内末尾那3个）</w:t>
-      </w:r>
-      <w:r>
-        <w:rPr>
-          <w:rFonts w:hint="eastAsia" w:asciiTheme="minorEastAsia" w:hAnsiTheme="minorEastAsia" w:eastAsiaTheme="minorEastAsia" w:cstheme="minorEastAsia"/>
-          <w:sz w:val="24"/>
-          <w:szCs w:val="24"/>
-        </w:rPr>
-        <w:t>CLAUDE.md</w:t>
-      </w:r>
-      <w:r>
-        <w:rPr>
-          <w:rFonts w:hint="eastAsia" w:asciiTheme="minorEastAsia" w:hAnsiTheme="minorEastAsia" w:cstheme="minorEastAsia"/>
-          <w:color w:val="0000FF"/>
-          <w:sz w:val="24"/>
-          <w:szCs w:val="24"/>
-          <w:lang w:val="en-US" w:eastAsia="zh-CN"/>
-        </w:rPr>
-        <w:t>（记录功能思路、踩的坑），</w:t>
-      </w:r>
-      <w:r>
-        <w:rPr>
-          <w:rFonts w:hint="eastAsia" w:asciiTheme="minorEastAsia" w:hAnsiTheme="minorEastAsia" w:cstheme="minorEastAsia"/>
-          <w:sz w:val="24"/>
-          <w:szCs w:val="24"/>
-          <w:lang w:val="en-US" w:eastAsia="zh-CN"/>
-        </w:rPr>
-        <w:t>将功能思路、踩的坑转为Skill或文档。</w:t>
-      </w:r>
-    </w:p>
-    <w:p>
-      <w:pPr>
-        <w:ind w:firstLine="420" w:firstLineChars="0"/>
-        <w:rPr>
-          <w:rFonts w:hint="eastAsia" w:asciiTheme="minorEastAsia" w:hAnsiTheme="minorEastAsia" w:eastAsiaTheme="minorEastAsia" w:cstheme="minorEastAsia"/>
-          <w:sz w:val="24"/>
-          <w:szCs w:val="24"/>
-        </w:rPr>
-      </w:pPr>
-      <w:r>
-        <w:rPr>
-          <w:rFonts w:hint="eastAsia" w:asciiTheme="minorEastAsia" w:hAnsiTheme="minorEastAsia" w:cstheme="minorEastAsia"/>
-          <w:sz w:val="24"/>
-          <w:szCs w:val="24"/>
-          <w:lang w:val="en-US" w:eastAsia="zh-CN"/>
-        </w:rPr>
-        <w:t>以下任何一个步骤执行时产生</w:t>
-      </w:r>
-      <w:r>
-        <w:rPr>
-          <w:rFonts w:hint="eastAsia" w:asciiTheme="minorEastAsia" w:hAnsiTheme="minorEastAsia" w:eastAsiaTheme="minorEastAsia" w:cstheme="minorEastAsia"/>
-          <w:sz w:val="24"/>
-          <w:szCs w:val="24"/>
-        </w:rPr>
-        <w:t>幻影时</w:t>
+        <w:t>（无论是上下文过长导致还是其他什么原因导致）</w:t>
+      </w:r>
+      <w:r>
+        <w:rPr>
+          <w:rFonts w:hint="eastAsia" w:asciiTheme="minorEastAsia" w:hAnsiTheme="minorEastAsia" w:eastAsiaTheme="minorEastAsia" w:cstheme="minorEastAsia"/>
+          <w:sz w:val="24"/>
+          <w:szCs w:val="24"/>
+        </w:rPr>
+        <w:t>，输入/context查看上下文占比情况，然后手动保存关键内容到CLAUDE.md或项目文档中，然后执行/compact来压缩</w:t>
+      </w:r>
+      <w:r>
+        <w:rPr>
+          <w:rFonts w:hint="eastAsia" w:asciiTheme="minorEastAsia" w:hAnsiTheme="minorEastAsia" w:cstheme="minorEastAsia"/>
+          <w:sz w:val="24"/>
+          <w:szCs w:val="24"/>
+          <w:lang w:val="en-US" w:eastAsia="zh-CN"/>
+        </w:rPr>
+        <w:t>当前</w:t>
+      </w:r>
+      <w:r>
+        <w:rPr>
+          <w:rFonts w:hint="eastAsia" w:asciiTheme="minorEastAsia" w:hAnsiTheme="minorEastAsia" w:eastAsiaTheme="minorEastAsia" w:cstheme="minorEastAsia"/>
+          <w:sz w:val="24"/>
+          <w:szCs w:val="24"/>
+        </w:rPr>
+        <w:t>对话</w:t>
       </w:r>
       <w:r>
         <w:rPr>
@@ -2886,59 +3926,94 @@
           <w:szCs w:val="24"/>
           <w:lang w:val="en-US" w:eastAsia="zh-CN"/>
         </w:rPr>
-        <w:t>（无论是上下文过长导致还是其他什么原因导致）</w:t>
-      </w:r>
-      <w:r>
-        <w:rPr>
-          <w:rFonts w:hint="eastAsia" w:asciiTheme="minorEastAsia" w:hAnsiTheme="minorEastAsia" w:eastAsiaTheme="minorEastAsia" w:cstheme="minorEastAsia"/>
-          <w:sz w:val="24"/>
-          <w:szCs w:val="24"/>
-        </w:rPr>
-        <w:t>，输入/context查看上下文占比情况，然后手动保存关键内容到CLAUDE.md或项目文档中，然后执行/compact来压缩对话。</w:t>
-      </w:r>
-    </w:p>
-    <w:p>
-      <w:pPr>
+        <w:t>（注意，当前对话之前的细节会丢失。在执行前，必要时需要fork当前对话）。</w:t>
+      </w:r>
+    </w:p>
+    <w:p>
+      <w:pPr>
+        <w:keepNext w:val="0"/>
+        <w:keepLines w:val="0"/>
+        <w:pageBreakBefore w:val="0"/>
+        <w:kinsoku/>
+        <w:wordWrap w:val="0"/>
+        <w:overflowPunct/>
+        <w:topLinePunct w:val="0"/>
+        <w:autoSpaceDE/>
+        <w:autoSpaceDN/>
+        <w:bidi w:val="0"/>
+        <w:adjustRightInd/>
+        <w:snapToGrid/>
+        <w:spacing w:beforeAutospacing="0" w:afterAutospacing="0"/>
         <w:ind w:firstLine="420" w:firstLineChars="0"/>
-        <w:rPr>
-          <w:rFonts w:hint="eastAsia" w:asciiTheme="minorEastAsia" w:hAnsiTheme="minorEastAsia" w:cstheme="minorEastAsia"/>
-          <w:sz w:val="24"/>
-          <w:szCs w:val="24"/>
-          <w:lang w:val="en-US" w:eastAsia="zh-CN"/>
-        </w:rPr>
-      </w:pPr>
-      <w:r>
-        <w:rPr>
-          <w:rFonts w:hint="eastAsia" w:asciiTheme="minorEastAsia" w:hAnsiTheme="minorEastAsia" w:cstheme="minorEastAsia"/>
-          <w:sz w:val="24"/>
-          <w:szCs w:val="24"/>
-          <w:lang w:val="en-US" w:eastAsia="zh-CN"/>
-        </w:rPr>
-        <w:t>每次有新需求时，重复（2）-（6）</w:t>
-      </w:r>
-    </w:p>
-    <w:p>
-      <w:pPr>
-        <w:rPr>
-          <w:rFonts w:hint="eastAsia" w:asciiTheme="minorEastAsia" w:hAnsiTheme="minorEastAsia" w:cstheme="minorEastAsia"/>
-          <w:sz w:val="24"/>
-          <w:szCs w:val="24"/>
-          <w:lang w:val="en-US" w:eastAsia="zh-CN"/>
-        </w:rPr>
-      </w:pPr>
-    </w:p>
-    <w:p>
-      <w:pPr>
-        <w:rPr>
-          <w:rFonts w:hint="eastAsia" w:asciiTheme="minorEastAsia" w:hAnsiTheme="minorEastAsia" w:cstheme="minorEastAsia"/>
-          <w:sz w:val="24"/>
-          <w:szCs w:val="24"/>
-          <w:lang w:val="en-US" w:eastAsia="zh-CN"/>
-        </w:rPr>
-      </w:pPr>
-    </w:p>
-    <w:p>
-      <w:pPr>
+        <w:textAlignment w:val="auto"/>
+        <w:rPr>
+          <w:rFonts w:hint="eastAsia" w:asciiTheme="minorEastAsia" w:hAnsiTheme="minorEastAsia" w:cstheme="minorEastAsia"/>
+          <w:sz w:val="24"/>
+          <w:szCs w:val="24"/>
+          <w:lang w:val="en-US" w:eastAsia="zh-CN"/>
+        </w:rPr>
+      </w:pPr>
+      <w:r>
+        <w:rPr>
+          <w:rFonts w:hint="eastAsia" w:asciiTheme="minorEastAsia" w:hAnsiTheme="minorEastAsia" w:cstheme="minorEastAsia"/>
+          <w:sz w:val="24"/>
+          <w:szCs w:val="24"/>
+          <w:lang w:val="en-US" w:eastAsia="zh-CN"/>
+        </w:rPr>
+        <w:t>项目中的Claude Code的对话上下文有点多，我想开一个新的对话，但是开新对话又会忘掉旧对话的记忆，如何解决？</w:t>
+      </w:r>
+    </w:p>
+    <w:p>
+      <w:pPr>
+        <w:keepNext w:val="0"/>
+        <w:keepLines w:val="0"/>
+        <w:pageBreakBefore w:val="0"/>
+        <w:kinsoku/>
+        <w:wordWrap w:val="0"/>
+        <w:overflowPunct/>
+        <w:topLinePunct w:val="0"/>
+        <w:autoSpaceDE/>
+        <w:autoSpaceDN/>
+        <w:bidi w:val="0"/>
+        <w:adjustRightInd/>
+        <w:snapToGrid/>
+        <w:spacing w:beforeAutospacing="0" w:afterAutospacing="0"/>
+        <w:ind w:firstLine="420" w:firstLineChars="0"/>
+        <w:textAlignment w:val="auto"/>
+        <w:rPr>
+          <w:rFonts w:hint="eastAsia" w:asciiTheme="minorEastAsia" w:hAnsiTheme="minorEastAsia" w:cstheme="minorEastAsia"/>
+          <w:sz w:val="24"/>
+          <w:szCs w:val="24"/>
+          <w:lang w:val="en-US" w:eastAsia="zh-CN"/>
+        </w:rPr>
+      </w:pPr>
+      <w:r>
+        <w:rPr>
+          <w:rFonts w:hint="eastAsia" w:asciiTheme="minorEastAsia" w:hAnsiTheme="minorEastAsia" w:cstheme="minorEastAsia"/>
+          <w:sz w:val="24"/>
+          <w:szCs w:val="24"/>
+          <w:lang w:val="en-US" w:eastAsia="zh-CN"/>
+        </w:rPr>
+        <w:t>安装claude-handoff skill，保存到项目 HANDOFF.md。</w:t>
+      </w:r>
+    </w:p>
+    <w:p>
+      <w:pPr>
+        <w:keepNext w:val="0"/>
+        <w:keepLines w:val="0"/>
+        <w:pageBreakBefore w:val="0"/>
+        <w:kinsoku/>
+        <w:wordWrap w:val="0"/>
+        <w:overflowPunct/>
+        <w:topLinePunct w:val="0"/>
+        <w:autoSpaceDE/>
+        <w:autoSpaceDN/>
+        <w:bidi w:val="0"/>
+        <w:adjustRightInd/>
+        <w:snapToGrid/>
+        <w:spacing w:beforeAutospacing="0" w:afterAutospacing="0"/>
+        <w:ind w:firstLine="420" w:firstLineChars="0"/>
+        <w:textAlignment w:val="auto"/>
         <w:rPr>
           <w:rFonts w:hint="default" w:asciiTheme="minorEastAsia" w:hAnsiTheme="minorEastAsia" w:cstheme="minorEastAsia"/>
           <w:sz w:val="24"/>
@@ -2946,24 +4021,701 @@
           <w:lang w:val="en-US" w:eastAsia="zh-CN"/>
         </w:rPr>
       </w:pPr>
-    </w:p>
-    <w:p>
-      <w:pPr>
+      <w:r>
+        <w:rPr>
+          <w:rFonts w:hint="eastAsia" w:asciiTheme="minorEastAsia" w:hAnsiTheme="minorEastAsia" w:cstheme="minorEastAsia"/>
+          <w:sz w:val="24"/>
+          <w:szCs w:val="24"/>
+          <w:lang w:val="en-US" w:eastAsia="zh-CN"/>
+        </w:rPr>
+        <w:t>每次新开对话前，在旧对话内执行/handoff:create只更新核心要点而不全量重写</w:t>
+      </w:r>
+      <w:r>
+        <w:rPr>
+          <w:rFonts w:hint="eastAsia" w:asciiTheme="minorEastAsia" w:hAnsiTheme="minorEastAsia" w:cstheme="minorEastAsia"/>
+          <w:color w:val="0000FF"/>
+          <w:sz w:val="24"/>
+          <w:szCs w:val="24"/>
+          <w:lang w:val="en-US" w:eastAsia="zh-CN"/>
+        </w:rPr>
+        <w:t>（/handoff:quick执行全量重写根目录的HANDOFF.md）</w:t>
+      </w:r>
+      <w:r>
+        <w:rPr>
+          <w:rFonts w:hint="eastAsia" w:asciiTheme="minorEastAsia" w:hAnsiTheme="minorEastAsia" w:cstheme="minorEastAsia"/>
+          <w:sz w:val="24"/>
+          <w:szCs w:val="24"/>
+          <w:lang w:val="en-US" w:eastAsia="zh-CN"/>
+        </w:rPr>
+        <w:t>。新会话启动后，输入“先阅读 CLAUDE.md + HANDOFF.md + MEMORY.md”无缝接手接收上一段对话。</w:t>
+      </w:r>
+    </w:p>
+    <w:p>
+      <w:pPr>
+        <w:keepNext w:val="0"/>
+        <w:keepLines w:val="0"/>
+        <w:pageBreakBefore w:val="0"/>
+        <w:kinsoku/>
+        <w:wordWrap w:val="0"/>
+        <w:overflowPunct/>
+        <w:topLinePunct w:val="0"/>
+        <w:autoSpaceDE/>
+        <w:autoSpaceDN/>
+        <w:bidi w:val="0"/>
+        <w:adjustRightInd/>
+        <w:snapToGrid/>
+        <w:spacing w:beforeAutospacing="0" w:afterAutospacing="0"/>
         <w:ind w:firstLine="420" w:firstLineChars="0"/>
-        <w:rPr>
-          <w:rFonts w:hint="eastAsia" w:asciiTheme="minorEastAsia" w:hAnsiTheme="minorEastAsia" w:eastAsiaTheme="minorEastAsia" w:cstheme="minorEastAsia"/>
-          <w:sz w:val="24"/>
-          <w:szCs w:val="24"/>
-          <w:lang w:val="en-US" w:eastAsia="zh-CN"/>
-        </w:rPr>
-      </w:pPr>
-      <w:r>
-        <w:rPr>
-          <w:rFonts w:hint="eastAsia" w:asciiTheme="minorEastAsia" w:hAnsiTheme="minorEastAsia" w:cstheme="minorEastAsia"/>
+        <w:textAlignment w:val="auto"/>
+        <w:rPr>
+          <w:rFonts w:hint="default" w:asciiTheme="minorEastAsia" w:hAnsiTheme="minorEastAsia" w:cstheme="minorEastAsia"/>
+          <w:sz w:val="24"/>
+          <w:szCs w:val="24"/>
+          <w:lang w:val="en-US" w:eastAsia="zh-CN"/>
+        </w:rPr>
+      </w:pPr>
+      <w:r>
+        <w:rPr>
+          <w:rFonts w:hint="eastAsia" w:asciiTheme="minorEastAsia" w:hAnsiTheme="minorEastAsia" w:cstheme="minorEastAsia"/>
+          <w:sz w:val="24"/>
+          <w:szCs w:val="24"/>
+          <w:lang w:val="en-US" w:eastAsia="zh-CN"/>
+        </w:rPr>
+        <w:t>附：关于前端可能会用到的：</w:t>
+      </w:r>
+    </w:p>
+    <w:p>
+      <w:pPr>
+        <w:keepNext w:val="0"/>
+        <w:keepLines w:val="0"/>
+        <w:pageBreakBefore w:val="0"/>
+        <w:kinsoku/>
+        <w:wordWrap w:val="0"/>
+        <w:overflowPunct/>
+        <w:topLinePunct w:val="0"/>
+        <w:autoSpaceDE/>
+        <w:autoSpaceDN/>
+        <w:bidi w:val="0"/>
+        <w:adjustRightInd/>
+        <w:snapToGrid/>
+        <w:spacing w:beforeAutospacing="0" w:afterAutospacing="0"/>
+        <w:ind w:firstLine="420" w:firstLineChars="0"/>
+        <w:textAlignment w:val="auto"/>
+        <w:rPr>
+          <w:rFonts w:hint="default" w:eastAsia="宋体" w:asciiTheme="minorEastAsia" w:hAnsiTheme="minorEastAsia" w:cstheme="minorEastAsia"/>
+          <w:sz w:val="24"/>
+          <w:szCs w:val="24"/>
+          <w:lang w:val="en-US" w:eastAsia="zh-CN"/>
+        </w:rPr>
+      </w:pPr>
+      <w:r>
+        <w:rPr>
+          <w:rFonts w:hint="eastAsia" w:asciiTheme="minorEastAsia" w:hAnsiTheme="minorEastAsia" w:cstheme="minorEastAsia"/>
+          <w:sz w:val="24"/>
+          <w:szCs w:val="24"/>
+          <w:lang w:val="en-US" w:eastAsia="zh-CN"/>
+        </w:rPr>
+        <w:t>在设计UI和图标时，如果你不想用现成的UI组件库</w:t>
+      </w:r>
+      <w:r>
+        <w:rPr>
+          <w:rFonts w:hint="eastAsia" w:asciiTheme="minorEastAsia" w:hAnsiTheme="minorEastAsia" w:cstheme="minorEastAsia"/>
+          <w:color w:val="0000FF"/>
+          <w:sz w:val="24"/>
+          <w:szCs w:val="24"/>
+          <w:lang w:val="en-US" w:eastAsia="zh-CN"/>
+        </w:rPr>
+        <w:t>（如shadcn/ui是Vercel公司出的一个React组件库，可自定义组件样式和交互规则。D:\work\Java-Projects\1WebFrontend\11ai-gallery-website项目使用的就是这个UI组件库）</w:t>
+      </w:r>
+      <w:r>
+        <w:rPr>
+          <w:rFonts w:hint="eastAsia" w:asciiTheme="minorEastAsia" w:hAnsiTheme="minorEastAsia" w:cstheme="minorEastAsia"/>
+          <w:color w:val="auto"/>
+          <w:sz w:val="24"/>
+          <w:szCs w:val="24"/>
+          <w:lang w:val="en-US" w:eastAsia="zh-CN"/>
+        </w:rPr>
+        <w:t>，可</w:t>
+      </w:r>
+      <w:r>
+        <w:rPr>
+          <w:rFonts w:hint="eastAsia" w:asciiTheme="minorEastAsia" w:hAnsiTheme="minorEastAsia" w:cstheme="minorEastAsia"/>
+          <w:sz w:val="24"/>
+          <w:szCs w:val="24"/>
+          <w:lang w:val="en-US" w:eastAsia="zh-CN"/>
+        </w:rPr>
+        <w:t>以借用Harness Engineering自动完成，参考这个：</w:t>
+      </w:r>
+      <w:r>
+        <w:rPr>
+          <w:rFonts w:ascii="宋体" w:hAnsi="宋体" w:eastAsia="宋体" w:cs="宋体"/>
+          <w:sz w:val="24"/>
+          <w:szCs w:val="24"/>
+        </w:rPr>
+        <w:fldChar w:fldCharType="begin"/>
+      </w:r>
+      <w:r>
+        <w:rPr>
+          <w:rFonts w:ascii="宋体" w:hAnsi="宋体" w:eastAsia="宋体" w:cs="宋体"/>
+          <w:sz w:val="24"/>
+          <w:szCs w:val="24"/>
+        </w:rPr>
+        <w:instrText xml:space="preserve"> HYPERLINK "https://www.bilibili.com/video/BV1t55v6DE2v?spm_id_from=333.788.videopod.sections&amp;vd_source=6c247982cbcca8335af0dde1bfa82c0a" </w:instrText>
+      </w:r>
+      <w:r>
+        <w:rPr>
+          <w:rFonts w:ascii="宋体" w:hAnsi="宋体" w:eastAsia="宋体" w:cs="宋体"/>
+          <w:sz w:val="24"/>
+          <w:szCs w:val="24"/>
+        </w:rPr>
+        <w:fldChar w:fldCharType="separate"/>
+      </w:r>
+      <w:r>
+        <w:rPr>
+          <w:rStyle w:val="6"/>
+          <w:rFonts w:ascii="宋体" w:hAnsi="宋体" w:eastAsia="宋体" w:cs="宋体"/>
+          <w:sz w:val="24"/>
+          <w:szCs w:val="24"/>
+        </w:rPr>
+        <w:t>Agent和Harness到底是什么？一个动画彻底搞懂！_哔哩哔哩_bilibili</w:t>
+      </w:r>
+      <w:r>
+        <w:rPr>
+          <w:rFonts w:ascii="宋体" w:hAnsi="宋体" w:eastAsia="宋体" w:cs="宋体"/>
+          <w:sz w:val="24"/>
+          <w:szCs w:val="24"/>
+        </w:rPr>
+        <w:fldChar w:fldCharType="end"/>
+      </w:r>
+      <w:r>
+        <w:rPr>
+          <w:rFonts w:hint="eastAsia" w:ascii="宋体" w:hAnsi="宋体" w:eastAsia="宋体" w:cs="宋体"/>
           <w:sz w:val="24"/>
           <w:szCs w:val="24"/>
           <w:lang w:eastAsia="zh-CN"/>
         </w:rPr>
+        <w:t>。</w:t>
+      </w:r>
+      <w:r>
+        <w:rPr>
+          <w:rFonts w:hint="eastAsia" w:ascii="宋体" w:hAnsi="宋体" w:eastAsia="宋体" w:cs="宋体"/>
+          <w:sz w:val="24"/>
+          <w:szCs w:val="24"/>
+          <w:lang w:val="en-US" w:eastAsia="zh-CN"/>
+        </w:rPr>
+        <w:t>或者你自己用Figma、Uizard来设计。</w:t>
+      </w:r>
+    </w:p>
+    <w:p>
+      <w:pPr>
+        <w:keepNext w:val="0"/>
+        <w:keepLines w:val="0"/>
+        <w:pageBreakBefore w:val="0"/>
+        <w:kinsoku/>
+        <w:wordWrap w:val="0"/>
+        <w:overflowPunct/>
+        <w:topLinePunct w:val="0"/>
+        <w:autoSpaceDE/>
+        <w:autoSpaceDN/>
+        <w:bidi w:val="0"/>
+        <w:adjustRightInd/>
+        <w:snapToGrid/>
+        <w:spacing w:beforeAutospacing="0" w:afterAutospacing="0"/>
+        <w:ind w:firstLine="420" w:firstLineChars="0"/>
+        <w:textAlignment w:val="auto"/>
+        <w:rPr>
+          <w:rFonts w:hint="default" w:asciiTheme="minorEastAsia" w:hAnsiTheme="minorEastAsia" w:cstheme="minorEastAsia"/>
+          <w:sz w:val="24"/>
+          <w:szCs w:val="24"/>
+          <w:lang w:val="en-US" w:eastAsia="zh-CN"/>
+        </w:rPr>
+      </w:pPr>
+      <w:r>
+        <w:rPr>
+          <w:rFonts w:hint="default" w:asciiTheme="minorEastAsia" w:hAnsiTheme="minorEastAsia" w:cstheme="minorEastAsia"/>
+          <w:sz w:val="24"/>
+          <w:szCs w:val="24"/>
+          <w:lang w:val="en-US" w:eastAsia="zh-CN"/>
+        </w:rPr>
+        <w:t>Vercel</w:t>
+      </w:r>
+      <w:r>
+        <w:rPr>
+          <w:rFonts w:hint="eastAsia" w:asciiTheme="minorEastAsia" w:hAnsiTheme="minorEastAsia" w:cstheme="minorEastAsia"/>
+          <w:sz w:val="24"/>
+          <w:szCs w:val="24"/>
+          <w:lang w:val="en-US" w:eastAsia="zh-CN"/>
+        </w:rPr>
+        <w:t>：</w:t>
+      </w:r>
+      <w:r>
+        <w:rPr>
+          <w:rFonts w:hint="default" w:asciiTheme="minorEastAsia" w:hAnsiTheme="minorEastAsia" w:cstheme="minorEastAsia"/>
+          <w:sz w:val="24"/>
+          <w:szCs w:val="24"/>
+          <w:lang w:val="en-US" w:eastAsia="zh-CN"/>
+        </w:rPr>
+        <w:t>前端部署平台，特别擅长一键部署Next.js等现代Web应用，支持全球CDN和预览部署。</w:t>
+      </w:r>
+    </w:p>
+    <w:p>
+      <w:pPr>
+        <w:keepNext w:val="0"/>
+        <w:keepLines w:val="0"/>
+        <w:pageBreakBefore w:val="0"/>
+        <w:kinsoku/>
+        <w:wordWrap w:val="0"/>
+        <w:overflowPunct/>
+        <w:topLinePunct w:val="0"/>
+        <w:autoSpaceDE/>
+        <w:autoSpaceDN/>
+        <w:bidi w:val="0"/>
+        <w:adjustRightInd/>
+        <w:snapToGrid/>
+        <w:spacing w:beforeAutospacing="0" w:afterAutospacing="0"/>
+        <w:ind w:firstLine="420" w:firstLineChars="0"/>
+        <w:textAlignment w:val="auto"/>
+        <w:rPr>
+          <w:rFonts w:hint="eastAsia" w:eastAsia="宋体" w:asciiTheme="minorEastAsia" w:hAnsiTheme="minorEastAsia" w:cstheme="minorEastAsia"/>
+          <w:sz w:val="24"/>
+          <w:szCs w:val="24"/>
+          <w:lang w:val="en-US" w:eastAsia="zh-CN"/>
+        </w:rPr>
+      </w:pPr>
+      <w:r>
+        <w:rPr>
+          <w:rFonts w:hint="default" w:asciiTheme="minorEastAsia" w:hAnsiTheme="minorEastAsia" w:cstheme="minorEastAsia"/>
+          <w:sz w:val="24"/>
+          <w:szCs w:val="24"/>
+          <w:lang w:val="en-US" w:eastAsia="zh-CN"/>
+        </w:rPr>
+        <w:t>v0（v0.dev）是Vercel</w:t>
+      </w:r>
+      <w:r>
+        <w:rPr>
+          <w:rFonts w:hint="eastAsia" w:asciiTheme="minorEastAsia" w:hAnsiTheme="minorEastAsia" w:cstheme="minorEastAsia"/>
+          <w:sz w:val="24"/>
+          <w:szCs w:val="24"/>
+          <w:lang w:val="en-US" w:eastAsia="zh-CN"/>
+        </w:rPr>
+        <w:t>公司</w:t>
+      </w:r>
+      <w:r>
+        <w:rPr>
+          <w:rFonts w:hint="default" w:asciiTheme="minorEastAsia" w:hAnsiTheme="minorEastAsia" w:cstheme="minorEastAsia"/>
+          <w:sz w:val="24"/>
+          <w:szCs w:val="24"/>
+          <w:lang w:val="en-US" w:eastAsia="zh-CN"/>
+        </w:rPr>
+        <w:t>推出的</w:t>
+      </w:r>
+      <w:r>
+        <w:rPr>
+          <w:rFonts w:hint="eastAsia" w:asciiTheme="minorEastAsia" w:hAnsiTheme="minorEastAsia" w:cstheme="minorEastAsia"/>
+          <w:sz w:val="24"/>
+          <w:szCs w:val="24"/>
+          <w:lang w:val="en-US" w:eastAsia="zh-CN"/>
+        </w:rPr>
+        <w:t>用文字让</w:t>
+      </w:r>
+      <w:r>
+        <w:rPr>
+          <w:rFonts w:hint="default" w:asciiTheme="minorEastAsia" w:hAnsiTheme="minorEastAsia" w:cstheme="minorEastAsia"/>
+          <w:sz w:val="24"/>
+          <w:szCs w:val="24"/>
+          <w:lang w:val="en-US" w:eastAsia="zh-CN"/>
+        </w:rPr>
+        <w:t>A</w:t>
+      </w:r>
+      <w:r>
+        <w:rPr>
+          <w:rFonts w:hint="eastAsia" w:asciiTheme="minorEastAsia" w:hAnsiTheme="minorEastAsia" w:cstheme="minorEastAsia"/>
+          <w:sz w:val="24"/>
+          <w:szCs w:val="24"/>
+          <w:lang w:val="en-US" w:eastAsia="zh-CN"/>
+        </w:rPr>
+        <w:t>I生成</w:t>
+      </w:r>
+      <w:r>
+        <w:rPr>
+          <w:rFonts w:hint="default" w:asciiTheme="minorEastAsia" w:hAnsiTheme="minorEastAsia" w:cstheme="minorEastAsia"/>
+          <w:sz w:val="24"/>
+          <w:szCs w:val="24"/>
+          <w:lang w:val="en-US" w:eastAsia="zh-CN"/>
+        </w:rPr>
+        <w:t>React组件</w:t>
+      </w:r>
+      <w:r>
+        <w:rPr>
+          <w:rFonts w:hint="eastAsia" w:asciiTheme="minorEastAsia" w:hAnsiTheme="minorEastAsia" w:cstheme="minorEastAsia"/>
+          <w:sz w:val="24"/>
+          <w:szCs w:val="24"/>
+          <w:lang w:val="en-US" w:eastAsia="zh-CN"/>
+        </w:rPr>
+        <w:t>的</w:t>
+      </w:r>
+      <w:r>
+        <w:rPr>
+          <w:rFonts w:hint="default" w:asciiTheme="minorEastAsia" w:hAnsiTheme="minorEastAsia" w:cstheme="minorEastAsia"/>
+          <w:sz w:val="24"/>
+          <w:szCs w:val="24"/>
+          <w:lang w:val="en-US" w:eastAsia="zh-CN"/>
+        </w:rPr>
+        <w:t>工具。</w:t>
+      </w:r>
+      <w:r>
+        <w:rPr>
+          <w:rFonts w:hint="eastAsia" w:asciiTheme="minorEastAsia" w:hAnsiTheme="minorEastAsia" w:cstheme="minorEastAsia"/>
+          <w:sz w:val="24"/>
+          <w:szCs w:val="24"/>
+          <w:lang w:val="en-US" w:eastAsia="zh-CN"/>
+        </w:rPr>
+        <w:t>生成的组件的UI是</w:t>
+      </w:r>
+      <w:r>
+        <w:rPr>
+          <w:rFonts w:hint="default" w:asciiTheme="minorEastAsia" w:hAnsiTheme="minorEastAsia" w:cstheme="minorEastAsia"/>
+          <w:sz w:val="24"/>
+          <w:szCs w:val="24"/>
+          <w:lang w:val="en-US" w:eastAsia="zh-CN"/>
+        </w:rPr>
+        <w:t>shadcn/ui</w:t>
+      </w:r>
+      <w:r>
+        <w:rPr>
+          <w:rFonts w:hint="eastAsia" w:asciiTheme="minorEastAsia" w:hAnsiTheme="minorEastAsia" w:cstheme="minorEastAsia"/>
+          <w:sz w:val="24"/>
+          <w:szCs w:val="24"/>
+          <w:lang w:val="en-US" w:eastAsia="zh-CN"/>
+        </w:rPr>
+        <w:t>，样式是</w:t>
+      </w:r>
+      <w:r>
+        <w:rPr>
+          <w:rFonts w:hint="default" w:asciiTheme="minorEastAsia" w:hAnsiTheme="minorEastAsia" w:cstheme="minorEastAsia"/>
+          <w:sz w:val="24"/>
+          <w:szCs w:val="24"/>
+          <w:lang w:val="en-US" w:eastAsia="zh-CN"/>
+        </w:rPr>
+        <w:t>Tailwin</w:t>
+      </w:r>
+      <w:r>
+        <w:rPr>
+          <w:rFonts w:hint="eastAsia" w:asciiTheme="minorEastAsia" w:hAnsiTheme="minorEastAsia" w:cstheme="minorEastAsia"/>
+          <w:sz w:val="24"/>
+          <w:szCs w:val="24"/>
+          <w:lang w:val="en-US" w:eastAsia="zh-CN"/>
+        </w:rPr>
+        <w:t>dcss。使用方法：</w:t>
+      </w:r>
+      <w:r>
+        <w:rPr>
+          <w:rFonts w:ascii="宋体" w:hAnsi="宋体" w:eastAsia="宋体" w:cs="宋体"/>
+          <w:sz w:val="24"/>
+          <w:szCs w:val="24"/>
+        </w:rPr>
+        <w:fldChar w:fldCharType="begin"/>
+      </w:r>
+      <w:r>
+        <w:rPr>
+          <w:rFonts w:ascii="宋体" w:hAnsi="宋体" w:eastAsia="宋体" w:cs="宋体"/>
+          <w:sz w:val="24"/>
+          <w:szCs w:val="24"/>
+        </w:rPr>
+        <w:instrText xml:space="preserve"> HYPERLINK "https://www.bilibili.com/video/BV1J4Tk63ECX/?spm_id_from=333.788.player.switch&amp;vd_source=6c247982cbcca8335af0dde1bfa82c0a&amp;p=2" </w:instrText>
+      </w:r>
+      <w:r>
+        <w:rPr>
+          <w:rFonts w:ascii="宋体" w:hAnsi="宋体" w:eastAsia="宋体" w:cs="宋体"/>
+          <w:sz w:val="24"/>
+          <w:szCs w:val="24"/>
+        </w:rPr>
+        <w:fldChar w:fldCharType="separate"/>
+      </w:r>
+      <w:r>
+        <w:rPr>
+          <w:rStyle w:val="6"/>
+          <w:rFonts w:ascii="宋体" w:hAnsi="宋体" w:eastAsia="宋体" w:cs="宋体"/>
+          <w:sz w:val="24"/>
+          <w:szCs w:val="24"/>
+        </w:rPr>
+        <w:t>2. What is a Large Language Model (LLM)_哔哩哔哩_bilibili</w:t>
+      </w:r>
+      <w:r>
+        <w:rPr>
+          <w:rFonts w:ascii="宋体" w:hAnsi="宋体" w:eastAsia="宋体" w:cs="宋体"/>
+          <w:sz w:val="24"/>
+          <w:szCs w:val="24"/>
+        </w:rPr>
+        <w:fldChar w:fldCharType="end"/>
+      </w:r>
+      <w:r>
+        <w:rPr>
+          <w:rFonts w:hint="eastAsia" w:ascii="宋体" w:hAnsi="宋体" w:eastAsia="宋体" w:cs="宋体"/>
+          <w:sz w:val="24"/>
+          <w:szCs w:val="24"/>
+          <w:lang w:val="en-US" w:eastAsia="zh-CN"/>
+        </w:rPr>
+        <w:t>和</w:t>
+      </w:r>
+      <w:r>
+        <w:rPr>
+          <w:rFonts w:ascii="宋体" w:hAnsi="宋体" w:eastAsia="宋体" w:cs="宋体"/>
+          <w:sz w:val="24"/>
+          <w:szCs w:val="24"/>
+        </w:rPr>
+        <w:fldChar w:fldCharType="begin"/>
+      </w:r>
+      <w:r>
+        <w:rPr>
+          <w:rFonts w:ascii="宋体" w:hAnsi="宋体" w:eastAsia="宋体" w:cs="宋体"/>
+          <w:sz w:val="24"/>
+          <w:szCs w:val="24"/>
+        </w:rPr>
+        <w:instrText xml:space="preserve"> HYPERLINK "https://www.bilibili.com/video/BV1QS6sB4EDG?spm_id_from=333.788.videopod.episodes&amp;vd_source=6c247982cbcca8335af0dde1bfa82c0a" </w:instrText>
+      </w:r>
+      <w:r>
+        <w:rPr>
+          <w:rFonts w:ascii="宋体" w:hAnsi="宋体" w:eastAsia="宋体" w:cs="宋体"/>
+          <w:sz w:val="24"/>
+          <w:szCs w:val="24"/>
+        </w:rPr>
+        <w:fldChar w:fldCharType="separate"/>
+      </w:r>
+      <w:r>
+        <w:rPr>
+          <w:rStyle w:val="6"/>
+          <w:rFonts w:ascii="宋体" w:hAnsi="宋体" w:eastAsia="宋体" w:cs="宋体"/>
+          <w:sz w:val="24"/>
+          <w:szCs w:val="24"/>
+        </w:rPr>
+        <w:t>【国语】开发者氛围式编程：使用v0 AI、Supabase与Vercel部署教程_哔哩哔哩_bilibili</w:t>
+      </w:r>
+      <w:r>
+        <w:rPr>
+          <w:rFonts w:ascii="宋体" w:hAnsi="宋体" w:eastAsia="宋体" w:cs="宋体"/>
+          <w:sz w:val="24"/>
+          <w:szCs w:val="24"/>
+        </w:rPr>
+        <w:fldChar w:fldCharType="end"/>
+      </w:r>
+    </w:p>
+    <w:p>
+      <w:pPr>
+        <w:keepNext w:val="0"/>
+        <w:keepLines w:val="0"/>
+        <w:pageBreakBefore w:val="0"/>
+        <w:kinsoku/>
+        <w:wordWrap w:val="0"/>
+        <w:overflowPunct/>
+        <w:topLinePunct w:val="0"/>
+        <w:autoSpaceDE/>
+        <w:autoSpaceDN/>
+        <w:bidi w:val="0"/>
+        <w:adjustRightInd/>
+        <w:snapToGrid/>
+        <w:spacing w:beforeAutospacing="0" w:afterAutospacing="0"/>
+        <w:ind w:firstLine="420" w:firstLineChars="0"/>
+        <w:textAlignment w:val="auto"/>
+        <w:rPr>
+          <w:rFonts w:hint="default" w:asciiTheme="minorEastAsia" w:hAnsiTheme="minorEastAsia" w:cstheme="minorEastAsia"/>
+          <w:sz w:val="24"/>
+          <w:szCs w:val="24"/>
+          <w:lang w:val="en-US" w:eastAsia="zh-CN"/>
+        </w:rPr>
+      </w:pPr>
+      <w:r>
+        <w:rPr>
+          <w:rFonts w:hint="default" w:asciiTheme="minorEastAsia" w:hAnsiTheme="minorEastAsia" w:cstheme="minorEastAsia"/>
+          <w:sz w:val="24"/>
+          <w:szCs w:val="24"/>
+          <w:lang w:val="en-US" w:eastAsia="zh-CN"/>
+        </w:rPr>
+        <w:t>开始grilling第一份文档</w:t>
+      </w:r>
+      <w:r>
+        <w:rPr>
+          <w:rFonts w:hint="default" w:asciiTheme="minorEastAsia" w:hAnsiTheme="minorEastAsia" w:cstheme="minorEastAsia"/>
+          <w:color w:val="FF0000"/>
+          <w:sz w:val="24"/>
+          <w:szCs w:val="24"/>
+          <w:lang w:val="en-US" w:eastAsia="zh-CN"/>
+        </w:rPr>
+        <w:t>（以选择题的形式，并给出你推荐的选择和原因（</w:t>
+      </w:r>
+      <w:r>
+        <w:rPr>
+          <w:rFonts w:hint="eastAsia" w:asciiTheme="minorEastAsia" w:hAnsiTheme="minorEastAsia" w:cstheme="minorEastAsia"/>
+          <w:color w:val="FF0000"/>
+          <w:sz w:val="24"/>
+          <w:szCs w:val="24"/>
+          <w:lang w:val="en-US" w:eastAsia="zh-CN"/>
+        </w:rPr>
+        <w:t>搜素分析后给出</w:t>
+      </w:r>
+      <w:r>
+        <w:rPr>
+          <w:rFonts w:hint="default" w:asciiTheme="minorEastAsia" w:hAnsiTheme="minorEastAsia" w:cstheme="minorEastAsia"/>
+          <w:color w:val="FF0000"/>
+          <w:sz w:val="24"/>
+          <w:szCs w:val="24"/>
+          <w:lang w:val="en-US" w:eastAsia="zh-CN"/>
+        </w:rPr>
+        <w:t>原因</w:t>
+      </w:r>
+      <w:r>
+        <w:rPr>
+          <w:rFonts w:hint="eastAsia" w:asciiTheme="minorEastAsia" w:hAnsiTheme="minorEastAsia" w:cstheme="minorEastAsia"/>
+          <w:color w:val="FF0000"/>
+          <w:sz w:val="24"/>
+          <w:szCs w:val="24"/>
+          <w:lang w:val="en-US" w:eastAsia="zh-CN"/>
+        </w:rPr>
+        <w:t>，</w:t>
+      </w:r>
+      <w:r>
+        <w:rPr>
+          <w:rFonts w:hint="default" w:asciiTheme="minorEastAsia" w:hAnsiTheme="minorEastAsia" w:cstheme="minorEastAsia"/>
+          <w:color w:val="FF0000"/>
+          <w:sz w:val="24"/>
+          <w:szCs w:val="24"/>
+          <w:lang w:val="en-US" w:eastAsia="zh-CN"/>
+        </w:rPr>
+        <w:t>只需简短的一句话）</w:t>
+      </w:r>
+      <w:r>
+        <w:rPr>
+          <w:rFonts w:hint="eastAsia" w:asciiTheme="minorEastAsia" w:hAnsiTheme="minorEastAsia" w:cstheme="minorEastAsia"/>
+          <w:color w:val="FF0000"/>
+          <w:sz w:val="24"/>
+          <w:szCs w:val="24"/>
+          <w:lang w:val="en-US" w:eastAsia="zh-CN"/>
+        </w:rPr>
+        <w:t>。凡是AI让你用简答题的形式回答的都尽量不要回答，而是让AI自己搜素调研，给你出选择题！</w:t>
+      </w:r>
+      <w:bookmarkStart w:id="0" w:name="_GoBack"/>
+      <w:bookmarkEnd w:id="0"/>
+      <w:r>
+        <w:rPr>
+          <w:rFonts w:hint="default" w:asciiTheme="minorEastAsia" w:hAnsiTheme="minorEastAsia" w:cstheme="minorEastAsia"/>
+          <w:color w:val="FF0000"/>
+          <w:sz w:val="24"/>
+          <w:szCs w:val="24"/>
+          <w:lang w:val="en-US" w:eastAsia="zh-CN"/>
+        </w:rPr>
+        <w:t>）</w:t>
+      </w:r>
+    </w:p>
+    <w:p>
+      <w:pPr>
+        <w:keepNext w:val="0"/>
+        <w:keepLines w:val="0"/>
+        <w:pageBreakBefore w:val="0"/>
+        <w:kinsoku/>
+        <w:wordWrap w:val="0"/>
+        <w:overflowPunct/>
+        <w:topLinePunct w:val="0"/>
+        <w:autoSpaceDE/>
+        <w:autoSpaceDN/>
+        <w:bidi w:val="0"/>
+        <w:adjustRightInd/>
+        <w:snapToGrid/>
+        <w:spacing w:beforeAutospacing="0" w:afterAutospacing="0"/>
+        <w:ind w:firstLine="420" w:firstLineChars="0"/>
+        <w:textAlignment w:val="auto"/>
+        <w:rPr>
+          <w:rFonts w:hint="default" w:asciiTheme="minorEastAsia" w:hAnsiTheme="minorEastAsia" w:cstheme="minorEastAsia"/>
+          <w:sz w:val="24"/>
+          <w:szCs w:val="24"/>
+          <w:lang w:val="en-US" w:eastAsia="zh-CN"/>
+        </w:rPr>
+      </w:pPr>
+      <w:r>
+        <w:rPr>
+          <w:rFonts w:hint="eastAsia" w:asciiTheme="minorEastAsia" w:hAnsiTheme="minorEastAsia" w:cstheme="minorEastAsia"/>
+          <w:sz w:val="24"/>
+          <w:szCs w:val="24"/>
+          <w:lang w:val="en-US" w:eastAsia="zh-CN"/>
+        </w:rPr>
+        <w:t>提示词：</w:t>
+      </w:r>
+      <w:r>
+        <w:rPr>
+          <w:rFonts w:hint="default" w:asciiTheme="minorEastAsia" w:hAnsiTheme="minorEastAsia" w:cstheme="minorEastAsia"/>
+          <w:sz w:val="24"/>
+          <w:szCs w:val="24"/>
+          <w:lang w:val="en-US" w:eastAsia="zh-CN"/>
+        </w:rPr>
+        <w:t>可以参考现成的成熟网站的UI与图标设计。不要过于ai化（你需要搜素网络查看哪些ui、配色、css设计是ai风格的，然后避开它们），例如使用文本图标</w:t>
+      </w:r>
+      <w:r>
+        <w:rPr>
+          <w:rFonts w:hint="eastAsia" w:asciiTheme="minorEastAsia" w:hAnsiTheme="minorEastAsia" w:cstheme="minorEastAsia"/>
+          <w:sz w:val="24"/>
+          <w:szCs w:val="24"/>
+          <w:lang w:val="en-US" w:eastAsia="zh-CN"/>
+        </w:rPr>
+        <w:t>（如</w:t>
+      </w:r>
+      <w:r>
+        <w:rPr>
+          <w:rFonts w:hint="default" w:asciiTheme="minorEastAsia" w:hAnsiTheme="minorEastAsia" w:cstheme="minorEastAsia"/>
+          <w:sz w:val="24"/>
+          <w:szCs w:val="24"/>
+          <w:lang w:val="en-US" w:eastAsia="zh-CN"/>
+        </w:rPr>
+        <w:t>🔥</w:t>
+      </w:r>
+      <w:r>
+        <w:rPr>
+          <w:rFonts w:hint="eastAsia" w:asciiTheme="minorEastAsia" w:hAnsiTheme="minorEastAsia" w:cstheme="minorEastAsia"/>
+          <w:sz w:val="24"/>
+          <w:szCs w:val="24"/>
+          <w:lang w:val="en-US" w:eastAsia="zh-CN"/>
+        </w:rPr>
+        <w:t>）等。</w:t>
+      </w:r>
+      <w:r>
+        <w:rPr>
+          <w:rFonts w:hint="default" w:asciiTheme="minorEastAsia" w:hAnsiTheme="minorEastAsia" w:cstheme="minorEastAsia"/>
+          <w:sz w:val="24"/>
+          <w:szCs w:val="24"/>
+          <w:lang w:val="en-US" w:eastAsia="zh-CN"/>
+        </w:rPr>
+        <w:t xml:space="preserve"> </w:t>
+      </w:r>
+    </w:p>
+    <w:p>
+      <w:pPr>
+        <w:keepNext w:val="0"/>
+        <w:keepLines w:val="0"/>
+        <w:pageBreakBefore w:val="0"/>
+        <w:kinsoku/>
+        <w:wordWrap w:val="0"/>
+        <w:overflowPunct/>
+        <w:topLinePunct w:val="0"/>
+        <w:autoSpaceDE/>
+        <w:autoSpaceDN/>
+        <w:bidi w:val="0"/>
+        <w:adjustRightInd/>
+        <w:snapToGrid/>
+        <w:spacing w:beforeAutospacing="0" w:afterAutospacing="0"/>
+        <w:ind w:firstLine="420" w:firstLineChars="0"/>
+        <w:textAlignment w:val="auto"/>
+        <w:rPr>
+          <w:rFonts w:hint="eastAsia" w:asciiTheme="minorEastAsia" w:hAnsiTheme="minorEastAsia" w:eastAsiaTheme="minorEastAsia" w:cstheme="minorEastAsia"/>
+          <w:sz w:val="24"/>
+          <w:szCs w:val="24"/>
+          <w:lang w:val="en-US" w:eastAsia="zh-CN"/>
+        </w:rPr>
+      </w:pPr>
+      <w:r>
+        <w:rPr>
+          <w:rFonts w:hint="eastAsia" w:asciiTheme="minorEastAsia" w:hAnsiTheme="minorEastAsia" w:cstheme="minorEastAsia"/>
+          <w:sz w:val="24"/>
+          <w:szCs w:val="24"/>
+          <w:lang w:eastAsia="zh-CN"/>
+        </w:rPr>
         <w:t>（</w:t>
       </w:r>
       <w:r>
@@ -3019,7 +4771,7 @@
           <w:szCs w:val="24"/>
           <w:lang w:val="en-US" w:eastAsia="zh-CN"/>
         </w:rPr>
-        <w:t>（含：</w:t>
+        <w:t>（含：竞品调研、做出的产品的核心竞争力、成本分析、</w:t>
       </w:r>
       <w:r>
         <w:rPr>
@@ -3043,7 +4795,21 @@
     </w:p>
     <w:p>
       <w:pPr>
+        <w:keepNext w:val="0"/>
+        <w:keepLines w:val="0"/>
+        <w:pageBreakBefore w:val="0"/>
+        <w:kinsoku/>
+        <w:wordWrap w:val="0"/>
+        <w:overflowPunct/>
+        <w:topLinePunct w:val="0"/>
+        <w:autoSpaceDE/>
+        <w:autoSpaceDN/>
+        <w:bidi w:val="0"/>
+        <w:adjustRightInd/>
+        <w:snapToGrid/>
+        <w:spacing w:beforeAutospacing="0" w:afterAutospacing="0"/>
         <w:ind w:firstLine="420" w:firstLineChars="0"/>
+        <w:textAlignment w:val="auto"/>
         <w:rPr>
           <w:rFonts w:hint="default" w:asciiTheme="minorEastAsia" w:hAnsiTheme="minorEastAsia" w:cstheme="minorEastAsia"/>
           <w:color w:val="0000FF"/>
@@ -3064,12 +4830,221 @@
       <w:r>
         <w:rPr>
           <w:rFonts w:hint="eastAsia" w:asciiTheme="minorEastAsia" w:hAnsiTheme="minorEastAsia" w:cstheme="minorEastAsia"/>
+          <w:color w:val="auto"/>
+          <w:sz w:val="24"/>
+          <w:szCs w:val="24"/>
+          <w:lang w:val="en-US" w:eastAsia="zh-CN"/>
+        </w:rPr>
+        <w:t>即多个描述的内容偏产品的SPRC</w:t>
+      </w:r>
+      <w:r>
+        <w:rPr>
+          <w:rFonts w:hint="eastAsia" w:asciiTheme="minorEastAsia" w:hAnsiTheme="minorEastAsia" w:cstheme="minorEastAsia"/>
+          <w:sz w:val="24"/>
+          <w:szCs w:val="24"/>
+          <w:lang w:val="en-US" w:eastAsia="zh-CN"/>
+        </w:rPr>
+        <w:t>.md</w:t>
+      </w:r>
+      <w:r>
+        <w:rPr>
+          <w:rFonts w:hint="eastAsia" w:asciiTheme="minorEastAsia" w:hAnsiTheme="minorEastAsia" w:cstheme="minorEastAsia"/>
           <w:color w:val="0000FF"/>
           <w:sz w:val="24"/>
           <w:szCs w:val="24"/>
           <w:lang w:val="en-US" w:eastAsia="zh-CN"/>
         </w:rPr>
-        <w:t>（产品需求文档，含问题陈述、用户故事、功能范围、验收标准、边缘案例、成功指标、非功能需求）</w:t>
+        <w:t>(技术规范文档)（PRD和SPRC.md是给非技术人员看的（老板、投资人、设计师），用"用户可以上传图片"这种语言）</w:t>
+      </w:r>
+    </w:p>
+    <w:p>
+      <w:pPr>
+        <w:keepNext w:val="0"/>
+        <w:keepLines w:val="0"/>
+        <w:pageBreakBefore w:val="0"/>
+        <w:kinsoku/>
+        <w:wordWrap w:val="0"/>
+        <w:overflowPunct/>
+        <w:topLinePunct w:val="0"/>
+        <w:autoSpaceDE/>
+        <w:autoSpaceDN/>
+        <w:bidi w:val="0"/>
+        <w:adjustRightInd/>
+        <w:snapToGrid/>
+        <w:spacing w:beforeAutospacing="0" w:afterAutospacing="0"/>
+        <w:ind w:firstLine="420" w:firstLineChars="0"/>
+        <w:textAlignment w:val="auto"/>
+        <w:rPr>
+          <w:rFonts w:hint="eastAsia" w:asciiTheme="minorEastAsia" w:hAnsiTheme="minorEastAsia" w:cstheme="minorEastAsia"/>
+          <w:sz w:val="24"/>
+          <w:szCs w:val="24"/>
+          <w:lang w:val="en-US" w:eastAsia="zh-CN"/>
+        </w:rPr>
+      </w:pPr>
+      <w:r>
+        <w:rPr>
+          <w:rFonts w:hint="eastAsia" w:asciiTheme="minorEastAsia" w:hAnsiTheme="minorEastAsia" w:cstheme="minorEastAsia"/>
+          <w:sz w:val="24"/>
+          <w:szCs w:val="24"/>
+          <w:lang w:val="en-US" w:eastAsia="zh-CN"/>
+        </w:rPr>
+        <w:t>（3）将产品Spec转化为技术实现方案。</w:t>
+      </w:r>
+      <w:r>
+        <w:rPr>
+          <w:rFonts w:hint="eastAsia" w:asciiTheme="minorEastAsia" w:hAnsiTheme="minorEastAsia" w:cstheme="minorEastAsia"/>
+          <w:color w:val="0000FF"/>
+          <w:sz w:val="24"/>
+          <w:szCs w:val="24"/>
+          <w:lang w:val="en-US" w:eastAsia="zh-CN"/>
+        </w:rPr>
+        <w:t>（SPEC 写给工程师看，用"POST /api/upload, multipart/form-data, 返回 201 + image_id"这种语言。如果你是单人开发者，2可以跳过执行）</w:t>
+      </w:r>
+    </w:p>
+    <w:p>
+      <w:pPr>
+        <w:keepNext w:val="0"/>
+        <w:keepLines w:val="0"/>
+        <w:pageBreakBefore w:val="0"/>
+        <w:kinsoku/>
+        <w:wordWrap w:val="0"/>
+        <w:overflowPunct/>
+        <w:topLinePunct w:val="0"/>
+        <w:autoSpaceDE/>
+        <w:autoSpaceDN/>
+        <w:bidi w:val="0"/>
+        <w:adjustRightInd/>
+        <w:snapToGrid/>
+        <w:spacing w:beforeAutospacing="0" w:afterAutospacing="0"/>
+        <w:ind w:firstLine="420" w:firstLineChars="0"/>
+        <w:textAlignment w:val="auto"/>
+        <w:rPr>
+          <w:rFonts w:hint="default" w:asciiTheme="minorEastAsia" w:hAnsiTheme="minorEastAsia" w:cstheme="minorEastAsia"/>
+          <w:sz w:val="24"/>
+          <w:szCs w:val="24"/>
+          <w:lang w:val="en-US" w:eastAsia="zh-CN"/>
+        </w:rPr>
+      </w:pPr>
+      <w:r>
+        <w:rPr>
+          <w:rFonts w:hint="eastAsia" w:asciiTheme="minorEastAsia" w:hAnsiTheme="minorEastAsia" w:cstheme="minorEastAsia"/>
+          <w:sz w:val="24"/>
+          <w:szCs w:val="24"/>
+          <w:lang w:val="en-US" w:eastAsia="zh-CN"/>
+        </w:rPr>
+        <w:t>（4）定义项目所有的大任务</w:t>
+      </w:r>
+      <w:r>
+        <w:rPr>
+          <w:rFonts w:hint="eastAsia" w:asciiTheme="minorEastAsia" w:hAnsiTheme="minorEastAsia" w:cstheme="minorEastAsia"/>
+          <w:color w:val="0000FF"/>
+          <w:sz w:val="24"/>
+          <w:szCs w:val="24"/>
+          <w:lang w:val="en-US" w:eastAsia="zh-CN"/>
+        </w:rPr>
+        <w:t>（任务要改动的文件数≥5个文件或200行代码时就是大任务）</w:t>
+      </w:r>
+      <w:r>
+        <w:rPr>
+          <w:rFonts w:hint="eastAsia" w:asciiTheme="minorEastAsia" w:hAnsiTheme="minorEastAsia" w:cstheme="minorEastAsia"/>
+          <w:sz w:val="24"/>
+          <w:szCs w:val="24"/>
+          <w:lang w:val="en-US" w:eastAsia="zh-CN"/>
+        </w:rPr>
+        <w:t>并拆为小任务，然后对每个小任务形成task.md</w:t>
+      </w:r>
+      <w:r>
+        <w:rPr>
+          <w:rFonts w:hint="eastAsia" w:asciiTheme="minorEastAsia" w:hAnsiTheme="minorEastAsia" w:cstheme="minorEastAsia"/>
+          <w:color w:val="0000FF"/>
+          <w:sz w:val="24"/>
+          <w:szCs w:val="24"/>
+          <w:lang w:val="en-US" w:eastAsia="zh-CN"/>
+        </w:rPr>
+        <w:t>（含描述、验收标准、依赖、测试点）</w:t>
+      </w:r>
+      <w:r>
+        <w:rPr>
+          <w:rFonts w:hint="eastAsia" w:asciiTheme="minorEastAsia" w:hAnsiTheme="minorEastAsia" w:cstheme="minorEastAsia"/>
+          <w:sz w:val="24"/>
+          <w:szCs w:val="24"/>
+          <w:lang w:val="en-US" w:eastAsia="zh-CN"/>
+        </w:rPr>
+        <w:t>。第一个小任务一般是搭项目骨架，骨架搭建好之后，在项目根目录输入</w:t>
+      </w:r>
+      <w:r>
+        <w:rPr>
+          <w:rFonts w:hint="eastAsia" w:asciiTheme="minorEastAsia" w:hAnsiTheme="minorEastAsia" w:cstheme="minorEastAsia"/>
+          <w:sz w:val="24"/>
+          <w:szCs w:val="24"/>
+          <w:lang w:eastAsia="zh-CN"/>
+        </w:rPr>
+        <w:t>init</w:t>
+      </w:r>
+      <w:r>
+        <w:rPr>
+          <w:rFonts w:hint="eastAsia" w:asciiTheme="minorEastAsia" w:hAnsiTheme="minorEastAsia" w:cstheme="minorEastAsia"/>
+          <w:sz w:val="24"/>
+          <w:szCs w:val="24"/>
+          <w:lang w:val="en-US" w:eastAsia="zh-CN"/>
+        </w:rPr>
+        <w:t>会在根目录</w:t>
+      </w:r>
+      <w:r>
+        <w:rPr>
+          <w:rFonts w:hint="eastAsia" w:asciiTheme="minorEastAsia" w:hAnsiTheme="minorEastAsia" w:cstheme="minorEastAsia"/>
+          <w:sz w:val="24"/>
+          <w:szCs w:val="24"/>
+          <w:lang w:eastAsia="zh-CN"/>
+        </w:rPr>
+        <w:t>生成Claude.md，</w:t>
+      </w:r>
+      <w:r>
+        <w:rPr>
+          <w:rFonts w:hint="eastAsia" w:asciiTheme="minorEastAsia" w:hAnsiTheme="minorEastAsia" w:cstheme="minorEastAsia"/>
+          <w:sz w:val="24"/>
+          <w:szCs w:val="24"/>
+          <w:lang w:val="en-US" w:eastAsia="zh-CN"/>
+        </w:rPr>
+        <w:t>然后补全它</w:t>
+      </w:r>
+      <w:r>
+        <w:rPr>
+          <w:rFonts w:hint="eastAsia" w:asciiTheme="minorEastAsia" w:hAnsiTheme="minorEastAsia" w:cstheme="minorEastAsia"/>
+          <w:color w:val="0000FF"/>
+          <w:sz w:val="24"/>
+          <w:szCs w:val="24"/>
+          <w:lang w:val="en-US" w:eastAsia="zh-CN"/>
+        </w:rPr>
+        <w:t>（补充内容如：文件路径（让cc去哪找代码）、禁止修改的文件、团队约定等。可以参考github现成的Claude.md补全，或者你自己ai搜索出一些高star的claude.md来补全（如github卡帕西的Claude.md）。此外，一定要防止Claude.md过长）</w:t>
+      </w:r>
+      <w:r>
+        <w:rPr>
+          <w:rFonts w:hint="eastAsia" w:asciiTheme="minorEastAsia" w:hAnsiTheme="minorEastAsia" w:cstheme="minorEastAsia"/>
+          <w:sz w:val="24"/>
+          <w:szCs w:val="24"/>
+          <w:lang w:val="en-US" w:eastAsia="zh-CN"/>
+        </w:rPr>
+        <w:t>，之后</w:t>
+      </w:r>
+      <w:r>
+        <w:rPr>
+          <w:rFonts w:hint="eastAsia" w:asciiTheme="minorEastAsia" w:hAnsiTheme="minorEastAsia" w:cstheme="minorEastAsia"/>
+          <w:sz w:val="24"/>
+          <w:szCs w:val="24"/>
+          <w:lang w:eastAsia="zh-CN"/>
+        </w:rPr>
+        <w:t>在项目根目录输入npx superpowers-zh来安装SuperPowers</w:t>
+      </w:r>
+      <w:r>
+        <w:rPr>
+          <w:rFonts w:hint="eastAsia" w:asciiTheme="minorEastAsia" w:hAnsiTheme="minorEastAsia" w:cstheme="minorEastAsia"/>
+          <w:color w:val="0000FF"/>
+          <w:sz w:val="24"/>
+          <w:szCs w:val="24"/>
+          <w:lang w:val="en-US" w:eastAsia="zh-CN"/>
+        </w:rPr>
+        <w:t>（一套工作方法论与工作流程的集合）</w:t>
       </w:r>
       <w:r>
         <w:rPr>
@@ -3079,16 +5054,7 @@
           <w:szCs w:val="24"/>
           <w:lang w:val="en-US" w:eastAsia="zh-CN"/>
         </w:rPr>
-        <w:t>即多个描述的内容偏产品的SPRC</w:t>
-      </w:r>
-      <w:r>
-        <w:rPr>
-          <w:rFonts w:hint="eastAsia" w:asciiTheme="minorEastAsia" w:hAnsiTheme="minorEastAsia" w:cstheme="minorEastAsia"/>
-          <w:sz w:val="24"/>
-          <w:szCs w:val="24"/>
-          <w:lang w:val="en-US" w:eastAsia="zh-CN"/>
-        </w:rPr>
-        <w:t>.md</w:t>
+        <w:t>或者其他的什么skill</w:t>
       </w:r>
       <w:r>
         <w:rPr>
@@ -3098,27 +5064,58 @@
           <w:szCs w:val="24"/>
           <w:lang w:val="en-US" w:eastAsia="zh-CN"/>
         </w:rPr>
-        <w:t>(技术规范文档)</w:t>
-      </w:r>
-    </w:p>
-    <w:p>
-      <w:pPr>
+        <w:t>（例如github的卡帕西的skill）</w:t>
+      </w:r>
+      <w:r>
+        <w:rPr>
+          <w:rFonts w:hint="eastAsia" w:asciiTheme="minorEastAsia" w:hAnsiTheme="minorEastAsia" w:cstheme="minorEastAsia"/>
+          <w:sz w:val="24"/>
+          <w:szCs w:val="24"/>
+          <w:lang w:eastAsia="zh-CN"/>
+        </w:rPr>
+        <w:t>，完成后重启vscode。</w:t>
+      </w:r>
+    </w:p>
+    <w:p>
+      <w:pPr>
+        <w:keepNext w:val="0"/>
+        <w:keepLines w:val="0"/>
+        <w:pageBreakBefore w:val="0"/>
+        <w:kinsoku/>
+        <w:wordWrap w:val="0"/>
+        <w:overflowPunct/>
+        <w:topLinePunct w:val="0"/>
+        <w:autoSpaceDE/>
+        <w:autoSpaceDN/>
+        <w:bidi w:val="0"/>
+        <w:adjustRightInd/>
+        <w:snapToGrid/>
+        <w:spacing w:beforeAutospacing="0" w:afterAutospacing="0"/>
         <w:ind w:firstLine="420" w:firstLineChars="0"/>
-        <w:rPr>
-          <w:rFonts w:hint="eastAsia" w:asciiTheme="minorEastAsia" w:hAnsiTheme="minorEastAsia" w:cstheme="minorEastAsia"/>
-          <w:sz w:val="24"/>
-          <w:szCs w:val="24"/>
-          <w:lang w:val="en-US" w:eastAsia="zh-CN"/>
-        </w:rPr>
-      </w:pPr>
-      <w:r>
-        <w:rPr>
-          <w:rFonts w:hint="eastAsia" w:asciiTheme="minorEastAsia" w:hAnsiTheme="minorEastAsia" w:cstheme="minorEastAsia"/>
-          <w:sz w:val="24"/>
-          <w:szCs w:val="24"/>
-          <w:lang w:val="en-US" w:eastAsia="zh-CN"/>
-        </w:rPr>
-        <w:t>（3）将产品Spec转化为技术实现方案。</w:t>
+        <w:textAlignment w:val="auto"/>
+        <w:rPr>
+          <w:rFonts w:hint="eastAsia" w:asciiTheme="minorEastAsia" w:hAnsiTheme="minorEastAsia" w:cstheme="minorEastAsia"/>
+          <w:sz w:val="24"/>
+          <w:szCs w:val="24"/>
+          <w:lang w:val="en-US" w:eastAsia="zh-CN"/>
+        </w:rPr>
+      </w:pPr>
+      <w:r>
+        <w:rPr>
+          <w:rFonts w:hint="eastAsia" w:asciiTheme="minorEastAsia" w:hAnsiTheme="minorEastAsia" w:cstheme="minorEastAsia"/>
+          <w:sz w:val="24"/>
+          <w:szCs w:val="24"/>
+          <w:lang w:val="en-US" w:eastAsia="zh-CN"/>
+        </w:rPr>
+        <w:t>（5）对于每个小任务按</w:t>
+      </w:r>
+      <w:r>
+        <w:rPr>
+          <w:rFonts w:hint="eastAsia" w:asciiTheme="minorEastAsia" w:hAnsiTheme="minorEastAsia" w:eastAsiaTheme="minorEastAsia" w:cstheme="minorEastAsia"/>
+          <w:sz w:val="24"/>
+          <w:szCs w:val="24"/>
+        </w:rPr>
+        <w:t>Explore</w:t>
       </w:r>
       <w:r>
         <w:rPr>
@@ -3128,12 +5125,428 @@
           <w:szCs w:val="24"/>
           <w:lang w:val="en-US" w:eastAsia="zh-CN"/>
         </w:rPr>
-        <w:t>(含架构图、技术选型、模块划分、数据流、API 设计、集成点、风险与权衡)</w:t>
-      </w:r>
-    </w:p>
-    <w:p>
-      <w:pPr>
+        <w:t>（若项目从0-1那么不需Explore，否则需要了解项目）</w:t>
+      </w:r>
+      <w:r>
+        <w:rPr>
+          <w:rFonts w:hint="eastAsia" w:asciiTheme="minorEastAsia" w:hAnsiTheme="minorEastAsia" w:cstheme="minorEastAsia"/>
+          <w:sz w:val="24"/>
+          <w:szCs w:val="24"/>
+          <w:lang w:eastAsia="zh-CN"/>
+        </w:rPr>
+        <w:t>、</w:t>
+      </w:r>
+      <w:r>
+        <w:rPr>
+          <w:rFonts w:hint="eastAsia" w:asciiTheme="minorEastAsia" w:hAnsiTheme="minorEastAsia" w:eastAsiaTheme="minorEastAsia" w:cstheme="minorEastAsia"/>
+          <w:sz w:val="24"/>
+          <w:szCs w:val="24"/>
+        </w:rPr>
+        <w:t>Plan</w:t>
+      </w:r>
+      <w:r>
+        <w:rPr>
+          <w:rFonts w:hint="eastAsia" w:asciiTheme="minorEastAsia" w:hAnsiTheme="minorEastAsia" w:cstheme="minorEastAsia"/>
+          <w:color w:val="0000FF"/>
+          <w:sz w:val="24"/>
+          <w:szCs w:val="24"/>
+          <w:lang w:val="en-US" w:eastAsia="zh-CN"/>
+        </w:rPr>
+        <w:t>（输出计划）</w:t>
+      </w:r>
+      <w:r>
+        <w:rPr>
+          <w:rFonts w:hint="eastAsia" w:asciiTheme="minorEastAsia" w:hAnsiTheme="minorEastAsia" w:cstheme="minorEastAsia"/>
+          <w:sz w:val="24"/>
+          <w:szCs w:val="24"/>
+          <w:lang w:eastAsia="zh-CN"/>
+        </w:rPr>
+        <w:t>、</w:t>
+      </w:r>
+      <w:r>
+        <w:rPr>
+          <w:rFonts w:hint="eastAsia" w:asciiTheme="minorEastAsia" w:hAnsiTheme="minorEastAsia" w:eastAsiaTheme="minorEastAsia" w:cstheme="minorEastAsia"/>
+          <w:sz w:val="24"/>
+          <w:szCs w:val="24"/>
+        </w:rPr>
+        <w:t>Implement</w:t>
+      </w:r>
+      <w:r>
+        <w:rPr>
+          <w:rFonts w:hint="eastAsia" w:asciiTheme="minorEastAsia" w:hAnsiTheme="minorEastAsia" w:cstheme="minorEastAsia"/>
+          <w:color w:val="0000FF"/>
+          <w:sz w:val="24"/>
+          <w:szCs w:val="24"/>
+          <w:lang w:val="en-US" w:eastAsia="zh-CN"/>
+        </w:rPr>
+        <w:t>（agent按计划实现）</w:t>
+      </w:r>
+      <w:r>
+        <w:rPr>
+          <w:rFonts w:hint="eastAsia" w:asciiTheme="minorEastAsia" w:hAnsiTheme="minorEastAsia" w:cstheme="minorEastAsia"/>
+          <w:sz w:val="24"/>
+          <w:szCs w:val="24"/>
+          <w:lang w:val="en-US" w:eastAsia="zh-CN"/>
+        </w:rPr>
+        <w:t>实现。</w:t>
+      </w:r>
+    </w:p>
+    <w:p>
+      <w:pPr>
+        <w:keepNext w:val="0"/>
+        <w:keepLines w:val="0"/>
+        <w:pageBreakBefore w:val="0"/>
+        <w:kinsoku/>
+        <w:wordWrap w:val="0"/>
+        <w:overflowPunct/>
+        <w:topLinePunct w:val="0"/>
+        <w:autoSpaceDE/>
+        <w:autoSpaceDN/>
+        <w:bidi w:val="0"/>
+        <w:adjustRightInd/>
+        <w:snapToGrid/>
+        <w:spacing w:beforeAutospacing="0" w:afterAutospacing="0"/>
         <w:ind w:firstLine="420" w:firstLineChars="0"/>
+        <w:textAlignment w:val="auto"/>
+        <w:rPr>
+          <w:rFonts w:hint="eastAsia" w:asciiTheme="minorEastAsia" w:hAnsiTheme="minorEastAsia" w:cstheme="minorEastAsia"/>
+          <w:color w:val="0000FF"/>
+          <w:sz w:val="24"/>
+          <w:szCs w:val="24"/>
+          <w:lang w:val="en-US" w:eastAsia="zh-CN"/>
+        </w:rPr>
+      </w:pPr>
+      <w:r>
+        <w:rPr>
+          <w:rFonts w:hint="eastAsia" w:asciiTheme="minorEastAsia" w:hAnsiTheme="minorEastAsia" w:cstheme="minorEastAsia"/>
+          <w:sz w:val="24"/>
+          <w:szCs w:val="24"/>
+          <w:lang w:val="en-US" w:eastAsia="zh-CN"/>
+        </w:rPr>
+        <w:t>（6）每个小任务初步编码完成后，</w:t>
+      </w:r>
+      <w:r>
+        <w:rPr>
+          <w:rFonts w:hint="eastAsia" w:asciiTheme="minorEastAsia" w:hAnsiTheme="minorEastAsia" w:eastAsiaTheme="minorEastAsia" w:cstheme="minorEastAsia"/>
+          <w:sz w:val="24"/>
+          <w:szCs w:val="24"/>
+        </w:rPr>
+        <w:t>换一个模型或agent执行/review来审查该任务的代码质量</w:t>
+      </w:r>
+      <w:r>
+        <w:rPr>
+          <w:rFonts w:hint="eastAsia" w:asciiTheme="minorEastAsia" w:hAnsiTheme="minorEastAsia" w:cstheme="minorEastAsia"/>
+          <w:sz w:val="24"/>
+          <w:szCs w:val="24"/>
+          <w:lang w:eastAsia="zh-CN"/>
+        </w:rPr>
+        <w:t>。</w:t>
+      </w:r>
+      <w:r>
+        <w:rPr>
+          <w:rFonts w:hint="eastAsia" w:asciiTheme="minorEastAsia" w:hAnsiTheme="minorEastAsia" w:cstheme="minorEastAsia"/>
+          <w:sz w:val="24"/>
+          <w:szCs w:val="24"/>
+          <w:lang w:val="en-US" w:eastAsia="zh-CN"/>
+        </w:rPr>
+        <w:t>完成后人工对照spec.md验证功能与非功能需求。完成后测试</w:t>
+      </w:r>
+      <w:r>
+        <w:rPr>
+          <w:rFonts w:hint="eastAsia" w:asciiTheme="minorEastAsia" w:hAnsiTheme="minorEastAsia" w:cstheme="minorEastAsia"/>
+          <w:color w:val="0000FF"/>
+          <w:sz w:val="24"/>
+          <w:szCs w:val="24"/>
+          <w:lang w:val="en-US" w:eastAsia="zh-CN"/>
+        </w:rPr>
+        <w:t>（单元测试、集成测试、E2E 测试）</w:t>
+      </w:r>
+      <w:r>
+        <w:rPr>
+          <w:rFonts w:hint="eastAsia" w:asciiTheme="minorEastAsia" w:hAnsiTheme="minorEastAsia" w:cstheme="minorEastAsia"/>
+          <w:color w:val="auto"/>
+          <w:sz w:val="24"/>
+          <w:szCs w:val="24"/>
+          <w:lang w:val="en-US" w:eastAsia="zh-CN"/>
+        </w:rPr>
+        <w:t>。测试完成后</w:t>
+      </w:r>
+      <w:r>
+        <w:rPr>
+          <w:rFonts w:hint="eastAsia" w:asciiTheme="minorEastAsia" w:hAnsiTheme="minorEastAsia" w:eastAsiaTheme="minorEastAsia" w:cstheme="minorEastAsia"/>
+          <w:sz w:val="24"/>
+          <w:szCs w:val="24"/>
+        </w:rPr>
+        <w:t>执行/simplify派3个子Agent从代码质量/性能/复用性三个角度优化</w:t>
+      </w:r>
+      <w:r>
+        <w:rPr>
+          <w:rFonts w:hint="eastAsia" w:asciiTheme="minorEastAsia" w:hAnsiTheme="minorEastAsia" w:cstheme="minorEastAsia"/>
+          <w:sz w:val="24"/>
+          <w:szCs w:val="24"/>
+          <w:lang w:eastAsia="zh-CN"/>
+        </w:rPr>
+        <w:t>，</w:t>
+      </w:r>
+      <w:r>
+        <w:rPr>
+          <w:rFonts w:hint="eastAsia" w:asciiTheme="minorEastAsia" w:hAnsiTheme="minorEastAsia" w:cstheme="minorEastAsia"/>
+          <w:sz w:val="24"/>
+          <w:szCs w:val="24"/>
+          <w:lang w:val="en-US" w:eastAsia="zh-CN"/>
+        </w:rPr>
+        <w:t>然后更新上一点提到的那3处</w:t>
+      </w:r>
+      <w:r>
+        <w:rPr>
+          <w:rFonts w:hint="eastAsia" w:asciiTheme="minorEastAsia" w:hAnsiTheme="minorEastAsia" w:eastAsiaTheme="minorEastAsia" w:cstheme="minorEastAsia"/>
+          <w:sz w:val="24"/>
+          <w:szCs w:val="24"/>
+        </w:rPr>
+        <w:t>CLAUDE.md</w:t>
+      </w:r>
+      <w:r>
+        <w:rPr>
+          <w:rFonts w:hint="eastAsia" w:asciiTheme="minorEastAsia" w:hAnsiTheme="minorEastAsia" w:cstheme="minorEastAsia"/>
+          <w:color w:val="0000FF"/>
+          <w:sz w:val="24"/>
+          <w:szCs w:val="24"/>
+          <w:lang w:val="en-US" w:eastAsia="zh-CN"/>
+        </w:rPr>
+        <w:t>（记录功能思路、踩的坑）</w:t>
+      </w:r>
+      <w:r>
+        <w:rPr>
+          <w:rFonts w:hint="eastAsia" w:asciiTheme="minorEastAsia" w:hAnsiTheme="minorEastAsia" w:cstheme="minorEastAsia"/>
+          <w:color w:val="auto"/>
+          <w:sz w:val="24"/>
+          <w:szCs w:val="24"/>
+          <w:lang w:val="en-US" w:eastAsia="zh-CN"/>
+        </w:rPr>
+        <w:t>。</w:t>
+      </w:r>
+      <w:r>
+        <w:rPr>
+          <w:rFonts w:hint="eastAsia" w:asciiTheme="minorEastAsia" w:hAnsiTheme="minorEastAsia" w:eastAsiaTheme="minorEastAsia" w:cstheme="minorEastAsia"/>
+          <w:sz w:val="24"/>
+          <w:szCs w:val="24"/>
+        </w:rPr>
+        <w:t>然后执行/clear</w:t>
+      </w:r>
+      <w:r>
+        <w:rPr>
+          <w:rFonts w:hint="eastAsia" w:asciiTheme="minorEastAsia" w:hAnsiTheme="minorEastAsia" w:cstheme="minorEastAsia"/>
+          <w:color w:val="0000FF"/>
+          <w:sz w:val="24"/>
+          <w:szCs w:val="24"/>
+          <w:lang w:val="en-US" w:eastAsia="zh-CN"/>
+        </w:rPr>
+        <w:t>(不会清除会话记录)</w:t>
+      </w:r>
+      <w:r>
+        <w:rPr>
+          <w:rFonts w:hint="eastAsia" w:asciiTheme="minorEastAsia" w:hAnsiTheme="minorEastAsia" w:cstheme="minorEastAsia"/>
+          <w:sz w:val="24"/>
+          <w:szCs w:val="24"/>
+          <w:lang w:eastAsia="zh-CN"/>
+        </w:rPr>
+        <w:t>，</w:t>
+      </w:r>
+      <w:r>
+        <w:rPr>
+          <w:rFonts w:hint="eastAsia" w:asciiTheme="minorEastAsia" w:hAnsiTheme="minorEastAsia" w:cstheme="minorEastAsia"/>
+          <w:sz w:val="24"/>
+          <w:szCs w:val="24"/>
+          <w:lang w:val="en-US" w:eastAsia="zh-CN"/>
+        </w:rPr>
+        <w:t>即可开启下一轮任务。</w:t>
+      </w:r>
+      <w:r>
+        <w:rPr>
+          <w:rFonts w:hint="eastAsia" w:asciiTheme="minorEastAsia" w:hAnsiTheme="minorEastAsia" w:eastAsiaTheme="minorEastAsia" w:cstheme="minorEastAsia"/>
+          <w:sz w:val="24"/>
+          <w:szCs w:val="24"/>
+        </w:rPr>
+        <w:t>每次完成</w:t>
+      </w:r>
+      <w:r>
+        <w:rPr>
+          <w:rFonts w:hint="eastAsia" w:asciiTheme="minorEastAsia" w:hAnsiTheme="minorEastAsia" w:cstheme="minorEastAsia"/>
+          <w:sz w:val="24"/>
+          <w:szCs w:val="24"/>
+          <w:lang w:val="en-US" w:eastAsia="zh-CN"/>
+        </w:rPr>
+        <w:t>小任务或</w:t>
+      </w:r>
+      <w:r>
+        <w:rPr>
+          <w:rFonts w:hint="eastAsia" w:asciiTheme="minorEastAsia" w:hAnsiTheme="minorEastAsia" w:eastAsiaTheme="minorEastAsia" w:cstheme="minorEastAsia"/>
+          <w:sz w:val="24"/>
+          <w:szCs w:val="24"/>
+        </w:rPr>
+        <w:t>当天的任务</w:t>
+      </w:r>
+      <w:r>
+        <w:rPr>
+          <w:rFonts w:hint="eastAsia" w:asciiTheme="minorEastAsia" w:hAnsiTheme="minorEastAsia" w:cstheme="minorEastAsia"/>
+          <w:sz w:val="24"/>
+          <w:szCs w:val="24"/>
+          <w:lang w:val="en-US" w:eastAsia="zh-CN"/>
+        </w:rPr>
+        <w:t>或你认为完成了某个阶段</w:t>
+      </w:r>
+      <w:r>
+        <w:rPr>
+          <w:rFonts w:hint="eastAsia" w:asciiTheme="minorEastAsia" w:hAnsiTheme="minorEastAsia" w:eastAsiaTheme="minorEastAsia" w:cstheme="minorEastAsia"/>
+          <w:sz w:val="24"/>
+          <w:szCs w:val="24"/>
+        </w:rPr>
+        <w:t>后，在项目根目录执行git add .和git commit -m</w:t>
+      </w:r>
+      <w:r>
+        <w:rPr>
+          <w:rFonts w:hint="eastAsia" w:asciiTheme="minorEastAsia" w:hAnsiTheme="minorEastAsia" w:cstheme="minorEastAsia"/>
+          <w:sz w:val="24"/>
+          <w:szCs w:val="24"/>
+          <w:lang w:eastAsia="zh-CN"/>
+        </w:rPr>
+        <w:t>。</w:t>
+      </w:r>
+    </w:p>
+    <w:p>
+      <w:pPr>
+        <w:keepNext w:val="0"/>
+        <w:keepLines w:val="0"/>
+        <w:pageBreakBefore w:val="0"/>
+        <w:kinsoku/>
+        <w:wordWrap w:val="0"/>
+        <w:overflowPunct/>
+        <w:topLinePunct w:val="0"/>
+        <w:autoSpaceDE/>
+        <w:autoSpaceDN/>
+        <w:bidi w:val="0"/>
+        <w:adjustRightInd/>
+        <w:snapToGrid/>
+        <w:spacing w:beforeAutospacing="0" w:afterAutospacing="0"/>
+        <w:ind w:firstLine="420" w:firstLineChars="0"/>
+        <w:textAlignment w:val="auto"/>
+        <w:rPr>
+          <w:rFonts w:hint="eastAsia" w:asciiTheme="minorEastAsia" w:hAnsiTheme="minorEastAsia" w:cstheme="minorEastAsia"/>
+          <w:sz w:val="24"/>
+          <w:szCs w:val="24"/>
+          <w:lang w:val="en-US" w:eastAsia="zh-CN"/>
+        </w:rPr>
+      </w:pPr>
+      <w:r>
+        <w:rPr>
+          <w:rFonts w:hint="eastAsia" w:asciiTheme="minorEastAsia" w:hAnsiTheme="minorEastAsia" w:cstheme="minorEastAsia"/>
+          <w:sz w:val="24"/>
+          <w:szCs w:val="24"/>
+          <w:lang w:val="en-US" w:eastAsia="zh-CN"/>
+        </w:rPr>
+        <w:t>（7）最终审查</w:t>
+      </w:r>
+      <w:r>
+        <w:rPr>
+          <w:rFonts w:hint="eastAsia" w:asciiTheme="minorEastAsia" w:hAnsiTheme="minorEastAsia" w:cstheme="minorEastAsia"/>
+          <w:color w:val="0000FF"/>
+          <w:sz w:val="24"/>
+          <w:szCs w:val="24"/>
+          <w:lang w:val="en-US" w:eastAsia="zh-CN"/>
+        </w:rPr>
+        <w:t>（在项目上线前依次执行这9个skills：/review /commit /deploy-check /test /pr /debug /refactor /security来检查项目）</w:t>
+      </w:r>
+      <w:r>
+        <w:rPr>
+          <w:rFonts w:hint="eastAsia" w:asciiTheme="minorEastAsia" w:hAnsiTheme="minorEastAsia" w:cstheme="minorEastAsia"/>
+          <w:sz w:val="24"/>
+          <w:szCs w:val="24"/>
+          <w:lang w:val="en-US" w:eastAsia="zh-CN"/>
+        </w:rPr>
+        <w:t>完成后，拉取</w:t>
+      </w:r>
+      <w:r>
+        <w:rPr>
+          <w:rFonts w:hint="eastAsia" w:asciiTheme="minorEastAsia" w:hAnsiTheme="minorEastAsia" w:cstheme="minorEastAsia"/>
+          <w:color w:val="0000FF"/>
+          <w:sz w:val="24"/>
+          <w:szCs w:val="24"/>
+          <w:lang w:val="en-US" w:eastAsia="zh-CN"/>
+        </w:rPr>
+        <w:t>（PR，pull request）</w:t>
+      </w:r>
+      <w:r>
+        <w:rPr>
+          <w:rFonts w:hint="eastAsia" w:asciiTheme="minorEastAsia" w:hAnsiTheme="minorEastAsia" w:cstheme="minorEastAsia"/>
+          <w:sz w:val="24"/>
+          <w:szCs w:val="24"/>
+          <w:lang w:val="en-US" w:eastAsia="zh-CN"/>
+        </w:rPr>
+        <w:t>并合并所有分支</w:t>
+      </w:r>
+      <w:r>
+        <w:rPr>
+          <w:rFonts w:hint="eastAsia" w:asciiTheme="minorEastAsia" w:hAnsiTheme="minorEastAsia" w:cstheme="minorEastAsia"/>
+          <w:color w:val="0000FF"/>
+          <w:sz w:val="24"/>
+          <w:szCs w:val="24"/>
+          <w:lang w:val="en-US" w:eastAsia="zh-CN"/>
+        </w:rPr>
+        <w:t>（多人开发时需要）</w:t>
+      </w:r>
+      <w:r>
+        <w:rPr>
+          <w:rFonts w:hint="eastAsia" w:asciiTheme="minorEastAsia" w:hAnsiTheme="minorEastAsia" w:cstheme="minorEastAsia"/>
+          <w:sz w:val="24"/>
+          <w:szCs w:val="24"/>
+          <w:lang w:val="en-US" w:eastAsia="zh-CN"/>
+        </w:rPr>
+        <w:t>。部署前在业务代码写监控代码，部署后用第三方工具监控。之后回顾（1）和（2），更新3处</w:t>
+      </w:r>
+      <w:r>
+        <w:rPr>
+          <w:rFonts w:hint="eastAsia" w:asciiTheme="minorEastAsia" w:hAnsiTheme="minorEastAsia" w:eastAsiaTheme="minorEastAsia" w:cstheme="minorEastAsia"/>
+          <w:sz w:val="24"/>
+          <w:szCs w:val="24"/>
+        </w:rPr>
+        <w:t>CLAUDE.md</w:t>
+      </w:r>
+      <w:r>
+        <w:rPr>
+          <w:rFonts w:hint="eastAsia" w:asciiTheme="minorEastAsia" w:hAnsiTheme="minorEastAsia" w:cstheme="minorEastAsia"/>
+          <w:sz w:val="24"/>
+          <w:szCs w:val="24"/>
+          <w:lang w:eastAsia="zh-CN"/>
+        </w:rPr>
+        <w:t>。</w:t>
+      </w:r>
+      <w:r>
+        <w:rPr>
+          <w:rFonts w:hint="eastAsia" w:asciiTheme="minorEastAsia" w:hAnsiTheme="minorEastAsia" w:cstheme="minorEastAsia"/>
+          <w:sz w:val="24"/>
+          <w:szCs w:val="24"/>
+          <w:lang w:val="en-US" w:eastAsia="zh-CN"/>
+        </w:rPr>
+        <w:t>最后调整并迭代。</w:t>
+      </w:r>
+    </w:p>
+    <w:p>
+      <w:pPr>
+        <w:keepNext w:val="0"/>
+        <w:keepLines w:val="0"/>
+        <w:pageBreakBefore w:val="0"/>
+        <w:kinsoku/>
+        <w:wordWrap w:val="0"/>
+        <w:overflowPunct/>
+        <w:topLinePunct w:val="0"/>
+        <w:autoSpaceDE/>
+        <w:autoSpaceDN/>
+        <w:bidi w:val="0"/>
+        <w:adjustRightInd/>
+        <w:snapToGrid/>
+        <w:spacing w:beforeAutospacing="0" w:afterAutospacing="0"/>
+        <w:ind w:firstLine="420" w:firstLineChars="0"/>
+        <w:textAlignment w:val="auto"/>
         <w:rPr>
           <w:rFonts w:hint="default" w:asciiTheme="minorEastAsia" w:hAnsiTheme="minorEastAsia" w:cstheme="minorEastAsia"/>
           <w:sz w:val="24"/>
@@ -3141,643 +5554,47 @@
           <w:lang w:val="en-US" w:eastAsia="zh-CN"/>
         </w:rPr>
       </w:pPr>
-      <w:r>
-        <w:rPr>
-          <w:rFonts w:hint="eastAsia" w:asciiTheme="minorEastAsia" w:hAnsiTheme="minorEastAsia" w:cstheme="minorEastAsia"/>
-          <w:sz w:val="24"/>
-          <w:szCs w:val="24"/>
-          <w:lang w:val="en-US" w:eastAsia="zh-CN"/>
-        </w:rPr>
-        <w:t>（4）定义项目所有的大任务</w:t>
-      </w:r>
-      <w:r>
-        <w:rPr>
-          <w:rFonts w:hint="eastAsia" w:asciiTheme="minorEastAsia" w:hAnsiTheme="minorEastAsia" w:cstheme="minorEastAsia"/>
-          <w:color w:val="0000FF"/>
-          <w:sz w:val="24"/>
-          <w:szCs w:val="24"/>
-          <w:lang w:val="en-US" w:eastAsia="zh-CN"/>
-        </w:rPr>
-        <w:t>（任务要改动的文件数≥5个文件或200行代码时就是大任务）</w:t>
-      </w:r>
-      <w:r>
-        <w:rPr>
-          <w:rFonts w:hint="eastAsia" w:asciiTheme="minorEastAsia" w:hAnsiTheme="minorEastAsia" w:cstheme="minorEastAsia"/>
-          <w:sz w:val="24"/>
-          <w:szCs w:val="24"/>
-          <w:lang w:val="en-US" w:eastAsia="zh-CN"/>
-        </w:rPr>
-        <w:t>并拆为小任务，然后对每个小任务形成task.md</w:t>
-      </w:r>
-      <w:r>
-        <w:rPr>
-          <w:rFonts w:hint="eastAsia" w:asciiTheme="minorEastAsia" w:hAnsiTheme="minorEastAsia" w:cstheme="minorEastAsia"/>
-          <w:color w:val="0000FF"/>
-          <w:sz w:val="24"/>
-          <w:szCs w:val="24"/>
-          <w:lang w:val="en-US" w:eastAsia="zh-CN"/>
-        </w:rPr>
-        <w:t>（含描述、验收标准、依赖、测试点</w:t>
-      </w:r>
-      <w:r>
-        <w:rPr>
-          <w:rFonts w:hint="eastAsia" w:asciiTheme="minorEastAsia" w:hAnsiTheme="minorEastAsia" w:cstheme="minorEastAsia"/>
-          <w:color w:val="0000FF"/>
-          <w:sz w:val="24"/>
-          <w:szCs w:val="24"/>
-          <w:lang w:val="en-US" w:eastAsia="zh-CN"/>
-        </w:rPr>
-        <w:t>）</w:t>
-      </w:r>
-      <w:r>
-        <w:rPr>
-          <w:rFonts w:hint="eastAsia" w:asciiTheme="minorEastAsia" w:hAnsiTheme="minorEastAsia" w:cstheme="minorEastAsia"/>
-          <w:sz w:val="24"/>
-          <w:szCs w:val="24"/>
-          <w:lang w:val="en-US" w:eastAsia="zh-CN"/>
-        </w:rPr>
-        <w:t>。第一个小任务一般是搭项目骨架，骨架搭建好之后，在项目</w:t>
-      </w:r>
-      <w:r>
-        <w:rPr>
-          <w:rFonts w:hint="eastAsia" w:asciiTheme="minorEastAsia" w:hAnsiTheme="minorEastAsia" w:cstheme="minorEastAsia"/>
-          <w:sz w:val="24"/>
-          <w:szCs w:val="24"/>
-          <w:lang w:val="en-US" w:eastAsia="zh-CN"/>
-        </w:rPr>
-        <w:t>根目录输入</w:t>
-      </w:r>
-      <w:r>
-        <w:rPr>
-          <w:rFonts w:hint="eastAsia" w:asciiTheme="minorEastAsia" w:hAnsiTheme="minorEastAsia" w:cstheme="minorEastAsia"/>
-          <w:sz w:val="24"/>
-          <w:szCs w:val="24"/>
-          <w:lang w:eastAsia="zh-CN"/>
-        </w:rPr>
-        <w:t>init</w:t>
-      </w:r>
-      <w:r>
-        <w:rPr>
-          <w:rFonts w:hint="eastAsia" w:asciiTheme="minorEastAsia" w:hAnsiTheme="minorEastAsia" w:cstheme="minorEastAsia"/>
-          <w:sz w:val="24"/>
-          <w:szCs w:val="24"/>
-          <w:lang w:val="en-US" w:eastAsia="zh-CN"/>
-        </w:rPr>
-        <w:t>会在根目录</w:t>
-      </w:r>
-      <w:r>
-        <w:rPr>
-          <w:rFonts w:hint="eastAsia" w:asciiTheme="minorEastAsia" w:hAnsiTheme="minorEastAsia" w:cstheme="minorEastAsia"/>
-          <w:sz w:val="24"/>
-          <w:szCs w:val="24"/>
-          <w:lang w:eastAsia="zh-CN"/>
-        </w:rPr>
-        <w:t>生成Claude.md，</w:t>
-      </w:r>
-      <w:r>
-        <w:rPr>
-          <w:rFonts w:hint="eastAsia" w:asciiTheme="minorEastAsia" w:hAnsiTheme="minorEastAsia" w:cstheme="minorEastAsia"/>
-          <w:sz w:val="24"/>
-          <w:szCs w:val="24"/>
-          <w:lang w:val="en-US" w:eastAsia="zh-CN"/>
-        </w:rPr>
-        <w:t>然后补全它</w:t>
-      </w:r>
-      <w:r>
-        <w:rPr>
-          <w:rFonts w:hint="eastAsia" w:asciiTheme="minorEastAsia" w:hAnsiTheme="minorEastAsia" w:cstheme="minorEastAsia"/>
-          <w:color w:val="0000FF"/>
-          <w:sz w:val="24"/>
-          <w:szCs w:val="24"/>
-          <w:lang w:val="en-US" w:eastAsia="zh-CN"/>
-        </w:rPr>
-        <w:t>（</w:t>
-      </w:r>
-      <w:r>
-        <w:rPr>
-          <w:rFonts w:hint="eastAsia" w:asciiTheme="minorEastAsia" w:hAnsiTheme="minorEastAsia" w:cstheme="minorEastAsia"/>
-          <w:color w:val="0000FF"/>
-          <w:sz w:val="24"/>
-          <w:szCs w:val="24"/>
-          <w:lang w:val="en-US" w:eastAsia="zh-CN"/>
-        </w:rPr>
-        <w:t>补充内容如：文件路径（让cc去哪找代码）、禁止修改的文件、团队约定等。可以参考github现成的Claude.md补全，或者你自己ai搜索出一些高star的claude.md来</w:t>
-      </w:r>
-      <w:bookmarkStart w:id="0" w:name="_GoBack"/>
-      <w:bookmarkEnd w:id="0"/>
-      <w:r>
-        <w:rPr>
-          <w:rFonts w:hint="eastAsia" w:asciiTheme="minorEastAsia" w:hAnsiTheme="minorEastAsia" w:cstheme="minorEastAsia"/>
-          <w:color w:val="0000FF"/>
-          <w:sz w:val="24"/>
-          <w:szCs w:val="24"/>
-          <w:lang w:val="en-US" w:eastAsia="zh-CN"/>
-        </w:rPr>
-        <w:t>补全（如github卡帕西的Claude.md）。此外，一定要防止Claude.md过长）</w:t>
-      </w:r>
-      <w:r>
-        <w:rPr>
-          <w:rFonts w:hint="eastAsia" w:asciiTheme="minorEastAsia" w:hAnsiTheme="minorEastAsia" w:cstheme="minorEastAsia"/>
-          <w:sz w:val="24"/>
-          <w:szCs w:val="24"/>
-          <w:lang w:val="en-US" w:eastAsia="zh-CN"/>
-        </w:rPr>
-        <w:t>，之后</w:t>
-      </w:r>
-      <w:r>
-        <w:rPr>
-          <w:rFonts w:hint="eastAsia" w:asciiTheme="minorEastAsia" w:hAnsiTheme="minorEastAsia" w:cstheme="minorEastAsia"/>
-          <w:sz w:val="24"/>
-          <w:szCs w:val="24"/>
-          <w:lang w:eastAsia="zh-CN"/>
-        </w:rPr>
-        <w:t>在项目根目录输入npx superpowers-zh来安装SuperPowers</w:t>
-      </w:r>
-      <w:r>
-        <w:rPr>
-          <w:rFonts w:hint="eastAsia" w:asciiTheme="minorEastAsia" w:hAnsiTheme="minorEastAsia" w:cstheme="minorEastAsia"/>
-          <w:color w:val="0000FF"/>
-          <w:sz w:val="24"/>
-          <w:szCs w:val="24"/>
-          <w:lang w:val="en-US" w:eastAsia="zh-CN"/>
-        </w:rPr>
-        <w:t>（一套工作方法论与工作流程的集合）</w:t>
-      </w:r>
-      <w:r>
-        <w:rPr>
-          <w:rFonts w:hint="eastAsia" w:asciiTheme="minorEastAsia" w:hAnsiTheme="minorEastAsia" w:cstheme="minorEastAsia"/>
-          <w:color w:val="auto"/>
-          <w:sz w:val="24"/>
-          <w:szCs w:val="24"/>
-          <w:lang w:val="en-US" w:eastAsia="zh-CN"/>
-        </w:rPr>
-        <w:t>或者其他的什么skill</w:t>
-      </w:r>
-      <w:r>
-        <w:rPr>
-          <w:rFonts w:hint="eastAsia" w:asciiTheme="minorEastAsia" w:hAnsiTheme="minorEastAsia" w:cstheme="minorEastAsia"/>
-          <w:color w:val="0000FF"/>
-          <w:sz w:val="24"/>
-          <w:szCs w:val="24"/>
-          <w:lang w:val="en-US" w:eastAsia="zh-CN"/>
-        </w:rPr>
-        <w:t>（例如github的卡帕西的skill）</w:t>
-      </w:r>
-      <w:r>
-        <w:rPr>
-          <w:rFonts w:hint="eastAsia" w:asciiTheme="minorEastAsia" w:hAnsiTheme="minorEastAsia" w:cstheme="minorEastAsia"/>
-          <w:sz w:val="24"/>
-          <w:szCs w:val="24"/>
-          <w:lang w:eastAsia="zh-CN"/>
-        </w:rPr>
-        <w:t>，完成后重启vscode。</w:t>
-      </w:r>
-    </w:p>
-    <w:p>
-      <w:pPr>
+    </w:p>
+    <w:p>
+      <w:pPr>
+        <w:keepNext w:val="0"/>
+        <w:keepLines w:val="0"/>
+        <w:pageBreakBefore w:val="0"/>
+        <w:kinsoku/>
+        <w:wordWrap w:val="0"/>
+        <w:overflowPunct/>
+        <w:topLinePunct w:val="0"/>
+        <w:autoSpaceDE/>
+        <w:autoSpaceDN/>
+        <w:bidi w:val="0"/>
+        <w:adjustRightInd/>
+        <w:snapToGrid/>
+        <w:spacing w:beforeAutospacing="0" w:afterAutospacing="0"/>
         <w:ind w:firstLine="420" w:firstLineChars="0"/>
-        <w:rPr>
-          <w:rFonts w:hint="eastAsia" w:asciiTheme="minorEastAsia" w:hAnsiTheme="minorEastAsia" w:cstheme="minorEastAsia"/>
-          <w:sz w:val="24"/>
-          <w:szCs w:val="24"/>
-          <w:lang w:val="en-US" w:eastAsia="zh-CN"/>
-        </w:rPr>
-      </w:pPr>
-      <w:r>
-        <w:rPr>
-          <w:rFonts w:hint="eastAsia" w:asciiTheme="minorEastAsia" w:hAnsiTheme="minorEastAsia" w:cstheme="minorEastAsia"/>
-          <w:sz w:val="24"/>
-          <w:szCs w:val="24"/>
-          <w:lang w:val="en-US" w:eastAsia="zh-CN"/>
-        </w:rPr>
-        <w:t>（5）对于每个小任务按</w:t>
-      </w:r>
-      <w:r>
-        <w:rPr>
-          <w:rFonts w:hint="eastAsia" w:asciiTheme="minorEastAsia" w:hAnsiTheme="minorEastAsia" w:eastAsiaTheme="minorEastAsia" w:cstheme="minorEastAsia"/>
-          <w:sz w:val="24"/>
-          <w:szCs w:val="24"/>
-        </w:rPr>
-        <w:t>Explore</w:t>
-      </w:r>
-      <w:r>
-        <w:rPr>
-          <w:rFonts w:hint="eastAsia" w:asciiTheme="minorEastAsia" w:hAnsiTheme="minorEastAsia" w:cstheme="minorEastAsia"/>
-          <w:color w:val="0000FF"/>
-          <w:sz w:val="24"/>
-          <w:szCs w:val="24"/>
-          <w:lang w:val="en-US" w:eastAsia="zh-CN"/>
-        </w:rPr>
-        <w:t>（若项目从0-1那么不需Explore，否则需要了解项目）</w:t>
-      </w:r>
-      <w:r>
-        <w:rPr>
-          <w:rFonts w:hint="eastAsia" w:asciiTheme="minorEastAsia" w:hAnsiTheme="minorEastAsia" w:cstheme="minorEastAsia"/>
-          <w:sz w:val="24"/>
-          <w:szCs w:val="24"/>
-          <w:lang w:eastAsia="zh-CN"/>
-        </w:rPr>
-        <w:t>、</w:t>
-      </w:r>
-      <w:r>
-        <w:rPr>
-          <w:rFonts w:hint="eastAsia" w:asciiTheme="minorEastAsia" w:hAnsiTheme="minorEastAsia" w:eastAsiaTheme="minorEastAsia" w:cstheme="minorEastAsia"/>
-          <w:sz w:val="24"/>
-          <w:szCs w:val="24"/>
-        </w:rPr>
-        <w:t>Plan</w:t>
-      </w:r>
-      <w:r>
-        <w:rPr>
-          <w:rFonts w:hint="eastAsia" w:asciiTheme="minorEastAsia" w:hAnsiTheme="minorEastAsia" w:cstheme="minorEastAsia"/>
-          <w:color w:val="0000FF"/>
-          <w:sz w:val="24"/>
-          <w:szCs w:val="24"/>
-          <w:lang w:val="en-US" w:eastAsia="zh-CN"/>
-        </w:rPr>
-        <w:t>（输出计划）</w:t>
-      </w:r>
-      <w:r>
-        <w:rPr>
-          <w:rFonts w:hint="eastAsia" w:asciiTheme="minorEastAsia" w:hAnsiTheme="minorEastAsia" w:cstheme="minorEastAsia"/>
-          <w:sz w:val="24"/>
-          <w:szCs w:val="24"/>
-          <w:lang w:eastAsia="zh-CN"/>
-        </w:rPr>
-        <w:t>、</w:t>
-      </w:r>
-      <w:r>
-        <w:rPr>
-          <w:rFonts w:hint="eastAsia" w:asciiTheme="minorEastAsia" w:hAnsiTheme="minorEastAsia" w:eastAsiaTheme="minorEastAsia" w:cstheme="minorEastAsia"/>
-          <w:sz w:val="24"/>
-          <w:szCs w:val="24"/>
-        </w:rPr>
-        <w:t>Implement</w:t>
-      </w:r>
-      <w:r>
-        <w:rPr>
-          <w:rFonts w:hint="eastAsia" w:asciiTheme="minorEastAsia" w:hAnsiTheme="minorEastAsia" w:cstheme="minorEastAsia"/>
-          <w:color w:val="0000FF"/>
-          <w:sz w:val="24"/>
-          <w:szCs w:val="24"/>
-          <w:lang w:val="en-US" w:eastAsia="zh-CN"/>
-        </w:rPr>
-        <w:t>（agent按计划实现）</w:t>
-      </w:r>
-      <w:r>
-        <w:rPr>
-          <w:rFonts w:hint="eastAsia" w:asciiTheme="minorEastAsia" w:hAnsiTheme="minorEastAsia" w:cstheme="minorEastAsia"/>
-          <w:sz w:val="24"/>
-          <w:szCs w:val="24"/>
-          <w:lang w:val="en-US" w:eastAsia="zh-CN"/>
-        </w:rPr>
-        <w:t>实现。</w:t>
-      </w:r>
-    </w:p>
-    <w:p>
-      <w:pPr>
-        <w:ind w:firstLine="420" w:firstLineChars="0"/>
-        <w:rPr>
-          <w:rFonts w:hint="eastAsia" w:asciiTheme="minorEastAsia" w:hAnsiTheme="minorEastAsia" w:cstheme="minorEastAsia"/>
-          <w:color w:val="0000FF"/>
-          <w:sz w:val="24"/>
-          <w:szCs w:val="24"/>
-          <w:lang w:val="en-US" w:eastAsia="zh-CN"/>
-        </w:rPr>
-      </w:pPr>
-      <w:r>
-        <w:rPr>
-          <w:rFonts w:hint="eastAsia" w:asciiTheme="minorEastAsia" w:hAnsiTheme="minorEastAsia" w:cstheme="minorEastAsia"/>
-          <w:sz w:val="24"/>
-          <w:szCs w:val="24"/>
-          <w:lang w:val="en-US" w:eastAsia="zh-CN"/>
-        </w:rPr>
-        <w:t>（6）每个小任务初步编码完成后，</w:t>
-      </w:r>
-      <w:r>
-        <w:rPr>
-          <w:rFonts w:hint="eastAsia" w:asciiTheme="minorEastAsia" w:hAnsiTheme="minorEastAsia" w:eastAsiaTheme="minorEastAsia" w:cstheme="minorEastAsia"/>
-          <w:sz w:val="24"/>
-          <w:szCs w:val="24"/>
-        </w:rPr>
-        <w:t>换一个模型或agent执行/review来审查该任务的代码质量</w:t>
-      </w:r>
-      <w:r>
-        <w:rPr>
-          <w:rFonts w:hint="eastAsia" w:asciiTheme="minorEastAsia" w:hAnsiTheme="minorEastAsia" w:cstheme="minorEastAsia"/>
-          <w:sz w:val="24"/>
-          <w:szCs w:val="24"/>
-          <w:lang w:eastAsia="zh-CN"/>
-        </w:rPr>
-        <w:t>。</w:t>
-      </w:r>
-      <w:r>
-        <w:rPr>
-          <w:rFonts w:hint="eastAsia" w:asciiTheme="minorEastAsia" w:hAnsiTheme="minorEastAsia" w:cstheme="minorEastAsia"/>
-          <w:sz w:val="24"/>
-          <w:szCs w:val="24"/>
-          <w:lang w:val="en-US" w:eastAsia="zh-CN"/>
-        </w:rPr>
-        <w:t>完成后人工对照spec.md验证功能与非功能需求。完成后测试</w:t>
-      </w:r>
-      <w:r>
-        <w:rPr>
-          <w:rFonts w:hint="eastAsia" w:asciiTheme="minorEastAsia" w:hAnsiTheme="minorEastAsia" w:cstheme="minorEastAsia"/>
-          <w:color w:val="0000FF"/>
-          <w:sz w:val="24"/>
-          <w:szCs w:val="24"/>
-          <w:lang w:val="en-US" w:eastAsia="zh-CN"/>
-        </w:rPr>
-        <w:t>（单元测试、集成测试、E2E 测试）</w:t>
-      </w:r>
-      <w:r>
-        <w:rPr>
-          <w:rFonts w:hint="eastAsia" w:asciiTheme="minorEastAsia" w:hAnsiTheme="minorEastAsia" w:cstheme="minorEastAsia"/>
-          <w:color w:val="auto"/>
-          <w:sz w:val="24"/>
-          <w:szCs w:val="24"/>
-          <w:lang w:val="en-US" w:eastAsia="zh-CN"/>
-        </w:rPr>
-        <w:t>。测试完成后</w:t>
-      </w:r>
-      <w:r>
-        <w:rPr>
-          <w:rFonts w:hint="eastAsia" w:asciiTheme="minorEastAsia" w:hAnsiTheme="minorEastAsia" w:eastAsiaTheme="minorEastAsia" w:cstheme="minorEastAsia"/>
-          <w:sz w:val="24"/>
-          <w:szCs w:val="24"/>
-        </w:rPr>
-        <w:t>执行/simplify派3个子Agent从代码质量/性能/复用性三个角度优化</w:t>
-      </w:r>
-      <w:r>
-        <w:rPr>
-          <w:rFonts w:hint="eastAsia" w:asciiTheme="minorEastAsia" w:hAnsiTheme="minorEastAsia" w:cstheme="minorEastAsia"/>
-          <w:sz w:val="24"/>
-          <w:szCs w:val="24"/>
-          <w:lang w:eastAsia="zh-CN"/>
-        </w:rPr>
-        <w:t>，</w:t>
-      </w:r>
-      <w:r>
-        <w:rPr>
-          <w:rFonts w:hint="eastAsia" w:asciiTheme="minorEastAsia" w:hAnsiTheme="minorEastAsia" w:cstheme="minorEastAsia"/>
-          <w:sz w:val="24"/>
-          <w:szCs w:val="24"/>
-          <w:lang w:val="en-US" w:eastAsia="zh-CN"/>
-        </w:rPr>
-        <w:t>然后更新上一点提到的那3处</w:t>
-      </w:r>
-      <w:r>
-        <w:rPr>
-          <w:rFonts w:hint="eastAsia" w:asciiTheme="minorEastAsia" w:hAnsiTheme="minorEastAsia" w:eastAsiaTheme="minorEastAsia" w:cstheme="minorEastAsia"/>
-          <w:sz w:val="24"/>
-          <w:szCs w:val="24"/>
-        </w:rPr>
-        <w:t>CLAUDE.md</w:t>
-      </w:r>
-      <w:r>
-        <w:rPr>
-          <w:rFonts w:hint="eastAsia" w:asciiTheme="minorEastAsia" w:hAnsiTheme="minorEastAsia" w:cstheme="minorEastAsia"/>
-          <w:color w:val="0000FF"/>
-          <w:sz w:val="24"/>
-          <w:szCs w:val="24"/>
-          <w:lang w:val="en-US" w:eastAsia="zh-CN"/>
-        </w:rPr>
-        <w:t>（记录功能思路、踩的坑）</w:t>
-      </w:r>
-      <w:r>
-        <w:rPr>
-          <w:rFonts w:hint="eastAsia" w:asciiTheme="minorEastAsia" w:hAnsiTheme="minorEastAsia" w:cstheme="minorEastAsia"/>
-          <w:color w:val="auto"/>
-          <w:sz w:val="24"/>
-          <w:szCs w:val="24"/>
-          <w:lang w:val="en-US" w:eastAsia="zh-CN"/>
-        </w:rPr>
-        <w:t>。</w:t>
-      </w:r>
-      <w:r>
-        <w:rPr>
-          <w:rFonts w:hint="eastAsia" w:asciiTheme="minorEastAsia" w:hAnsiTheme="minorEastAsia" w:eastAsiaTheme="minorEastAsia" w:cstheme="minorEastAsia"/>
-          <w:sz w:val="24"/>
-          <w:szCs w:val="24"/>
-        </w:rPr>
-        <w:t>然后执行/clear</w:t>
-      </w:r>
-      <w:r>
-        <w:rPr>
-          <w:rFonts w:hint="eastAsia" w:asciiTheme="minorEastAsia" w:hAnsiTheme="minorEastAsia" w:cstheme="minorEastAsia"/>
-          <w:color w:val="0000FF"/>
-          <w:sz w:val="24"/>
-          <w:szCs w:val="24"/>
-          <w:lang w:val="en-US" w:eastAsia="zh-CN"/>
-        </w:rPr>
-        <w:t>(不会清除会话记录)</w:t>
-      </w:r>
-      <w:r>
-        <w:rPr>
-          <w:rFonts w:hint="eastAsia" w:asciiTheme="minorEastAsia" w:hAnsiTheme="minorEastAsia" w:cstheme="minorEastAsia"/>
-          <w:sz w:val="24"/>
-          <w:szCs w:val="24"/>
-          <w:lang w:eastAsia="zh-CN"/>
-        </w:rPr>
-        <w:t>，</w:t>
-      </w:r>
-      <w:r>
-        <w:rPr>
-          <w:rFonts w:hint="eastAsia" w:asciiTheme="minorEastAsia" w:hAnsiTheme="minorEastAsia" w:cstheme="minorEastAsia"/>
-          <w:sz w:val="24"/>
-          <w:szCs w:val="24"/>
-          <w:lang w:val="en-US" w:eastAsia="zh-CN"/>
-        </w:rPr>
-        <w:t>即可开启下一轮任务。</w:t>
-      </w:r>
-      <w:r>
-        <w:rPr>
-          <w:rFonts w:hint="eastAsia" w:asciiTheme="minorEastAsia" w:hAnsiTheme="minorEastAsia" w:eastAsiaTheme="minorEastAsia" w:cstheme="minorEastAsia"/>
-          <w:sz w:val="24"/>
-          <w:szCs w:val="24"/>
-        </w:rPr>
-        <w:t>每次完成</w:t>
-      </w:r>
-      <w:r>
-        <w:rPr>
-          <w:rFonts w:hint="eastAsia" w:asciiTheme="minorEastAsia" w:hAnsiTheme="minorEastAsia" w:cstheme="minorEastAsia"/>
-          <w:sz w:val="24"/>
-          <w:szCs w:val="24"/>
-          <w:lang w:val="en-US" w:eastAsia="zh-CN"/>
-        </w:rPr>
-        <w:t>小任务或</w:t>
-      </w:r>
-      <w:r>
-        <w:rPr>
-          <w:rFonts w:hint="eastAsia" w:asciiTheme="minorEastAsia" w:hAnsiTheme="minorEastAsia" w:eastAsiaTheme="minorEastAsia" w:cstheme="minorEastAsia"/>
-          <w:sz w:val="24"/>
-          <w:szCs w:val="24"/>
-        </w:rPr>
-        <w:t>当天的任务</w:t>
-      </w:r>
-      <w:r>
-        <w:rPr>
-          <w:rFonts w:hint="eastAsia" w:asciiTheme="minorEastAsia" w:hAnsiTheme="minorEastAsia" w:cstheme="minorEastAsia"/>
-          <w:sz w:val="24"/>
-          <w:szCs w:val="24"/>
-          <w:lang w:val="en-US" w:eastAsia="zh-CN"/>
-        </w:rPr>
-        <w:t>或你认为完成了某个阶段</w:t>
-      </w:r>
-      <w:r>
-        <w:rPr>
-          <w:rFonts w:hint="eastAsia" w:asciiTheme="minorEastAsia" w:hAnsiTheme="minorEastAsia" w:eastAsiaTheme="minorEastAsia" w:cstheme="minorEastAsia"/>
-          <w:sz w:val="24"/>
-          <w:szCs w:val="24"/>
-        </w:rPr>
-        <w:t>后，在项目根目录执行git add .和git commit -m</w:t>
-      </w:r>
-      <w:r>
-        <w:rPr>
-          <w:rFonts w:hint="eastAsia" w:asciiTheme="minorEastAsia" w:hAnsiTheme="minorEastAsia" w:cstheme="minorEastAsia"/>
-          <w:sz w:val="24"/>
-          <w:szCs w:val="24"/>
-          <w:lang w:eastAsia="zh-CN"/>
-        </w:rPr>
-        <w:t>。</w:t>
-      </w:r>
-    </w:p>
-    <w:p>
-      <w:pPr>
-        <w:ind w:firstLine="420" w:firstLineChars="0"/>
-        <w:rPr>
-          <w:rFonts w:hint="eastAsia" w:asciiTheme="minorEastAsia" w:hAnsiTheme="minorEastAsia" w:cstheme="minorEastAsia"/>
-          <w:sz w:val="24"/>
-          <w:szCs w:val="24"/>
-          <w:lang w:val="en-US" w:eastAsia="zh-CN"/>
-        </w:rPr>
-      </w:pPr>
-      <w:r>
-        <w:rPr>
-          <w:rFonts w:hint="eastAsia" w:asciiTheme="minorEastAsia" w:hAnsiTheme="minorEastAsia" w:cstheme="minorEastAsia"/>
-          <w:sz w:val="24"/>
-          <w:szCs w:val="24"/>
-          <w:lang w:val="en-US" w:eastAsia="zh-CN"/>
-        </w:rPr>
-        <w:t>（7）最终审查</w:t>
-      </w:r>
-      <w:r>
-        <w:rPr>
-          <w:rFonts w:hint="eastAsia" w:asciiTheme="minorEastAsia" w:hAnsiTheme="minorEastAsia" w:cstheme="minorEastAsia"/>
-          <w:color w:val="0000FF"/>
-          <w:sz w:val="24"/>
-          <w:szCs w:val="24"/>
-          <w:lang w:val="en-US" w:eastAsia="zh-CN"/>
-        </w:rPr>
-        <w:t>（在项目上线前依次执行这9个skills：</w:t>
-      </w:r>
-      <w:r>
-        <w:rPr>
-          <w:rFonts w:hint="eastAsia" w:asciiTheme="minorEastAsia" w:hAnsiTheme="minorEastAsia" w:cstheme="minorEastAsia"/>
-          <w:color w:val="0000FF"/>
-          <w:sz w:val="24"/>
-          <w:szCs w:val="24"/>
-          <w:lang w:val="en-US" w:eastAsia="zh-CN"/>
-        </w:rPr>
-        <w:t>/review /commit /deploy-check /test /pr /debug /refactor /security来检查项目）</w:t>
-      </w:r>
-      <w:r>
-        <w:rPr>
-          <w:rFonts w:hint="eastAsia" w:asciiTheme="minorEastAsia" w:hAnsiTheme="minorEastAsia" w:cstheme="minorEastAsia"/>
-          <w:sz w:val="24"/>
-          <w:szCs w:val="24"/>
-          <w:lang w:val="en-US" w:eastAsia="zh-CN"/>
-        </w:rPr>
-        <w:t>完成后，拉取</w:t>
-      </w:r>
-      <w:r>
-        <w:rPr>
-          <w:rFonts w:hint="eastAsia" w:asciiTheme="minorEastAsia" w:hAnsiTheme="minorEastAsia" w:cstheme="minorEastAsia"/>
-          <w:color w:val="0000FF"/>
-          <w:sz w:val="24"/>
-          <w:szCs w:val="24"/>
-          <w:lang w:val="en-US" w:eastAsia="zh-CN"/>
-        </w:rPr>
-        <w:t>（PR，pull request）</w:t>
-      </w:r>
-      <w:r>
-        <w:rPr>
-          <w:rFonts w:hint="eastAsia" w:asciiTheme="minorEastAsia" w:hAnsiTheme="minorEastAsia" w:cstheme="minorEastAsia"/>
-          <w:sz w:val="24"/>
-          <w:szCs w:val="24"/>
-          <w:lang w:val="en-US" w:eastAsia="zh-CN"/>
-        </w:rPr>
-        <w:t>并合并所有分支</w:t>
-      </w:r>
-      <w:r>
-        <w:rPr>
-          <w:rFonts w:hint="eastAsia" w:asciiTheme="minorEastAsia" w:hAnsiTheme="minorEastAsia" w:cstheme="minorEastAsia"/>
-          <w:color w:val="0000FF"/>
-          <w:sz w:val="24"/>
-          <w:szCs w:val="24"/>
-          <w:lang w:val="en-US" w:eastAsia="zh-CN"/>
-        </w:rPr>
-        <w:t>（多人开发时需要）</w:t>
-      </w:r>
-      <w:r>
-        <w:rPr>
-          <w:rFonts w:hint="eastAsia" w:asciiTheme="minorEastAsia" w:hAnsiTheme="minorEastAsia" w:cstheme="minorEastAsia"/>
-          <w:sz w:val="24"/>
-          <w:szCs w:val="24"/>
-          <w:lang w:val="en-US" w:eastAsia="zh-CN"/>
-        </w:rPr>
-        <w:t>。部署前在业务代码写监控代码，部署后用第三方工具监控。之后回顾（1）和（2），更新3处</w:t>
-      </w:r>
-      <w:r>
-        <w:rPr>
-          <w:rFonts w:hint="eastAsia" w:asciiTheme="minorEastAsia" w:hAnsiTheme="minorEastAsia" w:eastAsiaTheme="minorEastAsia" w:cstheme="minorEastAsia"/>
-          <w:sz w:val="24"/>
-          <w:szCs w:val="24"/>
-        </w:rPr>
-        <w:t>CLAUDE.md</w:t>
-      </w:r>
-      <w:r>
-        <w:rPr>
-          <w:rFonts w:hint="eastAsia" w:asciiTheme="minorEastAsia" w:hAnsiTheme="minorEastAsia" w:cstheme="minorEastAsia"/>
-          <w:sz w:val="24"/>
-          <w:szCs w:val="24"/>
-          <w:lang w:eastAsia="zh-CN"/>
-        </w:rPr>
-        <w:t>。</w:t>
-      </w:r>
-      <w:r>
-        <w:rPr>
-          <w:rFonts w:hint="eastAsia" w:asciiTheme="minorEastAsia" w:hAnsiTheme="minorEastAsia" w:cstheme="minorEastAsia"/>
-          <w:sz w:val="24"/>
-          <w:szCs w:val="24"/>
-          <w:lang w:val="en-US" w:eastAsia="zh-CN"/>
-        </w:rPr>
-        <w:t>最后调整并迭代。</w:t>
-      </w:r>
-    </w:p>
-    <w:p>
-      <w:pPr>
-        <w:ind w:firstLine="420" w:firstLineChars="0"/>
-        <w:rPr>
-          <w:rFonts w:hint="default" w:asciiTheme="minorEastAsia" w:hAnsiTheme="minorEastAsia" w:cstheme="minorEastAsia"/>
-          <w:sz w:val="24"/>
-          <w:szCs w:val="24"/>
-          <w:lang w:val="en-US" w:eastAsia="zh-CN"/>
-        </w:rPr>
-      </w:pPr>
-    </w:p>
-    <w:p>
-      <w:pPr>
-        <w:ind w:firstLine="420" w:firstLineChars="0"/>
-        <w:rPr>
-          <w:rFonts w:hint="eastAsia" w:asciiTheme="minorEastAsia" w:hAnsiTheme="minorEastAsia" w:eastAsiaTheme="minorEastAsia" w:cstheme="minorEastAsia"/>
-          <w:sz w:val="24"/>
-          <w:szCs w:val="24"/>
-        </w:rPr>
-      </w:pPr>
-    </w:p>
-    <w:p>
-      <w:pPr>
+        <w:textAlignment w:val="auto"/>
+        <w:rPr>
+          <w:rFonts w:hint="eastAsia" w:asciiTheme="minorEastAsia" w:hAnsiTheme="minorEastAsia" w:eastAsiaTheme="minorEastAsia" w:cstheme="minorEastAsia"/>
+          <w:sz w:val="24"/>
+          <w:szCs w:val="24"/>
+        </w:rPr>
+      </w:pPr>
+    </w:p>
+    <w:p>
+      <w:pPr>
+        <w:keepNext w:val="0"/>
+        <w:keepLines w:val="0"/>
+        <w:pageBreakBefore w:val="0"/>
+        <w:kinsoku/>
+        <w:wordWrap w:val="0"/>
+        <w:overflowPunct/>
+        <w:topLinePunct w:val="0"/>
+        <w:autoSpaceDE/>
+        <w:autoSpaceDN/>
+        <w:bidi w:val="0"/>
+        <w:adjustRightInd/>
+        <w:snapToGrid/>
+        <w:spacing w:beforeAutospacing="0" w:afterAutospacing="0"/>
+        <w:textAlignment w:val="auto"/>
         <w:rPr>
           <w:rFonts w:hint="eastAsia" w:asciiTheme="minorEastAsia" w:hAnsiTheme="minorEastAsia" w:eastAsiaTheme="minorEastAsia" w:cstheme="minorEastAsia"/>
           <w:sz w:val="24"/>
@@ -3795,6 +5612,20 @@
     </w:p>
     <w:p>
       <w:pPr>
+        <w:keepNext w:val="0"/>
+        <w:keepLines w:val="0"/>
+        <w:pageBreakBefore w:val="0"/>
+        <w:kinsoku/>
+        <w:wordWrap w:val="0"/>
+        <w:overflowPunct/>
+        <w:topLinePunct w:val="0"/>
+        <w:autoSpaceDE/>
+        <w:autoSpaceDN/>
+        <w:bidi w:val="0"/>
+        <w:adjustRightInd/>
+        <w:snapToGrid/>
+        <w:spacing w:beforeAutospacing="0" w:afterAutospacing="0"/>
+        <w:textAlignment w:val="auto"/>
         <w:rPr>
           <w:rFonts w:hint="eastAsia" w:ascii="宋体" w:hAnsi="宋体" w:eastAsia="宋体" w:cs="宋体"/>
           <w:sz w:val="24"/>
@@ -3802,43 +5633,205 @@
           <w:lang w:val="en-US" w:eastAsia="zh-CN"/>
         </w:rPr>
       </w:pPr>
-    </w:p>
-    <w:p>
-      <w:pPr>
+      <w:r>
         <w:rPr>
           <w:rFonts w:hint="eastAsia" w:ascii="宋体" w:hAnsi="宋体" w:eastAsia="宋体" w:cs="宋体"/>
           <w:sz w:val="24"/>
           <w:szCs w:val="24"/>
           <w:lang w:val="en-US" w:eastAsia="zh-CN"/>
         </w:rPr>
-      </w:pPr>
-    </w:p>
-    <w:p>
-      <w:pPr>
+        <w:t>别人问为什么你要用openclaw而不是codex？</w:t>
+      </w:r>
+    </w:p>
+    <w:p>
+      <w:pPr>
+        <w:keepNext w:val="0"/>
+        <w:keepLines w:val="0"/>
+        <w:pageBreakBefore w:val="0"/>
+        <w:kinsoku/>
+        <w:wordWrap w:val="0"/>
+        <w:overflowPunct/>
+        <w:topLinePunct w:val="0"/>
+        <w:autoSpaceDE/>
+        <w:autoSpaceDN/>
+        <w:bidi w:val="0"/>
+        <w:adjustRightInd/>
+        <w:snapToGrid/>
+        <w:spacing w:beforeAutospacing="0" w:afterAutospacing="0"/>
+        <w:textAlignment w:val="auto"/>
+        <w:rPr>
+          <w:rFonts w:hint="default" w:ascii="宋体" w:hAnsi="宋体" w:eastAsia="宋体" w:cs="宋体"/>
+          <w:sz w:val="24"/>
+          <w:szCs w:val="24"/>
+          <w:lang w:val="en-US" w:eastAsia="zh-CN"/>
+        </w:rPr>
+      </w:pPr>
+      <w:r>
         <w:rPr>
           <w:rFonts w:hint="eastAsia" w:ascii="宋体" w:hAnsi="宋体" w:eastAsia="宋体" w:cs="宋体"/>
           <w:sz w:val="24"/>
           <w:szCs w:val="24"/>
           <w:lang w:val="en-US" w:eastAsia="zh-CN"/>
         </w:rPr>
-      </w:pPr>
-    </w:p>
-    <w:p>
-      <w:pPr>
-        <w:rPr>
-          <w:rFonts w:hint="eastAsia" w:asciiTheme="minorEastAsia" w:hAnsiTheme="minorEastAsia" w:eastAsiaTheme="minorEastAsia" w:cstheme="minorEastAsia"/>
-          <w:sz w:val="24"/>
-          <w:szCs w:val="24"/>
-        </w:rPr>
-      </w:pPr>
-      <w:r>
-        <w:rPr>
-          <w:rFonts w:hint="eastAsia" w:asciiTheme="minorEastAsia" w:hAnsiTheme="minorEastAsia" w:eastAsiaTheme="minorEastAsia" w:cstheme="minorEastAsia"/>
-          <w:sz w:val="24"/>
-          <w:szCs w:val="24"/>
-        </w:rPr>
-        <w:t xml:space="preserve">    </w:t>
-      </w:r>
+        <w:t>o</w:t>
+      </w:r>
+      <w:r>
+        <w:rPr>
+          <w:rFonts w:hint="default" w:ascii="宋体" w:hAnsi="宋体" w:eastAsia="宋体" w:cs="宋体"/>
+          <w:sz w:val="24"/>
+          <w:szCs w:val="24"/>
+          <w:lang w:val="en-US" w:eastAsia="zh-CN"/>
+        </w:rPr>
+        <w:t>penclaw可以接入deepseek但是codex接不了。可以用openclaw监控我部署在vercel的nextjs项目并生成报告，然后可以用手机收到消息然后指挥openclaw干活</w:t>
+      </w:r>
+    </w:p>
+    <w:p>
+      <w:pPr>
+        <w:keepNext w:val="0"/>
+        <w:keepLines w:val="0"/>
+        <w:pageBreakBefore w:val="0"/>
+        <w:kinsoku/>
+        <w:wordWrap w:val="0"/>
+        <w:overflowPunct/>
+        <w:topLinePunct w:val="0"/>
+        <w:autoSpaceDE/>
+        <w:autoSpaceDN/>
+        <w:bidi w:val="0"/>
+        <w:adjustRightInd/>
+        <w:snapToGrid/>
+        <w:spacing w:beforeAutospacing="0" w:afterAutospacing="0"/>
+        <w:textAlignment w:val="auto"/>
+        <w:rPr>
+          <w:rFonts w:hint="eastAsia" w:ascii="宋体" w:hAnsi="宋体" w:eastAsia="宋体" w:cs="宋体"/>
+          <w:sz w:val="24"/>
+          <w:szCs w:val="24"/>
+          <w:lang w:val="en-US" w:eastAsia="zh-CN"/>
+        </w:rPr>
+      </w:pPr>
+    </w:p>
+    <w:p>
+      <w:pPr>
+        <w:keepNext w:val="0"/>
+        <w:keepLines w:val="0"/>
+        <w:pageBreakBefore w:val="0"/>
+        <w:kinsoku/>
+        <w:wordWrap w:val="0"/>
+        <w:overflowPunct/>
+        <w:topLinePunct w:val="0"/>
+        <w:autoSpaceDE/>
+        <w:autoSpaceDN/>
+        <w:bidi w:val="0"/>
+        <w:adjustRightInd/>
+        <w:snapToGrid/>
+        <w:spacing w:beforeAutospacing="0" w:afterAutospacing="0"/>
+        <w:textAlignment w:val="auto"/>
+        <w:rPr>
+          <w:rFonts w:hint="eastAsia" w:ascii="宋体" w:hAnsi="宋体" w:eastAsia="宋体" w:cs="宋体"/>
+          <w:sz w:val="24"/>
+          <w:szCs w:val="24"/>
+          <w:lang w:val="en-US" w:eastAsia="zh-CN"/>
+        </w:rPr>
+      </w:pPr>
+    </w:p>
+    <w:p>
+      <w:pPr>
+        <w:keepNext w:val="0"/>
+        <w:keepLines w:val="0"/>
+        <w:pageBreakBefore w:val="0"/>
+        <w:kinsoku/>
+        <w:wordWrap w:val="0"/>
+        <w:overflowPunct/>
+        <w:topLinePunct w:val="0"/>
+        <w:autoSpaceDE/>
+        <w:autoSpaceDN/>
+        <w:bidi w:val="0"/>
+        <w:adjustRightInd/>
+        <w:snapToGrid/>
+        <w:spacing w:beforeAutospacing="0" w:afterAutospacing="0"/>
+        <w:textAlignment w:val="auto"/>
+        <w:rPr>
+          <w:rFonts w:hint="eastAsia" w:asciiTheme="minorEastAsia" w:hAnsiTheme="minorEastAsia" w:eastAsiaTheme="minorEastAsia" w:cstheme="minorEastAsia"/>
+          <w:sz w:val="24"/>
+          <w:szCs w:val="24"/>
+        </w:rPr>
+      </w:pPr>
+      <w:r>
+        <w:rPr>
+          <w:rFonts w:hint="eastAsia" w:asciiTheme="minorEastAsia" w:hAnsiTheme="minorEastAsia" w:eastAsiaTheme="minorEastAsia" w:cstheme="minorEastAsia"/>
+          <w:sz w:val="24"/>
+          <w:szCs w:val="24"/>
+        </w:rPr>
+        <w:t xml:space="preserve">   </w:t>
+      </w:r>
+    </w:p>
+    <w:p>
+      <w:pPr>
+        <w:keepNext w:val="0"/>
+        <w:keepLines w:val="0"/>
+        <w:pageBreakBefore w:val="0"/>
+        <w:kinsoku/>
+        <w:wordWrap w:val="0"/>
+        <w:overflowPunct/>
+        <w:topLinePunct w:val="0"/>
+        <w:autoSpaceDE/>
+        <w:autoSpaceDN/>
+        <w:bidi w:val="0"/>
+        <w:adjustRightInd/>
+        <w:snapToGrid/>
+        <w:spacing w:beforeAutospacing="0" w:afterAutospacing="0"/>
+        <w:textAlignment w:val="auto"/>
+        <w:rPr>
+          <w:rFonts w:hint="eastAsia" w:asciiTheme="minorEastAsia" w:hAnsiTheme="minorEastAsia" w:eastAsiaTheme="minorEastAsia" w:cstheme="minorEastAsia"/>
+          <w:sz w:val="24"/>
+          <w:szCs w:val="24"/>
+        </w:rPr>
+      </w:pPr>
+    </w:p>
+    <w:p>
+      <w:pPr>
+        <w:keepNext w:val="0"/>
+        <w:keepLines w:val="0"/>
+        <w:pageBreakBefore w:val="0"/>
+        <w:kinsoku/>
+        <w:wordWrap w:val="0"/>
+        <w:overflowPunct/>
+        <w:topLinePunct w:val="0"/>
+        <w:autoSpaceDE/>
+        <w:autoSpaceDN/>
+        <w:bidi w:val="0"/>
+        <w:adjustRightInd/>
+        <w:snapToGrid/>
+        <w:spacing w:beforeAutospacing="0" w:afterAutospacing="0"/>
+        <w:textAlignment w:val="auto"/>
+        <w:rPr>
+          <w:rFonts w:hint="eastAsia" w:asciiTheme="minorEastAsia" w:hAnsiTheme="minorEastAsia" w:eastAsiaTheme="minorEastAsia" w:cstheme="minorEastAsia"/>
+          <w:sz w:val="24"/>
+          <w:szCs w:val="24"/>
+        </w:rPr>
+      </w:pPr>
+    </w:p>
+    <w:p>
+      <w:pPr>
+        <w:keepNext w:val="0"/>
+        <w:keepLines w:val="0"/>
+        <w:pageBreakBefore w:val="0"/>
+        <w:kinsoku/>
+        <w:wordWrap w:val="0"/>
+        <w:overflowPunct/>
+        <w:topLinePunct w:val="0"/>
+        <w:autoSpaceDE/>
+        <w:autoSpaceDN/>
+        <w:bidi w:val="0"/>
+        <w:adjustRightInd/>
+        <w:snapToGrid/>
+        <w:spacing w:beforeAutospacing="0" w:afterAutospacing="0"/>
+        <w:textAlignment w:val="auto"/>
+        <w:rPr>
+          <w:rFonts w:hint="eastAsia" w:asciiTheme="minorEastAsia" w:hAnsiTheme="minorEastAsia" w:eastAsiaTheme="minorEastAsia" w:cstheme="minorEastAsia"/>
+          <w:sz w:val="24"/>
+          <w:szCs w:val="24"/>
+        </w:rPr>
+      </w:pPr>
     </w:p>
     <w:sectPr>
       <w:pgSz w:w="11906" w:h="16838"/>
@@ -3946,14 +5939,14 @@
     <w:lsdException w:unhideWhenUsed="0" w:uiPriority="0" w:semiHidden="0" w:name="Body Text Indent 2"/>
     <w:lsdException w:unhideWhenUsed="0" w:uiPriority="0" w:semiHidden="0" w:name="Body Text Indent 3"/>
     <w:lsdException w:unhideWhenUsed="0" w:uiPriority="0" w:semiHidden="0" w:name="Block Text"/>
-    <w:lsdException w:unhideWhenUsed="0" w:uiPriority="0" w:semiHidden="0" w:name="Hyperlink"/>
+    <w:lsdException w:qFormat="1" w:unhideWhenUsed="0" w:uiPriority="0" w:semiHidden="0" w:name="Hyperlink"/>
     <w:lsdException w:unhideWhenUsed="0" w:uiPriority="0" w:semiHidden="0" w:name="FollowedHyperlink"/>
     <w:lsdException w:qFormat="1" w:unhideWhenUsed="0" w:uiPriority="0" w:semiHidden="0" w:name="Strong"/>
     <w:lsdException w:qFormat="1" w:unhideWhenUsed="0" w:uiPriority="0" w:semiHidden="0" w:name="Emphasis"/>
     <w:lsdException w:unhideWhenUsed="0" w:uiPriority="0" w:semiHidden="0" w:name="Document Map"/>
     <w:lsdException w:unhideWhenUsed="0" w:uiPriority="0" w:semiHidden="0" w:name="Plain Text"/>
     <w:lsdException w:unhideWhenUsed="0" w:uiPriority="0" w:semiHidden="0" w:name="E-mail Signature"/>
-    <w:lsdException w:unhideWhenUsed="0" w:uiPriority="0" w:semiHidden="0" w:name="Normal (Web)"/>
+    <w:lsdException w:qFormat="1" w:unhideWhenUsed="0" w:uiPriority="0" w:semiHidden="0" w:name="Normal (Web)"/>
     <w:lsdException w:unhideWhenUsed="0" w:uiPriority="0" w:semiHidden="0" w:name="HTML Acronym"/>
     <w:lsdException w:unhideWhenUsed="0" w:uiPriority="0" w:semiHidden="0" w:name="HTML Address"/>
     <w:lsdException w:unhideWhenUsed="0" w:uiPriority="0" w:semiHidden="0" w:name="HTML Cite"/>
@@ -4149,6 +6142,7 @@
   <w:style w:type="paragraph" w:styleId="2">
     <w:name w:val="Normal (Web)"/>
     <w:basedOn w:val="1"/>
+    <w:qFormat/>
     <w:uiPriority w:val="0"/>
     <w:pPr>
       <w:spacing w:before="0" w:beforeAutospacing="1" w:after="0" w:afterAutospacing="1"/>
@@ -4184,6 +6178,7 @@
   <w:style w:type="character" w:styleId="6">
     <w:name w:val="Hyperlink"/>
     <w:basedOn w:val="5"/>
+    <w:qFormat/>
     <w:uiPriority w:val="0"/>
     <w:rPr>
       <w:color w:val="0000FF"/>
